--- a/docs/entrega/Trabalho-2-PataAmiga.docx
+++ b/docs/entrega/Trabalho-2-PataAmiga.docx
@@ -50,7 +50,16 @@
           <w:i/>
           <w:sz w:val="36"/>
         </w:rPr>
-        <w:t>Versao 1.0</w:t>
+        <w:t>Versao 1.</w:t>
+      </w:r>
+      <w:r>
+        <w:rPr>
+          <w:rFonts w:ascii="Arial" w:hAnsi="Arial"/>
+          <w:b/>
+          <w:i/>
+          <w:sz w:val="36"/>
+        </w:rPr>
+        <w:t>1</w:t>
       </w:r>
     </w:p>
     <w:p>
@@ -89,7 +98,7 @@
       <w:pPr>
         <w:pStyle w:val="Ttulo1"/>
       </w:pPr>
-      <w:bookmarkStart w:id="0" w:name="_Toc230811637"/>
+      <w:bookmarkStart w:id="0" w:name="_Toc231081796"/>
       <w:r>
         <w:lastRenderedPageBreak/>
         <w:t>Historico de Revisoes</w:t>
@@ -210,7 +219,10 @@
           </w:tcPr>
           <w:p>
             <w:r>
-              <w:t>1.0</w:t>
+              <w:t>1.</w:t>
+            </w:r>
+            <w:r>
+              <w:t>1</w:t>
             </w:r>
           </w:p>
         </w:tc>
@@ -256,7 +268,7 @@
       <w:r>
         <w:fldChar w:fldCharType="separate"/>
       </w:r>
-      <w:hyperlink w:anchor="_Toc230811637" w:history="1">
+      <w:hyperlink w:anchor="_Toc231081796" w:history="1">
         <w:r>
           <w:rPr>
             <w:rStyle w:val="Hyperlink"/>
@@ -283,7 +295,7 @@
             <w:noProof/>
             <w:webHidden/>
           </w:rPr>
-          <w:instrText xml:space="preserve"> PAGEREF _Toc230811637 \h </w:instrText>
+          <w:instrText xml:space="preserve"> PAGEREF _Toc231081796 \h </w:instrText>
         </w:r>
         <w:r>
           <w:rPr>
@@ -328,7 +340,7 @@
           <w14:ligatures w14:val="standardContextual"/>
         </w:rPr>
       </w:pPr>
-      <w:hyperlink w:anchor="_Toc230811638" w:history="1">
+      <w:hyperlink w:anchor="_Toc231081797" w:history="1">
         <w:r>
           <w:rPr>
             <w:rStyle w:val="Hyperlink"/>
@@ -355,7 +367,7 @@
             <w:noProof/>
             <w:webHidden/>
           </w:rPr>
-          <w:instrText xml:space="preserve"> PAGEREF _Toc230811638 \h </w:instrText>
+          <w:instrText xml:space="preserve"> PAGEREF _Toc231081797 \h </w:instrText>
         </w:r>
         <w:r>
           <w:rPr>
@@ -400,7 +412,7 @@
           <w14:ligatures w14:val="standardContextual"/>
         </w:rPr>
       </w:pPr>
-      <w:hyperlink w:anchor="_Toc230811639" w:history="1">
+      <w:hyperlink w:anchor="_Toc231081798" w:history="1">
         <w:r>
           <w:rPr>
             <w:rStyle w:val="Hyperlink"/>
@@ -427,7 +439,7 @@
             <w:noProof/>
             <w:webHidden/>
           </w:rPr>
-          <w:instrText xml:space="preserve"> PAGEREF _Toc230811639 \h </w:instrText>
+          <w:instrText xml:space="preserve"> PAGEREF _Toc231081798 \h </w:instrText>
         </w:r>
         <w:r>
           <w:rPr>
@@ -472,7 +484,7 @@
           <w14:ligatures w14:val="standardContextual"/>
         </w:rPr>
       </w:pPr>
-      <w:hyperlink w:anchor="_Toc230811640" w:history="1">
+      <w:hyperlink w:anchor="_Toc231081799" w:history="1">
         <w:r>
           <w:rPr>
             <w:rStyle w:val="Hyperlink"/>
@@ -499,7 +511,7 @@
             <w:noProof/>
             <w:webHidden/>
           </w:rPr>
-          <w:instrText xml:space="preserve"> PAGEREF _Toc230811640 \h </w:instrText>
+          <w:instrText xml:space="preserve"> PAGEREF _Toc231081799 \h </w:instrText>
         </w:r>
         <w:r>
           <w:rPr>
@@ -544,7 +556,7 @@
           <w14:ligatures w14:val="standardContextual"/>
         </w:rPr>
       </w:pPr>
-      <w:hyperlink w:anchor="_Toc230811641" w:history="1">
+      <w:hyperlink w:anchor="_Toc231081800" w:history="1">
         <w:r>
           <w:rPr>
             <w:rStyle w:val="Hyperlink"/>
@@ -571,7 +583,7 @@
             <w:noProof/>
             <w:webHidden/>
           </w:rPr>
-          <w:instrText xml:space="preserve"> PAGEREF _Toc230811641 \h </w:instrText>
+          <w:instrText xml:space="preserve"> PAGEREF _Toc231081800 \h </w:instrText>
         </w:r>
         <w:r>
           <w:rPr>
@@ -616,7 +628,7 @@
           <w14:ligatures w14:val="standardContextual"/>
         </w:rPr>
       </w:pPr>
-      <w:hyperlink w:anchor="_Toc230811642" w:history="1">
+      <w:hyperlink w:anchor="_Toc231081801" w:history="1">
         <w:r>
           <w:rPr>
             <w:rStyle w:val="Hyperlink"/>
@@ -643,7 +655,7 @@
             <w:noProof/>
             <w:webHidden/>
           </w:rPr>
-          <w:instrText xml:space="preserve"> PAGEREF _Toc230811642 \h </w:instrText>
+          <w:instrText xml:space="preserve"> PAGEREF _Toc231081801 \h </w:instrText>
         </w:r>
         <w:r>
           <w:rPr>
@@ -688,7 +700,7 @@
           <w14:ligatures w14:val="standardContextual"/>
         </w:rPr>
       </w:pPr>
-      <w:hyperlink w:anchor="_Toc230811643" w:history="1">
+      <w:hyperlink w:anchor="_Toc231081802" w:history="1">
         <w:r>
           <w:rPr>
             <w:rStyle w:val="Hyperlink"/>
@@ -715,7 +727,7 @@
             <w:noProof/>
             <w:webHidden/>
           </w:rPr>
-          <w:instrText xml:space="preserve"> PAGEREF _Toc230811643 \h </w:instrText>
+          <w:instrText xml:space="preserve"> PAGEREF _Toc231081802 \h </w:instrText>
         </w:r>
         <w:r>
           <w:rPr>
@@ -760,7 +772,7 @@
           <w14:ligatures w14:val="standardContextual"/>
         </w:rPr>
       </w:pPr>
-      <w:hyperlink w:anchor="_Toc230811644" w:history="1">
+      <w:hyperlink w:anchor="_Toc231081803" w:history="1">
         <w:r>
           <w:rPr>
             <w:rStyle w:val="Hyperlink"/>
@@ -787,7 +799,7 @@
             <w:noProof/>
             <w:webHidden/>
           </w:rPr>
-          <w:instrText xml:space="preserve"> PAGEREF _Toc230811644 \h </w:instrText>
+          <w:instrText xml:space="preserve"> PAGEREF _Toc231081803 \h </w:instrText>
         </w:r>
         <w:r>
           <w:rPr>
@@ -832,13 +844,13 @@
           <w14:ligatures w14:val="standardContextual"/>
         </w:rPr>
       </w:pPr>
-      <w:hyperlink w:anchor="_Toc230811645" w:history="1">
+      <w:hyperlink w:anchor="_Toc231081804" w:history="1">
         <w:r>
           <w:rPr>
             <w:rStyle w:val="Hyperlink"/>
             <w:noProof/>
           </w:rPr>
-          <w:t>2.3. Diagrama de Sequencia do Sistema e Contrato de Operacoes</w:t>
+          <w:t>2.3. Diagrama de Sequencia do Sistema</w:t>
         </w:r>
         <w:r>
           <w:rPr>
@@ -859,7 +871,7 @@
             <w:noProof/>
             <w:webHidden/>
           </w:rPr>
-          <w:instrText xml:space="preserve"> PAGEREF _Toc230811645 \h </w:instrText>
+          <w:instrText xml:space="preserve"> PAGEREF _Toc231081804 \h </w:instrText>
         </w:r>
         <w:r>
           <w:rPr>
@@ -892,7 +904,7 @@
     </w:p>
     <w:p>
       <w:pPr>
-        <w:pStyle w:val="Sumrio3"/>
+        <w:pStyle w:val="Sumrio1"/>
         <w:tabs>
           <w:tab w:val="right" w:leader="dot" w:pos="9638"/>
         </w:tabs>
@@ -904,13 +916,13 @@
           <w14:ligatures w14:val="standardContextual"/>
         </w:rPr>
       </w:pPr>
-      <w:hyperlink w:anchor="_Toc230811646" w:history="1">
+      <w:hyperlink w:anchor="_Toc231081805" w:history="1">
         <w:r>
           <w:rPr>
             <w:rStyle w:val="Hyperlink"/>
             <w:noProof/>
           </w:rPr>
-          <w:t>2.3.1. Contratos de Operacao</w:t>
+          <w:t>3. Modelos de Projeto</w:t>
         </w:r>
         <w:r>
           <w:rPr>
@@ -931,7 +943,7 @@
             <w:noProof/>
             <w:webHidden/>
           </w:rPr>
-          <w:instrText xml:space="preserve"> PAGEREF _Toc230811646 \h </w:instrText>
+          <w:instrText xml:space="preserve"> PAGEREF _Toc231081805 \h </w:instrText>
         </w:r>
         <w:r>
           <w:rPr>
@@ -951,7 +963,7 @@
             <w:noProof/>
             <w:webHidden/>
           </w:rPr>
-          <w:t>10</w:t>
+          <w:t>11</w:t>
         </w:r>
         <w:r>
           <w:rPr>
@@ -964,7 +976,7 @@
     </w:p>
     <w:p>
       <w:pPr>
-        <w:pStyle w:val="Sumrio1"/>
+        <w:pStyle w:val="Sumrio2"/>
         <w:tabs>
           <w:tab w:val="right" w:leader="dot" w:pos="9638"/>
         </w:tabs>
@@ -976,13 +988,13 @@
           <w14:ligatures w14:val="standardContextual"/>
         </w:rPr>
       </w:pPr>
-      <w:hyperlink w:anchor="_Toc230811647" w:history="1">
+      <w:hyperlink w:anchor="_Toc231081806" w:history="1">
         <w:r>
           <w:rPr>
             <w:rStyle w:val="Hyperlink"/>
             <w:noProof/>
           </w:rPr>
-          <w:t>3. Modelos de Projeto</w:t>
+          <w:t>3.1. Arquitetura</w:t>
         </w:r>
         <w:r>
           <w:rPr>
@@ -1003,7 +1015,7 @@
             <w:noProof/>
             <w:webHidden/>
           </w:rPr>
-          <w:instrText xml:space="preserve"> PAGEREF _Toc230811647 \h </w:instrText>
+          <w:instrText xml:space="preserve"> PAGEREF _Toc231081806 \h </w:instrText>
         </w:r>
         <w:r>
           <w:rPr>
@@ -1036,7 +1048,7 @@
     </w:p>
     <w:p>
       <w:pPr>
-        <w:pStyle w:val="Sumrio2"/>
+        <w:pStyle w:val="Sumrio3"/>
         <w:tabs>
           <w:tab w:val="right" w:leader="dot" w:pos="9638"/>
         </w:tabs>
@@ -1048,13 +1060,13 @@
           <w14:ligatures w14:val="standardContextual"/>
         </w:rPr>
       </w:pPr>
-      <w:hyperlink w:anchor="_Toc230811648" w:history="1">
+      <w:hyperlink w:anchor="_Toc231081807" w:history="1">
         <w:r>
           <w:rPr>
             <w:rStyle w:val="Hyperlink"/>
             <w:noProof/>
           </w:rPr>
-          <w:t>3.1. Arquitetura</w:t>
+          <w:t>3.1.1. Organizacao de pacotes do backend</w:t>
         </w:r>
         <w:r>
           <w:rPr>
@@ -1075,7 +1087,7 @@
             <w:noProof/>
             <w:webHidden/>
           </w:rPr>
-          <w:instrText xml:space="preserve"> PAGEREF _Toc230811648 \h </w:instrText>
+          <w:instrText xml:space="preserve"> PAGEREF _Toc231081807 \h </w:instrText>
         </w:r>
         <w:r>
           <w:rPr>
@@ -1120,13 +1132,13 @@
           <w14:ligatures w14:val="standardContextual"/>
         </w:rPr>
       </w:pPr>
-      <w:hyperlink w:anchor="_Toc230811649" w:history="1">
+      <w:hyperlink w:anchor="_Toc231081808" w:history="1">
         <w:r>
           <w:rPr>
             <w:rStyle w:val="Hyperlink"/>
             <w:noProof/>
           </w:rPr>
-          <w:t>3.1.1. Organizacao de pacotes do backend</w:t>
+          <w:t>3.1.2. C4 Nivel 1 - Contexto</w:t>
         </w:r>
         <w:r>
           <w:rPr>
@@ -1147,7 +1159,7 @@
             <w:noProof/>
             <w:webHidden/>
           </w:rPr>
-          <w:instrText xml:space="preserve"> PAGEREF _Toc230811649 \h </w:instrText>
+          <w:instrText xml:space="preserve"> PAGEREF _Toc231081808 \h </w:instrText>
         </w:r>
         <w:r>
           <w:rPr>
@@ -1192,13 +1204,13 @@
           <w14:ligatures w14:val="standardContextual"/>
         </w:rPr>
       </w:pPr>
-      <w:hyperlink w:anchor="_Toc230811650" w:history="1">
+      <w:hyperlink w:anchor="_Toc231081809" w:history="1">
         <w:r>
           <w:rPr>
             <w:rStyle w:val="Hyperlink"/>
             <w:noProof/>
           </w:rPr>
-          <w:t>3.1.2. C4 Nivel 1 - Contexto</w:t>
+          <w:t>3.1.3. C4 Nivel 2 - Containers</w:t>
         </w:r>
         <w:r>
           <w:rPr>
@@ -1219,7 +1231,7 @@
             <w:noProof/>
             <w:webHidden/>
           </w:rPr>
-          <w:instrText xml:space="preserve"> PAGEREF _Toc230811650 \h </w:instrText>
+          <w:instrText xml:space="preserve"> PAGEREF _Toc231081809 \h </w:instrText>
         </w:r>
         <w:r>
           <w:rPr>
@@ -1239,7 +1251,7 @@
             <w:noProof/>
             <w:webHidden/>
           </w:rPr>
-          <w:t>11</w:t>
+          <w:t>12</w:t>
         </w:r>
         <w:r>
           <w:rPr>
@@ -1252,7 +1264,7 @@
     </w:p>
     <w:p>
       <w:pPr>
-        <w:pStyle w:val="Sumrio3"/>
+        <w:pStyle w:val="Sumrio2"/>
         <w:tabs>
           <w:tab w:val="right" w:leader="dot" w:pos="9638"/>
         </w:tabs>
@@ -1264,13 +1276,13 @@
           <w14:ligatures w14:val="standardContextual"/>
         </w:rPr>
       </w:pPr>
-      <w:hyperlink w:anchor="_Toc230811651" w:history="1">
+      <w:hyperlink w:anchor="_Toc231081810" w:history="1">
         <w:r>
           <w:rPr>
             <w:rStyle w:val="Hyperlink"/>
             <w:noProof/>
           </w:rPr>
-          <w:t>3.1.3. C4 Nivel 2 - Containers</w:t>
+          <w:t>3.2. Diagrama de Componentes e Implantacao</w:t>
         </w:r>
         <w:r>
           <w:rPr>
@@ -1291,7 +1303,7 @@
             <w:noProof/>
             <w:webHidden/>
           </w:rPr>
-          <w:instrText xml:space="preserve"> PAGEREF _Toc230811651 \h </w:instrText>
+          <w:instrText xml:space="preserve"> PAGEREF _Toc231081810 \h </w:instrText>
         </w:r>
         <w:r>
           <w:rPr>
@@ -1311,7 +1323,7 @@
             <w:noProof/>
             <w:webHidden/>
           </w:rPr>
-          <w:t>12</w:t>
+          <w:t>13</w:t>
         </w:r>
         <w:r>
           <w:rPr>
@@ -1324,7 +1336,7 @@
     </w:p>
     <w:p>
       <w:pPr>
-        <w:pStyle w:val="Sumrio2"/>
+        <w:pStyle w:val="Sumrio3"/>
         <w:tabs>
           <w:tab w:val="right" w:leader="dot" w:pos="9638"/>
         </w:tabs>
@@ -1336,13 +1348,13 @@
           <w14:ligatures w14:val="standardContextual"/>
         </w:rPr>
       </w:pPr>
-      <w:hyperlink w:anchor="_Toc230811652" w:history="1">
+      <w:hyperlink w:anchor="_Toc231081811" w:history="1">
         <w:r>
           <w:rPr>
             <w:rStyle w:val="Hyperlink"/>
             <w:noProof/>
           </w:rPr>
-          <w:t>3.2. Diagrama de Componentes e Implantacao</w:t>
+          <w:t>3.2.1. Diagrama de Componentes (C4 Nivel 3)</w:t>
         </w:r>
         <w:r>
           <w:rPr>
@@ -1363,7 +1375,7 @@
             <w:noProof/>
             <w:webHidden/>
           </w:rPr>
-          <w:instrText xml:space="preserve"> PAGEREF _Toc230811652 \h </w:instrText>
+          <w:instrText xml:space="preserve"> PAGEREF _Toc231081811 \h </w:instrText>
         </w:r>
         <w:r>
           <w:rPr>
@@ -1408,13 +1420,13 @@
           <w14:ligatures w14:val="standardContextual"/>
         </w:rPr>
       </w:pPr>
-      <w:hyperlink w:anchor="_Toc230811653" w:history="1">
+      <w:hyperlink w:anchor="_Toc231081812" w:history="1">
         <w:r>
           <w:rPr>
             <w:rStyle w:val="Hyperlink"/>
             <w:noProof/>
           </w:rPr>
-          <w:t>3.2.1. Diagrama de Componentes (C4 Nivel 3)</w:t>
+          <w:t>3.2.2. Diagrama de Implantacao</w:t>
         </w:r>
         <w:r>
           <w:rPr>
@@ -1435,7 +1447,7 @@
             <w:noProof/>
             <w:webHidden/>
           </w:rPr>
-          <w:instrText xml:space="preserve"> PAGEREF _Toc230811653 \h </w:instrText>
+          <w:instrText xml:space="preserve"> PAGEREF _Toc231081812 \h </w:instrText>
         </w:r>
         <w:r>
           <w:rPr>
@@ -1455,7 +1467,7 @@
             <w:noProof/>
             <w:webHidden/>
           </w:rPr>
-          <w:t>13</w:t>
+          <w:t>14</w:t>
         </w:r>
         <w:r>
           <w:rPr>
@@ -1468,7 +1480,7 @@
     </w:p>
     <w:p>
       <w:pPr>
-        <w:pStyle w:val="Sumrio3"/>
+        <w:pStyle w:val="Sumrio2"/>
         <w:tabs>
           <w:tab w:val="right" w:leader="dot" w:pos="9638"/>
         </w:tabs>
@@ -1480,13 +1492,13 @@
           <w14:ligatures w14:val="standardContextual"/>
         </w:rPr>
       </w:pPr>
-      <w:hyperlink w:anchor="_Toc230811654" w:history="1">
+      <w:hyperlink w:anchor="_Toc231081813" w:history="1">
         <w:r>
           <w:rPr>
             <w:rStyle w:val="Hyperlink"/>
             <w:noProof/>
           </w:rPr>
-          <w:t>3.2.2. Diagrama de Implantacao</w:t>
+          <w:t>3.3. Diagrama de Classes</w:t>
         </w:r>
         <w:r>
           <w:rPr>
@@ -1507,7 +1519,7 @@
             <w:noProof/>
             <w:webHidden/>
           </w:rPr>
-          <w:instrText xml:space="preserve"> PAGEREF _Toc230811654 \h </w:instrText>
+          <w:instrText xml:space="preserve"> PAGEREF _Toc231081813 \h </w:instrText>
         </w:r>
         <w:r>
           <w:rPr>
@@ -1527,7 +1539,7 @@
             <w:noProof/>
             <w:webHidden/>
           </w:rPr>
-          <w:t>14</w:t>
+          <w:t>16</w:t>
         </w:r>
         <w:r>
           <w:rPr>
@@ -1540,7 +1552,7 @@
     </w:p>
     <w:p>
       <w:pPr>
-        <w:pStyle w:val="Sumrio2"/>
+        <w:pStyle w:val="Sumrio3"/>
         <w:tabs>
           <w:tab w:val="right" w:leader="dot" w:pos="9638"/>
         </w:tabs>
@@ -1552,13 +1564,13 @@
           <w14:ligatures w14:val="standardContextual"/>
         </w:rPr>
       </w:pPr>
-      <w:hyperlink w:anchor="_Toc230811655" w:history="1">
+      <w:hyperlink w:anchor="_Toc231081814" w:history="1">
         <w:r>
           <w:rPr>
             <w:rStyle w:val="Hyperlink"/>
             <w:noProof/>
           </w:rPr>
-          <w:t>3.3. Diagrama de Classes</w:t>
+          <w:t>3.3.1. Principais classes do dominio</w:t>
         </w:r>
         <w:r>
           <w:rPr>
@@ -1579,7 +1591,7 @@
             <w:noProof/>
             <w:webHidden/>
           </w:rPr>
-          <w:instrText xml:space="preserve"> PAGEREF _Toc230811655 \h </w:instrText>
+          <w:instrText xml:space="preserve"> PAGEREF _Toc231081814 \h </w:instrText>
         </w:r>
         <w:r>
           <w:rPr>
@@ -1612,7 +1624,7 @@
     </w:p>
     <w:p>
       <w:pPr>
-        <w:pStyle w:val="Sumrio3"/>
+        <w:pStyle w:val="Sumrio2"/>
         <w:tabs>
           <w:tab w:val="right" w:leader="dot" w:pos="9638"/>
         </w:tabs>
@@ -1624,13 +1636,13 @@
           <w14:ligatures w14:val="standardContextual"/>
         </w:rPr>
       </w:pPr>
-      <w:hyperlink w:anchor="_Toc230811656" w:history="1">
+      <w:hyperlink w:anchor="_Toc231081815" w:history="1">
         <w:r>
           <w:rPr>
             <w:rStyle w:val="Hyperlink"/>
             <w:noProof/>
           </w:rPr>
-          <w:t>3.3.1. Principais classes do dominio</w:t>
+          <w:t>3.4. Diagramas de Sequencia</w:t>
         </w:r>
         <w:r>
           <w:rPr>
@@ -1651,7 +1663,7 @@
             <w:noProof/>
             <w:webHidden/>
           </w:rPr>
-          <w:instrText xml:space="preserve"> PAGEREF _Toc230811656 \h </w:instrText>
+          <w:instrText xml:space="preserve"> PAGEREF _Toc231081815 \h </w:instrText>
         </w:r>
         <w:r>
           <w:rPr>
@@ -1671,7 +1683,7 @@
             <w:noProof/>
             <w:webHidden/>
           </w:rPr>
-          <w:t>16</w:t>
+          <w:t>17</w:t>
         </w:r>
         <w:r>
           <w:rPr>
@@ -1684,7 +1696,7 @@
     </w:p>
     <w:p>
       <w:pPr>
-        <w:pStyle w:val="Sumrio2"/>
+        <w:pStyle w:val="Sumrio3"/>
         <w:tabs>
           <w:tab w:val="right" w:leader="dot" w:pos="9638"/>
         </w:tabs>
@@ -1696,13 +1708,13 @@
           <w14:ligatures w14:val="standardContextual"/>
         </w:rPr>
       </w:pPr>
-      <w:hyperlink w:anchor="_Toc230811657" w:history="1">
+      <w:hyperlink w:anchor="_Toc231081816" w:history="1">
         <w:r>
           <w:rPr>
             <w:rStyle w:val="Hyperlink"/>
             <w:noProof/>
           </w:rPr>
-          <w:t>3.4. Diagramas de Sequencia</w:t>
+          <w:t>3.4.1. Realizacao por caso de uso</w:t>
         </w:r>
         <w:r>
           <w:rPr>
@@ -1723,7 +1735,7 @@
             <w:noProof/>
             <w:webHidden/>
           </w:rPr>
-          <w:instrText xml:space="preserve"> PAGEREF _Toc230811657 \h </w:instrText>
+          <w:instrText xml:space="preserve"> PAGEREF _Toc231081816 \h </w:instrText>
         </w:r>
         <w:r>
           <w:rPr>
@@ -1756,7 +1768,7 @@
     </w:p>
     <w:p>
       <w:pPr>
-        <w:pStyle w:val="Sumrio3"/>
+        <w:pStyle w:val="Sumrio2"/>
         <w:tabs>
           <w:tab w:val="right" w:leader="dot" w:pos="9638"/>
         </w:tabs>
@@ -1768,13 +1780,13 @@
           <w14:ligatures w14:val="standardContextual"/>
         </w:rPr>
       </w:pPr>
-      <w:hyperlink w:anchor="_Toc230811658" w:history="1">
+      <w:hyperlink w:anchor="_Toc231081817" w:history="1">
         <w:r>
           <w:rPr>
             <w:rStyle w:val="Hyperlink"/>
             <w:noProof/>
           </w:rPr>
-          <w:t>3.4.1. Panorama ponta-a-ponta</w:t>
+          <w:t>3.5. Diagramas de Comunicacao</w:t>
         </w:r>
         <w:r>
           <w:rPr>
@@ -1795,7 +1807,7 @@
             <w:noProof/>
             <w:webHidden/>
           </w:rPr>
-          <w:instrText xml:space="preserve"> PAGEREF _Toc230811658 \h </w:instrText>
+          <w:instrText xml:space="preserve"> PAGEREF _Toc231081817 \h </w:instrText>
         </w:r>
         <w:r>
           <w:rPr>
@@ -1815,7 +1827,7 @@
             <w:noProof/>
             <w:webHidden/>
           </w:rPr>
-          <w:t>17</w:t>
+          <w:t>28</w:t>
         </w:r>
         <w:r>
           <w:rPr>
@@ -1828,7 +1840,7 @@
     </w:p>
     <w:p>
       <w:pPr>
-        <w:pStyle w:val="Sumrio3"/>
+        <w:pStyle w:val="Sumrio2"/>
         <w:tabs>
           <w:tab w:val="right" w:leader="dot" w:pos="9638"/>
         </w:tabs>
@@ -1840,13 +1852,13 @@
           <w14:ligatures w14:val="standardContextual"/>
         </w:rPr>
       </w:pPr>
-      <w:hyperlink w:anchor="_Toc230811659" w:history="1">
+      <w:hyperlink w:anchor="_Toc231081818" w:history="1">
         <w:r>
           <w:rPr>
             <w:rStyle w:val="Hyperlink"/>
             <w:noProof/>
           </w:rPr>
-          <w:t>3.4.2. Realizacao por caso de uso</w:t>
+          <w:t>3.6. Diagramas de Estados</w:t>
         </w:r>
         <w:r>
           <w:rPr>
@@ -1867,7 +1879,7 @@
             <w:noProof/>
             <w:webHidden/>
           </w:rPr>
-          <w:instrText xml:space="preserve"> PAGEREF _Toc230811659 \h </w:instrText>
+          <w:instrText xml:space="preserve"> PAGEREF _Toc231081818 \h </w:instrText>
         </w:r>
         <w:r>
           <w:rPr>
@@ -1887,7 +1899,7 @@
             <w:noProof/>
             <w:webHidden/>
           </w:rPr>
-          <w:t>19</w:t>
+          <w:t>35</w:t>
         </w:r>
         <w:r>
           <w:rPr>
@@ -1900,7 +1912,7 @@
     </w:p>
     <w:p>
       <w:pPr>
-        <w:pStyle w:val="Sumrio2"/>
+        <w:pStyle w:val="Sumrio3"/>
         <w:tabs>
           <w:tab w:val="right" w:leader="dot" w:pos="9638"/>
         </w:tabs>
@@ -1912,13 +1924,13 @@
           <w14:ligatures w14:val="standardContextual"/>
         </w:rPr>
       </w:pPr>
-      <w:hyperlink w:anchor="_Toc230811660" w:history="1">
+      <w:hyperlink w:anchor="_Toc231081819" w:history="1">
         <w:r>
           <w:rPr>
             <w:rStyle w:val="Hyperlink"/>
             <w:noProof/>
           </w:rPr>
-          <w:t>3.5. Diagramas de Comunicacao</w:t>
+          <w:t>3.6.1. Resumo dos estados</w:t>
         </w:r>
         <w:r>
           <w:rPr>
@@ -1939,7 +1951,7 @@
             <w:noProof/>
             <w:webHidden/>
           </w:rPr>
-          <w:instrText xml:space="preserve"> PAGEREF _Toc230811660 \h </w:instrText>
+          <w:instrText xml:space="preserve"> PAGEREF _Toc231081819 \h </w:instrText>
         </w:r>
         <w:r>
           <w:rPr>
@@ -1959,7 +1971,7 @@
             <w:noProof/>
             <w:webHidden/>
           </w:rPr>
-          <w:t>29</w:t>
+          <w:t>35</w:t>
         </w:r>
         <w:r>
           <w:rPr>
@@ -1972,7 +1984,7 @@
     </w:p>
     <w:p>
       <w:pPr>
-        <w:pStyle w:val="Sumrio2"/>
+        <w:pStyle w:val="Sumrio3"/>
         <w:tabs>
           <w:tab w:val="right" w:leader="dot" w:pos="9638"/>
         </w:tabs>
@@ -1984,13 +1996,13 @@
           <w14:ligatures w14:val="standardContextual"/>
         </w:rPr>
       </w:pPr>
-      <w:hyperlink w:anchor="_Toc230811661" w:history="1">
+      <w:hyperlink w:anchor="_Toc231081820" w:history="1">
         <w:r>
           <w:rPr>
             <w:rStyle w:val="Hyperlink"/>
             <w:noProof/>
           </w:rPr>
-          <w:t>3.6. Diagramas de Estados</w:t>
+          <w:t>3.6.2. Principais transicoes</w:t>
         </w:r>
         <w:r>
           <w:rPr>
@@ -2011,7 +2023,7 @@
             <w:noProof/>
             <w:webHidden/>
           </w:rPr>
-          <w:instrText xml:space="preserve"> PAGEREF _Toc230811661 \h </w:instrText>
+          <w:instrText xml:space="preserve"> PAGEREF _Toc231081820 \h </w:instrText>
         </w:r>
         <w:r>
           <w:rPr>
@@ -2031,7 +2043,7 @@
             <w:noProof/>
             <w:webHidden/>
           </w:rPr>
-          <w:t>36</w:t>
+          <w:t>35</w:t>
         </w:r>
         <w:r>
           <w:rPr>
@@ -2044,7 +2056,7 @@
     </w:p>
     <w:p>
       <w:pPr>
-        <w:pStyle w:val="Sumrio3"/>
+        <w:pStyle w:val="Sumrio1"/>
         <w:tabs>
           <w:tab w:val="right" w:leader="dot" w:pos="9638"/>
         </w:tabs>
@@ -2056,13 +2068,13 @@
           <w14:ligatures w14:val="standardContextual"/>
         </w:rPr>
       </w:pPr>
-      <w:hyperlink w:anchor="_Toc230811662" w:history="1">
+      <w:hyperlink w:anchor="_Toc231081821" w:history="1">
         <w:r>
           <w:rPr>
             <w:rStyle w:val="Hyperlink"/>
             <w:noProof/>
           </w:rPr>
-          <w:t>3.6.1. Resumo dos estados</w:t>
+          <w:t>4. Modelos de Dados</w:t>
         </w:r>
         <w:r>
           <w:rPr>
@@ -2083,7 +2095,7 @@
             <w:noProof/>
             <w:webHidden/>
           </w:rPr>
-          <w:instrText xml:space="preserve"> PAGEREF _Toc230811662 \h </w:instrText>
+          <w:instrText xml:space="preserve"> PAGEREF _Toc231081821 \h </w:instrText>
         </w:r>
         <w:r>
           <w:rPr>
@@ -2116,7 +2128,7 @@
     </w:p>
     <w:p>
       <w:pPr>
-        <w:pStyle w:val="Sumrio3"/>
+        <w:pStyle w:val="Sumrio2"/>
         <w:tabs>
           <w:tab w:val="right" w:leader="dot" w:pos="9638"/>
         </w:tabs>
@@ -2128,13 +2140,13 @@
           <w14:ligatures w14:val="standardContextual"/>
         </w:rPr>
       </w:pPr>
-      <w:hyperlink w:anchor="_Toc230811663" w:history="1">
+      <w:hyperlink w:anchor="_Toc231081822" w:history="1">
         <w:r>
           <w:rPr>
             <w:rStyle w:val="Hyperlink"/>
             <w:noProof/>
           </w:rPr>
-          <w:t>3.6.2. Principais transicoes</w:t>
+          <w:t>4.1. Diagrama Entidade-Relacionamento</w:t>
         </w:r>
         <w:r>
           <w:rPr>
@@ -2155,7 +2167,7 @@
             <w:noProof/>
             <w:webHidden/>
           </w:rPr>
-          <w:instrText xml:space="preserve"> PAGEREF _Toc230811663 \h </w:instrText>
+          <w:instrText xml:space="preserve"> PAGEREF _Toc231081822 \h </w:instrText>
         </w:r>
         <w:r>
           <w:rPr>
@@ -2175,7 +2187,7 @@
             <w:noProof/>
             <w:webHidden/>
           </w:rPr>
-          <w:t>36</w:t>
+          <w:t>37</w:t>
         </w:r>
         <w:r>
           <w:rPr>
@@ -2188,7 +2200,7 @@
     </w:p>
     <w:p>
       <w:pPr>
-        <w:pStyle w:val="Sumrio1"/>
+        <w:pStyle w:val="Sumrio3"/>
         <w:tabs>
           <w:tab w:val="right" w:leader="dot" w:pos="9638"/>
         </w:tabs>
@@ -2200,13 +2212,13 @@
           <w14:ligatures w14:val="standardContextual"/>
         </w:rPr>
       </w:pPr>
-      <w:hyperlink w:anchor="_Toc230811664" w:history="1">
+      <w:hyperlink w:anchor="_Toc231081823" w:history="1">
         <w:r>
           <w:rPr>
             <w:rStyle w:val="Hyperlink"/>
             <w:noProof/>
           </w:rPr>
-          <w:t>4. Modelos de Dados</w:t>
+          <w:t>4.1.1. Visao geral das tabelas</w:t>
         </w:r>
         <w:r>
           <w:rPr>
@@ -2227,7 +2239,7 @@
             <w:noProof/>
             <w:webHidden/>
           </w:rPr>
-          <w:instrText xml:space="preserve"> PAGEREF _Toc230811664 \h </w:instrText>
+          <w:instrText xml:space="preserve"> PAGEREF _Toc231081823 \h </w:instrText>
         </w:r>
         <w:r>
           <w:rPr>
@@ -2272,13 +2284,13 @@
           <w14:ligatures w14:val="standardContextual"/>
         </w:rPr>
       </w:pPr>
-      <w:hyperlink w:anchor="_Toc230811665" w:history="1">
+      <w:hyperlink w:anchor="_Toc231081824" w:history="1">
         <w:r>
           <w:rPr>
             <w:rStyle w:val="Hyperlink"/>
             <w:noProof/>
           </w:rPr>
-          <w:t>4.1. Diagrama Entidade-Relacionamento</w:t>
+          <w:t>4.2. Estrategia de Mapeamento Objeto-Relacional</w:t>
         </w:r>
         <w:r>
           <w:rPr>
@@ -2299,7 +2311,7 @@
             <w:noProof/>
             <w:webHidden/>
           </w:rPr>
-          <w:instrText xml:space="preserve"> PAGEREF _Toc230811665 \h </w:instrText>
+          <w:instrText xml:space="preserve"> PAGEREF _Toc231081824 \h </w:instrText>
         </w:r>
         <w:r>
           <w:rPr>
@@ -2344,13 +2356,13 @@
           <w14:ligatures w14:val="standardContextual"/>
         </w:rPr>
       </w:pPr>
-      <w:hyperlink w:anchor="_Toc230811666" w:history="1">
+      <w:hyperlink w:anchor="_Toc231081825" w:history="1">
         <w:r>
           <w:rPr>
             <w:rStyle w:val="Hyperlink"/>
             <w:noProof/>
           </w:rPr>
-          <w:t>4.1.1. Visao geral das tabelas</w:t>
+          <w:t>4.2.1. Convencoes gerais</w:t>
         </w:r>
         <w:r>
           <w:rPr>
@@ -2371,7 +2383,7 @@
             <w:noProof/>
             <w:webHidden/>
           </w:rPr>
-          <w:instrText xml:space="preserve"> PAGEREF _Toc230811666 \h </w:instrText>
+          <w:instrText xml:space="preserve"> PAGEREF _Toc231081825 \h </w:instrText>
         </w:r>
         <w:r>
           <w:rPr>
@@ -2404,7 +2416,7 @@
     </w:p>
     <w:p>
       <w:pPr>
-        <w:pStyle w:val="Sumrio2"/>
+        <w:pStyle w:val="Sumrio3"/>
         <w:tabs>
           <w:tab w:val="right" w:leader="dot" w:pos="9638"/>
         </w:tabs>
@@ -2416,13 +2428,13 @@
           <w14:ligatures w14:val="standardContextual"/>
         </w:rPr>
       </w:pPr>
-      <w:hyperlink w:anchor="_Toc230811667" w:history="1">
+      <w:hyperlink w:anchor="_Toc231081826" w:history="1">
         <w:r>
           <w:rPr>
             <w:rStyle w:val="Hyperlink"/>
             <w:noProof/>
           </w:rPr>
-          <w:t>4.2. Estrategia de Mapeamento Objeto-Relacional</w:t>
+          <w:t>4.2.2. Mapeamento da Abordagem C (Usuario + Perfis)</w:t>
         </w:r>
         <w:r>
           <w:rPr>
@@ -2443,7 +2455,7 @@
             <w:noProof/>
             <w:webHidden/>
           </w:rPr>
-          <w:instrText xml:space="preserve"> PAGEREF _Toc230811667 \h </w:instrText>
+          <w:instrText xml:space="preserve"> PAGEREF _Toc231081826 \h </w:instrText>
         </w:r>
         <w:r>
           <w:rPr>
@@ -2463,7 +2475,7 @@
             <w:noProof/>
             <w:webHidden/>
           </w:rPr>
-          <w:t>39</w:t>
+          <w:t>38</w:t>
         </w:r>
         <w:r>
           <w:rPr>
@@ -2488,13 +2500,13 @@
           <w14:ligatures w14:val="standardContextual"/>
         </w:rPr>
       </w:pPr>
-      <w:hyperlink w:anchor="_Toc230811668" w:history="1">
+      <w:hyperlink w:anchor="_Toc231081827" w:history="1">
         <w:r>
           <w:rPr>
             <w:rStyle w:val="Hyperlink"/>
             <w:noProof/>
           </w:rPr>
-          <w:t>4.2.1. Convencoes gerais</w:t>
+          <w:t>4.2.3. Mapeamento dos principais relacionamentos</w:t>
         </w:r>
         <w:r>
           <w:rPr>
@@ -2515,7 +2527,7 @@
             <w:noProof/>
             <w:webHidden/>
           </w:rPr>
-          <w:instrText xml:space="preserve"> PAGEREF _Toc230811668 \h </w:instrText>
+          <w:instrText xml:space="preserve"> PAGEREF _Toc231081827 \h </w:instrText>
         </w:r>
         <w:r>
           <w:rPr>
@@ -2560,13 +2572,13 @@
           <w14:ligatures w14:val="standardContextual"/>
         </w:rPr>
       </w:pPr>
-      <w:hyperlink w:anchor="_Toc230811669" w:history="1">
+      <w:hyperlink w:anchor="_Toc231081828" w:history="1">
         <w:r>
           <w:rPr>
             <w:rStyle w:val="Hyperlink"/>
             <w:noProof/>
           </w:rPr>
-          <w:t>4.2.2. Mapeamento da Abordagem C (Usuario + Perfis)</w:t>
+          <w:t>4.2.4. Estrategias de busca (FetchType) e cascata</w:t>
         </w:r>
         <w:r>
           <w:rPr>
@@ -2587,7 +2599,7 @@
             <w:noProof/>
             <w:webHidden/>
           </w:rPr>
-          <w:instrText xml:space="preserve"> PAGEREF _Toc230811669 \h </w:instrText>
+          <w:instrText xml:space="preserve"> PAGEREF _Toc231081828 \h </w:instrText>
         </w:r>
         <w:r>
           <w:rPr>
@@ -2607,7 +2619,7 @@
             <w:noProof/>
             <w:webHidden/>
           </w:rPr>
-          <w:t>39</w:t>
+          <w:t>40</w:t>
         </w:r>
         <w:r>
           <w:rPr>
@@ -2632,13 +2644,13 @@
           <w14:ligatures w14:val="standardContextual"/>
         </w:rPr>
       </w:pPr>
-      <w:hyperlink w:anchor="_Toc230811670" w:history="1">
+      <w:hyperlink w:anchor="_Toc231081829" w:history="1">
         <w:r>
           <w:rPr>
             <w:rStyle w:val="Hyperlink"/>
             <w:noProof/>
           </w:rPr>
-          <w:t>4.2.3. Mapeamento dos principais relacionamentos</w:t>
+          <w:t>4.2.5. Versionamento de schema</w:t>
         </w:r>
         <w:r>
           <w:rPr>
@@ -2659,7 +2671,7 @@
             <w:noProof/>
             <w:webHidden/>
           </w:rPr>
-          <w:instrText xml:space="preserve"> PAGEREF _Toc230811670 \h </w:instrText>
+          <w:instrText xml:space="preserve"> PAGEREF _Toc231081829 \h </w:instrText>
         </w:r>
         <w:r>
           <w:rPr>
@@ -2691,150 +2703,6 @@
       </w:hyperlink>
     </w:p>
     <w:p>
-      <w:pPr>
-        <w:pStyle w:val="Sumrio3"/>
-        <w:tabs>
-          <w:tab w:val="right" w:leader="dot" w:pos="9638"/>
-        </w:tabs>
-        <w:rPr>
-          <w:rFonts w:asciiTheme="minorHAnsi" w:eastAsiaTheme="minorEastAsia" w:hAnsiTheme="minorHAnsi" w:cstheme="minorBidi"/>
-          <w:noProof/>
-          <w:kern w:val="2"/>
-          <w:lang w:val="pt-BR"/>
-          <w14:ligatures w14:val="standardContextual"/>
-        </w:rPr>
-      </w:pPr>
-      <w:hyperlink w:anchor="_Toc230811671" w:history="1">
-        <w:r>
-          <w:rPr>
-            <w:rStyle w:val="Hyperlink"/>
-            <w:noProof/>
-          </w:rPr>
-          <w:t>4.2.4. Estrategias de busca (FetchType) e cascata</w:t>
-        </w:r>
-        <w:r>
-          <w:rPr>
-            <w:noProof/>
-            <w:webHidden/>
-          </w:rPr>
-          <w:tab/>
-        </w:r>
-        <w:r>
-          <w:rPr>
-            <w:noProof/>
-            <w:webHidden/>
-          </w:rPr>
-          <w:fldChar w:fldCharType="begin"/>
-        </w:r>
-        <w:r>
-          <w:rPr>
-            <w:noProof/>
-            <w:webHidden/>
-          </w:rPr>
-          <w:instrText xml:space="preserve"> PAGEREF _Toc230811671 \h </w:instrText>
-        </w:r>
-        <w:r>
-          <w:rPr>
-            <w:noProof/>
-            <w:webHidden/>
-          </w:rPr>
-        </w:r>
-        <w:r>
-          <w:rPr>
-            <w:noProof/>
-            <w:webHidden/>
-          </w:rPr>
-          <w:fldChar w:fldCharType="separate"/>
-        </w:r>
-        <w:r>
-          <w:rPr>
-            <w:noProof/>
-            <w:webHidden/>
-          </w:rPr>
-          <w:t>41</w:t>
-        </w:r>
-        <w:r>
-          <w:rPr>
-            <w:noProof/>
-            <w:webHidden/>
-          </w:rPr>
-          <w:fldChar w:fldCharType="end"/>
-        </w:r>
-      </w:hyperlink>
-    </w:p>
-    <w:p>
-      <w:pPr>
-        <w:pStyle w:val="Sumrio3"/>
-        <w:tabs>
-          <w:tab w:val="right" w:leader="dot" w:pos="9638"/>
-        </w:tabs>
-        <w:rPr>
-          <w:rFonts w:asciiTheme="minorHAnsi" w:eastAsiaTheme="minorEastAsia" w:hAnsiTheme="minorHAnsi" w:cstheme="minorBidi"/>
-          <w:noProof/>
-          <w:kern w:val="2"/>
-          <w:lang w:val="pt-BR"/>
-          <w14:ligatures w14:val="standardContextual"/>
-        </w:rPr>
-      </w:pPr>
-      <w:hyperlink w:anchor="_Toc230811672" w:history="1">
-        <w:r>
-          <w:rPr>
-            <w:rStyle w:val="Hyperlink"/>
-            <w:noProof/>
-          </w:rPr>
-          <w:t>4.2.5. Versionamento de schema</w:t>
-        </w:r>
-        <w:r>
-          <w:rPr>
-            <w:noProof/>
-            <w:webHidden/>
-          </w:rPr>
-          <w:tab/>
-        </w:r>
-        <w:r>
-          <w:rPr>
-            <w:noProof/>
-            <w:webHidden/>
-          </w:rPr>
-          <w:fldChar w:fldCharType="begin"/>
-        </w:r>
-        <w:r>
-          <w:rPr>
-            <w:noProof/>
-            <w:webHidden/>
-          </w:rPr>
-          <w:instrText xml:space="preserve"> PAGEREF _Toc230811672 \h </w:instrText>
-        </w:r>
-        <w:r>
-          <w:rPr>
-            <w:noProof/>
-            <w:webHidden/>
-          </w:rPr>
-        </w:r>
-        <w:r>
-          <w:rPr>
-            <w:noProof/>
-            <w:webHidden/>
-          </w:rPr>
-          <w:fldChar w:fldCharType="separate"/>
-        </w:r>
-        <w:r>
-          <w:rPr>
-            <w:noProof/>
-            <w:webHidden/>
-          </w:rPr>
-          <w:t>41</w:t>
-        </w:r>
-        <w:r>
-          <w:rPr>
-            <w:noProof/>
-            <w:webHidden/>
-          </w:rPr>
-          <w:fldChar w:fldCharType="end"/>
-        </w:r>
-      </w:hyperlink>
-    </w:p>
-    <w:p>
       <w:r>
         <w:fldChar w:fldCharType="end"/>
       </w:r>
@@ -2848,7 +2716,7 @@
       <w:pPr>
         <w:pStyle w:val="Ttulo1"/>
       </w:pPr>
-      <w:bookmarkStart w:id="1" w:name="_Toc230811638"/>
+      <w:bookmarkStart w:id="1" w:name="_Toc231081797"/>
       <w:r>
         <w:lastRenderedPageBreak/>
         <w:t>1. Introducao</w:t>
@@ -2867,7 +2735,7 @@
       <w:pPr>
         <w:pStyle w:val="Ttulo2"/>
       </w:pPr>
-      <w:bookmarkStart w:id="2" w:name="_Toc230811639"/>
+      <w:bookmarkStart w:id="2" w:name="_Toc231081798"/>
       <w:r>
         <w:t>1.1. Sobre o PataAmiga</w:t>
       </w:r>
@@ -2977,7 +2845,7 @@
       <w:pPr>
         <w:pStyle w:val="Ttulo2"/>
       </w:pPr>
-      <w:bookmarkStart w:id="3" w:name="_Toc230811640"/>
+      <w:bookmarkStart w:id="3" w:name="_Toc231081799"/>
       <w:r>
         <w:t>1.2. Stack tecnologica adotada</w:t>
       </w:r>
@@ -3190,7 +3058,7 @@
       <w:pPr>
         <w:pStyle w:val="Ttulo1"/>
       </w:pPr>
-      <w:bookmarkStart w:id="4" w:name="_Toc230811641"/>
+      <w:bookmarkStart w:id="4" w:name="_Toc231081800"/>
       <w:r>
         <w:t>2. Modelos de Usuario e Requisitos</w:t>
       </w:r>
@@ -3200,7 +3068,7 @@
       <w:pPr>
         <w:pStyle w:val="Ttulo2"/>
       </w:pPr>
-      <w:bookmarkStart w:id="5" w:name="_Toc230811642"/>
+      <w:bookmarkStart w:id="5" w:name="_Toc231081801"/>
       <w:r>
         <w:t>2.1. Descricao de Atores</w:t>
       </w:r>
@@ -3451,7 +3319,7 @@
       <w:pPr>
         <w:pStyle w:val="Ttulo2"/>
       </w:pPr>
-      <w:bookmarkStart w:id="6" w:name="_Toc230811643"/>
+      <w:bookmarkStart w:id="6" w:name="_Toc231081802"/>
       <w:r>
         <w:t>2.2. Modelo de Casos de Uso</w:t>
       </w:r>
@@ -4137,7 +4005,7 @@
       <w:pPr>
         <w:pStyle w:val="Ttulo3"/>
       </w:pPr>
-      <w:bookmarkStart w:id="7" w:name="_Toc230811644"/>
+      <w:bookmarkStart w:id="7" w:name="_Toc231081803"/>
       <w:r>
         <w:t>2.2.1. Relacionamentos entre Casos de Uso</w:t>
       </w:r>
@@ -4268,9 +4136,9 @@
         </w:rPr>
         <w:lastRenderedPageBreak/>
         <w:drawing>
-          <wp:inline distT="0" distB="0" distL="0" distR="0" wp14:anchorId="5CAB4A7C" wp14:editId="2592F530">
-            <wp:extent cx="5399375" cy="8039595"/>
-            <wp:effectExtent l="0" t="0" r="0" b="0"/>
+          <wp:inline distT="0" distB="0" distL="0" distR="0" wp14:anchorId="459622A2" wp14:editId="2773E890">
+            <wp:extent cx="5399405" cy="8017332"/>
+            <wp:effectExtent l="0" t="0" r="0" b="3175"/>
             <wp:docPr id="1" name="Picture 1"/>
             <wp:cNvGraphicFramePr>
               <a:graphicFrameLocks xmlns:a="http://schemas.openxmlformats.org/drawingml/2006/main" noChangeAspect="1"/>
@@ -4291,7 +4159,7 @@
                   <pic:spPr>
                     <a:xfrm>
                       <a:off x="0" y="0"/>
-                      <a:ext cx="5430172" cy="8085452"/>
+                      <a:ext cx="5409727" cy="8032659"/>
                     </a:xfrm>
                     <a:prstGeom prst="rect">
                       <a:avLst/>
@@ -4321,9 +4189,9 @@
       <w:pPr>
         <w:pStyle w:val="Ttulo2"/>
       </w:pPr>
-      <w:bookmarkStart w:id="8" w:name="_Toc230811645"/>
-      <w:r>
-        <w:t>2.3. Diagrama de Sequencia do Sistema e Contrato de Operacoes</w:t>
+      <w:bookmarkStart w:id="8" w:name="_Toc231081804"/>
+      <w:r>
+        <w:t>2.3. Diagrama de Sequencia do Sistema</w:t>
       </w:r>
       <w:bookmarkEnd w:id="8"/>
     </w:p>
@@ -4332,9 +4200,329 @@
         <w:jc w:val="both"/>
       </w:pPr>
       <w:r>
-        <w:t>Apresentam-se a seguir os Diagramas de Sequencia do Sistema (SSD) dos tres casos de uso escolhidos para detalhamento, conforme exigencia do template (minimo 3). Cada SSD adota a visao caixa-preta: o ator interage com :Sistema por meio de operacoes de sistema, e cada operacao origina um contrato de operacao com pre-condicoes e pos-condicoes.</w:t>
-      </w:r>
-    </w:p>
+        <w:t>Apresenta-se a seguir o Diagrama de Sequencia do Sistema (SSD) do PataAmiga, em visao caixa-preta e ponta a ponta. Os cinco atores interagem com :Sistema por meio das operacoes de sistema, cobrindo o ciclo de vida do animal (resgate -&gt; tratamento -&gt; liberacao -&gt; adocao -&gt; pos-adocao) e o fluxo paralelo de doacoes. Por ser caixa-preta, o diagrama omite as camadas internas; a realizacao interna (caixa-branca) de cada operacao e detalhada nos diagramas de sequencia da Secao 3.4 (Figuras 8 a 21).</w:t>
+      </w:r>
+    </w:p>
+    <w:tbl>
+      <w:tblPr>
+        <w:tblW w:w="0" w:type="auto"/>
+        <w:tblBorders>
+          <w:top w:val="single" w:sz="4" w:space="0" w:color="888888"/>
+          <w:left w:val="single" w:sz="4" w:space="0" w:color="888888"/>
+          <w:bottom w:val="single" w:sz="4" w:space="0" w:color="888888"/>
+          <w:right w:val="single" w:sz="4" w:space="0" w:color="888888"/>
+          <w:insideH w:val="single" w:sz="4" w:space="0" w:color="888888"/>
+          <w:insideV w:val="single" w:sz="4" w:space="0" w:color="888888"/>
+        </w:tblBorders>
+        <w:tblLook w:val="04A0" w:firstRow="1" w:lastRow="0" w:firstColumn="1" w:lastColumn="0" w:noHBand="0" w:noVBand="1"/>
+      </w:tblPr>
+      <w:tblGrid>
+        <w:gridCol w:w="3955"/>
+        <w:gridCol w:w="2872"/>
+        <w:gridCol w:w="2811"/>
+      </w:tblGrid>
+      <w:tr>
+        <w:tc>
+          <w:tcPr>
+            <w:tcW w:w="3216" w:type="dxa"/>
+            <w:shd w:val="clear" w:color="auto" w:fill="E7E7E7"/>
+          </w:tcPr>
+          <w:p>
+            <w:r>
+              <w:rPr>
+                <w:b/>
+              </w:rPr>
+              <w:t>Operacao de Sistema</w:t>
+            </w:r>
+          </w:p>
+        </w:tc>
+        <w:tc>
+          <w:tcPr>
+            <w:tcW w:w="3216" w:type="dxa"/>
+            <w:shd w:val="clear" w:color="auto" w:fill="E7E7E7"/>
+          </w:tcPr>
+          <w:p>
+            <w:r>
+              <w:rPr>
+                <w:b/>
+              </w:rPr>
+              <w:t>Ator</w:t>
+            </w:r>
+          </w:p>
+        </w:tc>
+        <w:tc>
+          <w:tcPr>
+            <w:tcW w:w="3216" w:type="dxa"/>
+            <w:shd w:val="clear" w:color="auto" w:fill="E7E7E7"/>
+          </w:tcPr>
+          <w:p>
+            <w:r>
+              <w:rPr>
+                <w:b/>
+              </w:rPr>
+              <w:t>Caso de Uso</w:t>
+            </w:r>
+          </w:p>
+        </w:tc>
+      </w:tr>
+      <w:tr>
+        <w:tc>
+          <w:tcPr>
+            <w:tcW w:w="3216" w:type="dxa"/>
+          </w:tcPr>
+          <w:p>
+            <w:r>
+              <w:t>registrarAnimalResgatado(dados)</w:t>
+            </w:r>
+          </w:p>
+        </w:tc>
+        <w:tc>
+          <w:tcPr>
+            <w:tcW w:w="3216" w:type="dxa"/>
+          </w:tcPr>
+          <w:p>
+            <w:r>
+              <w:t>Voluntario</w:t>
+            </w:r>
+          </w:p>
+        </w:tc>
+        <w:tc>
+          <w:tcPr>
+            <w:tcW w:w="3216" w:type="dxa"/>
+          </w:tcPr>
+          <w:p>
+            <w:r>
+              <w:t>UC-02</w:t>
+            </w:r>
+          </w:p>
+        </w:tc>
+      </w:tr>
+      <w:tr>
+        <w:tc>
+          <w:tcPr>
+            <w:tcW w:w="3216" w:type="dxa"/>
+          </w:tcPr>
+          <w:p>
+            <w:r>
+              <w:t>registrarAtendimento(idAnimal, dados)</w:t>
+            </w:r>
+          </w:p>
+        </w:tc>
+        <w:tc>
+          <w:tcPr>
+            <w:tcW w:w="3216" w:type="dxa"/>
+          </w:tcPr>
+          <w:p>
+            <w:r>
+              <w:t>Veterinario</w:t>
+            </w:r>
+          </w:p>
+        </w:tc>
+        <w:tc>
+          <w:tcPr>
+            <w:tcW w:w="3216" w:type="dxa"/>
+          </w:tcPr>
+          <w:p>
+            <w:r>
+              <w:t>UC-03 «include» UC-07</w:t>
+            </w:r>
+          </w:p>
+        </w:tc>
+      </w:tr>
+      <w:tr>
+        <w:tc>
+          <w:tcPr>
+            <w:tcW w:w="3216" w:type="dxa"/>
+          </w:tcPr>
+          <w:p>
+            <w:r>
+              <w:t>emitirLaudoLiberacao(idAnimal, parecer)</w:t>
+            </w:r>
+          </w:p>
+        </w:tc>
+        <w:tc>
+          <w:tcPr>
+            <w:tcW w:w="3216" w:type="dxa"/>
+          </w:tcPr>
+          <w:p>
+            <w:r>
+              <w:t>Veterinario</w:t>
+            </w:r>
+          </w:p>
+        </w:tc>
+        <w:tc>
+          <w:tcPr>
+            <w:tcW w:w="3216" w:type="dxa"/>
+          </w:tcPr>
+          <w:p>
+            <w:r>
+              <w:t>UC-09 «include» UC-07</w:t>
+            </w:r>
+          </w:p>
+        </w:tc>
+      </w:tr>
+      <w:tr>
+        <w:tc>
+          <w:tcPr>
+            <w:tcW w:w="3216" w:type="dxa"/>
+          </w:tcPr>
+          <w:p>
+            <w:r>
+              <w:t>buscarAnimaisDisponiveis(especie, porte, sexo)</w:t>
+            </w:r>
+          </w:p>
+        </w:tc>
+        <w:tc>
+          <w:tcPr>
+            <w:tcW w:w="3216" w:type="dxa"/>
+          </w:tcPr>
+          <w:p>
+            <w:r>
+              <w:t>Adotante</w:t>
+            </w:r>
+          </w:p>
+        </w:tc>
+        <w:tc>
+          <w:tcPr>
+            <w:tcW w:w="3216" w:type="dxa"/>
+          </w:tcPr>
+          <w:p>
+            <w:r>
+              <w:t>UC-04</w:t>
+            </w:r>
+          </w:p>
+        </w:tc>
+      </w:tr>
+      <w:tr>
+        <w:tc>
+          <w:tcPr>
+            <w:tcW w:w="3216" w:type="dxa"/>
+          </w:tcPr>
+          <w:p>
+            <w:r>
+              <w:t>submeterSolicitacaoAdocao(idAnimal, formularioInteresse)</w:t>
+            </w:r>
+          </w:p>
+        </w:tc>
+        <w:tc>
+          <w:tcPr>
+            <w:tcW w:w="3216" w:type="dxa"/>
+          </w:tcPr>
+          <w:p>
+            <w:r>
+              <w:t>Adotante</w:t>
+            </w:r>
+          </w:p>
+        </w:tc>
+        <w:tc>
+          <w:tcPr>
+            <w:tcW w:w="3216" w:type="dxa"/>
+          </w:tcPr>
+          <w:p>
+            <w:r>
+              <w:t>UC-01</w:t>
+            </w:r>
+          </w:p>
+        </w:tc>
+      </w:tr>
+      <w:tr>
+        <w:tc>
+          <w:tcPr>
+            <w:tcW w:w="3216" w:type="dxa"/>
+          </w:tcPr>
+          <w:p>
+            <w:r>
+              <w:t>aprovarAdocao(idAdocao) / concluirAdocao(idAdocao)</w:t>
+            </w:r>
+          </w:p>
+        </w:tc>
+        <w:tc>
+          <w:tcPr>
+            <w:tcW w:w="3216" w:type="dxa"/>
+          </w:tcPr>
+          <w:p>
+            <w:r>
+              <w:t>Coordenador</w:t>
+            </w:r>
+          </w:p>
+        </w:tc>
+        <w:tc>
+          <w:tcPr>
+            <w:tcW w:w="3216" w:type="dxa"/>
+          </w:tcPr>
+          <w:p>
+            <w:r>
+              <w:t>UC-10 «include» UC-07</w:t>
+            </w:r>
+          </w:p>
+        </w:tc>
+      </w:tr>
+      <w:tr>
+        <w:tc>
+          <w:tcPr>
+            <w:tcW w:w="3216" w:type="dxa"/>
+          </w:tcPr>
+          <w:p>
+            <w:r>
+              <w:t>registrarPosAdocao(idAdocao, relato)</w:t>
+            </w:r>
+          </w:p>
+        </w:tc>
+        <w:tc>
+          <w:tcPr>
+            <w:tcW w:w="3216" w:type="dxa"/>
+          </w:tcPr>
+          <w:p>
+            <w:r>
+              <w:t>Adotante</w:t>
+            </w:r>
+          </w:p>
+        </w:tc>
+        <w:tc>
+          <w:tcPr>
+            <w:tcW w:w="3216" w:type="dxa"/>
+          </w:tcPr>
+          <w:p>
+            <w:r>
+              <w:t>UC-06</w:t>
+            </w:r>
+          </w:p>
+        </w:tc>
+      </w:tr>
+      <w:tr>
+        <w:tc>
+          <w:tcPr>
+            <w:tcW w:w="3216" w:type="dxa"/>
+          </w:tcPr>
+          <w:p>
+            <w:r>
+              <w:t>realizarDoacao(valor, tipo, metodo)</w:t>
+            </w:r>
+          </w:p>
+        </w:tc>
+        <w:tc>
+          <w:tcPr>
+            <w:tcW w:w="3216" w:type="dxa"/>
+          </w:tcPr>
+          <w:p>
+            <w:r>
+              <w:t>Doador</w:t>
+            </w:r>
+          </w:p>
+        </w:tc>
+        <w:tc>
+          <w:tcPr>
+            <w:tcW w:w="3216" w:type="dxa"/>
+          </w:tcPr>
+          <w:p>
+            <w:r>
+              <w:t>UC-13</w:t>
+            </w:r>
+          </w:p>
+        </w:tc>
+      </w:tr>
+    </w:tbl>
+    <w:p/>
     <w:p>
       <w:pPr>
         <w:jc w:val="center"/>
@@ -4343,10 +4531,11 @@
         <w:rPr>
           <w:noProof/>
         </w:rPr>
+        <w:lastRenderedPageBreak/>
         <w:drawing>
-          <wp:inline distT="0" distB="0" distL="0" distR="0" wp14:anchorId="0ECD7D7A" wp14:editId="7C535CC6">
-            <wp:extent cx="3600000" cy="2652632"/>
-            <wp:effectExtent l="0" t="0" r="0" b="0"/>
+          <wp:inline distT="0" distB="0" distL="0" distR="0" wp14:anchorId="53FF7738" wp14:editId="7AB9065B">
+            <wp:extent cx="4319720" cy="8038214"/>
+            <wp:effectExtent l="0" t="0" r="5080" b="1270"/>
             <wp:docPr id="2" name="Picture 2"/>
             <wp:cNvGraphicFramePr>
               <a:graphicFrameLocks xmlns:a="http://schemas.openxmlformats.org/drawingml/2006/main" noChangeAspect="1"/>
@@ -4355,7 +4544,7 @@
               <a:graphicData uri="http://schemas.openxmlformats.org/drawingml/2006/picture">
                 <pic:pic xmlns:pic="http://schemas.openxmlformats.org/drawingml/2006/picture">
                   <pic:nvPicPr>
-                    <pic:cNvPr id="0" name="image.png"/>
+                    <pic:cNvPr id="0" name="02-ssd-sistema.png"/>
                     <pic:cNvPicPr/>
                   </pic:nvPicPr>
                   <pic:blipFill>
@@ -4367,7 +4556,7 @@
                   <pic:spPr>
                     <a:xfrm>
                       <a:off x="0" y="0"/>
-                      <a:ext cx="3600000" cy="2652632"/>
+                      <a:ext cx="4338039" cy="8072302"/>
                     </a:xfrm>
                     <a:prstGeom prst="rect">
                       <a:avLst/>
@@ -4389,21 +4578,178 @@
           <w:i/>
           <w:sz w:val="20"/>
         </w:rPr>
-        <w:t>Figura 2 - SSD UC-01 Solicitar Adocao</w:t>
+        <w:t>Figura 2 - Diagrama de Sequencia do Sistema do PataAmiga (caixa-preta, ponta-a-ponta)</w:t>
       </w:r>
     </w:p>
     <w:p/>
     <w:p>
       <w:pPr>
+        <w:pStyle w:val="Ttulo1"/>
+      </w:pPr>
+      <w:bookmarkStart w:id="9" w:name="_Toc231081805"/>
+      <w:r>
+        <w:t>3. Modelos de Projeto</w:t>
+      </w:r>
+      <w:bookmarkEnd w:id="9"/>
+    </w:p>
+    <w:p>
+      <w:pPr>
+        <w:pStyle w:val="Ttulo2"/>
+      </w:pPr>
+      <w:bookmarkStart w:id="10" w:name="_Toc231081806"/>
+      <w:r>
+        <w:t>3.1. Arquitetura</w:t>
+      </w:r>
+      <w:bookmarkEnd w:id="10"/>
+    </w:p>
+    <w:p>
+      <w:pPr>
+        <w:jc w:val="both"/>
+      </w:pPr>
+      <w:r>
+        <w:t>O PataAmiga adota uma arquitetura monolitica modular em camadas, adequada para o porte de uma ONG de pequeno e medio porte. A arquitetura e descrita usando o C4 Model em tres niveis (Contexto, Containers e Componentes).</w:t>
+      </w:r>
+    </w:p>
+    <w:p>
+      <w:pPr>
+        <w:pStyle w:val="Ttulo3"/>
+      </w:pPr>
+      <w:bookmarkStart w:id="11" w:name="_Toc231081807"/>
+      <w:r>
+        <w:t>3.1.1. Organizacao de pacotes do backend</w:t>
+      </w:r>
+      <w:bookmarkEnd w:id="11"/>
+    </w:p>
+    <w:p>
+      <w:pPr>
+        <w:jc w:val="both"/>
+      </w:pPr>
+      <w:r>
+        <w:t>O codigo do backend segue a organizacao tipica de uma aplicacao Spring Boot baseada em camadas, sob a raiz br.pucminas.pataamiga:</w:t>
+      </w:r>
+    </w:p>
+    <w:p>
+      <w:pPr>
+        <w:ind w:left="283"/>
+      </w:pPr>
+      <w:r>
+        <w:rPr>
+          <w:rFonts w:ascii="Consolas" w:hAnsi="Consolas"/>
+          <w:sz w:val="18"/>
+        </w:rPr>
+        <w:t>controller/          @RestController, mapeamento de rotas REST</w:t>
+      </w:r>
+      <w:r>
+        <w:rPr>
+          <w:rFonts w:ascii="Consolas" w:hAnsi="Consolas"/>
+          <w:sz w:val="18"/>
+        </w:rPr>
+        <w:br/>
+        <w:t>service/             @Service, regras de negocio</w:t>
+      </w:r>
+      <w:r>
+        <w:rPr>
+          <w:rFonts w:ascii="Consolas" w:hAnsi="Consolas"/>
+          <w:sz w:val="18"/>
+        </w:rPr>
+        <w:br/>
+        <w:t>repository/          interfaces Spring Data JPA (@Repository)</w:t>
+      </w:r>
+      <w:r>
+        <w:rPr>
+          <w:rFonts w:ascii="Consolas" w:hAnsi="Consolas"/>
+          <w:sz w:val="18"/>
+        </w:rPr>
+        <w:br/>
+        <w:t>model/               entidades JPA (@Entity, @Table)</w:t>
+      </w:r>
+      <w:r>
+        <w:rPr>
+          <w:rFonts w:ascii="Consolas" w:hAnsi="Consolas"/>
+          <w:sz w:val="18"/>
+        </w:rPr>
+        <w:br/>
+        <w:t>dto/</w:t>
+      </w:r>
+      <w:r>
+        <w:rPr>
+          <w:rFonts w:ascii="Consolas" w:hAnsi="Consolas"/>
+          <w:sz w:val="18"/>
+        </w:rPr>
+        <w:br/>
+        <w:t xml:space="preserve">  | request/         payloads de entrada  (AnimalRequestDTO...)</w:t>
+      </w:r>
+      <w:r>
+        <w:rPr>
+          <w:rFonts w:ascii="Consolas" w:hAnsi="Consolas"/>
+          <w:sz w:val="18"/>
+        </w:rPr>
+        <w:br/>
+        <w:t xml:space="preserve">  | response/        payloads de saida   (AnimalResponseDTO...)</w:t>
+      </w:r>
+      <w:r>
+        <w:rPr>
+          <w:rFonts w:ascii="Consolas" w:hAnsi="Consolas"/>
+          <w:sz w:val="18"/>
+        </w:rPr>
+        <w:br/>
+        <w:t>mapper/              conversao DTO &lt;-&gt; Entity via MapStruct (@Mapper)</w:t>
+      </w:r>
+      <w:r>
+        <w:rPr>
+          <w:rFonts w:ascii="Consolas" w:hAnsi="Consolas"/>
+          <w:sz w:val="18"/>
+        </w:rPr>
+        <w:br/>
+        <w:t>exception/           exceptions customizadas + @RestControllerAdvice</w:t>
+      </w:r>
+      <w:r>
+        <w:rPr>
+          <w:rFonts w:ascii="Consolas" w:hAnsi="Consolas"/>
+          <w:sz w:val="18"/>
+        </w:rPr>
+        <w:br/>
+        <w:t>config/              SecurityConfig, OpenApiConfig, CorsConfig</w:t>
+      </w:r>
+      <w:r>
+        <w:rPr>
+          <w:rFonts w:ascii="Consolas" w:hAnsi="Consolas"/>
+          <w:sz w:val="18"/>
+        </w:rPr>
+        <w:br/>
+        <w:t>security/            JwtFilter, JwtUtil, UserDetailsServiceImpl</w:t>
+      </w:r>
+    </w:p>
+    <w:p>
+      <w:pPr>
+        <w:jc w:val="both"/>
+      </w:pPr>
+      <w:r>
+        <w:t>Padroes adotados: Repository Pattern, Service Layer, DTO (request/response), Mapper (MapStruct), Global Exception Handling, Spring Security com RBAC por perfil de ator.</w:t>
+      </w:r>
+    </w:p>
+    <w:p>
+      <w:pPr>
+        <w:pStyle w:val="Ttulo3"/>
+      </w:pPr>
+      <w:bookmarkStart w:id="12" w:name="_Toc231081808"/>
+      <w:r>
+        <w:t>3.1.2. C4 Nivel 1 - Contexto</w:t>
+      </w:r>
+      <w:bookmarkEnd w:id="12"/>
+    </w:p>
+    <w:p>
+      <w:pPr>
         <w:jc w:val="center"/>
       </w:pPr>
       <w:r>
         <w:rPr>
           <w:noProof/>
         </w:rPr>
+        <w:lastRenderedPageBreak/>
         <w:drawing>
-          <wp:inline distT="0" distB="0" distL="0" distR="0" wp14:anchorId="251B259F" wp14:editId="1D7F0AD2">
-            <wp:extent cx="3600000" cy="1866667"/>
+          <wp:inline distT="0" distB="0" distL="0" distR="0" wp14:anchorId="72CD5675" wp14:editId="4A7AACB5">
+            <wp:extent cx="5400000" cy="4197828"/>
             <wp:effectExtent l="0" t="0" r="0" b="0"/>
             <wp:docPr id="3" name="Picture 3"/>
             <wp:cNvGraphicFramePr>
@@ -4425,7 +4771,7 @@
                   <pic:spPr>
                     <a:xfrm>
                       <a:off x="0" y="0"/>
-                      <a:ext cx="3600000" cy="1866667"/>
+                      <a:ext cx="5400000" cy="4197828"/>
                     </a:xfrm>
                     <a:prstGeom prst="rect">
                       <a:avLst/>
@@ -4447,10 +4793,20 @@
           <w:i/>
           <w:sz w:val="20"/>
         </w:rPr>
-        <w:t>Figura 3 - SSD UC-02 Registrar Animal Resgatado</w:t>
+        <w:t>Figura 3 - C4 Nivel 1: Diagrama de Contexto do PataAmiga</w:t>
       </w:r>
     </w:p>
     <w:p/>
+    <w:p>
+      <w:pPr>
+        <w:pStyle w:val="Ttulo3"/>
+      </w:pPr>
+      <w:bookmarkStart w:id="13" w:name="_Toc231081809"/>
+      <w:r>
+        <w:t>3.1.3. C4 Nivel 2 - Containers</w:t>
+      </w:r>
+      <w:bookmarkEnd w:id="13"/>
+    </w:p>
     <w:p>
       <w:pPr>
         <w:jc w:val="center"/>
@@ -4461,8 +4817,8 @@
         </w:rPr>
         <w:lastRenderedPageBreak/>
         <w:drawing>
-          <wp:inline distT="0" distB="0" distL="0" distR="0" wp14:anchorId="2DCEEDC3" wp14:editId="768412A6">
-            <wp:extent cx="3600000" cy="2493350"/>
+          <wp:inline distT="0" distB="0" distL="0" distR="0" wp14:anchorId="5F406C4D" wp14:editId="4587A9ED">
+            <wp:extent cx="5400000" cy="6003850"/>
             <wp:effectExtent l="0" t="0" r="0" b="0"/>
             <wp:docPr id="4" name="Picture 4"/>
             <wp:cNvGraphicFramePr>
@@ -4484,7 +4840,7 @@
                   <pic:spPr>
                     <a:xfrm>
                       <a:off x="0" y="0"/>
-                      <a:ext cx="3600000" cy="2493350"/>
+                      <a:ext cx="5400000" cy="6003850"/>
                     </a:xfrm>
                     <a:prstGeom prst="rect">
                       <a:avLst/>
@@ -4506,658 +4862,37 @@
           <w:i/>
           <w:sz w:val="20"/>
         </w:rPr>
-        <w:t>Figura 4 - SSD UC-03 Registrar Atendimento Veterinario</w:t>
+        <w:t>Figura 4 - C4 Nivel 2: Diagrama de Containers do PataAmiga</w:t>
       </w:r>
     </w:p>
     <w:p/>
     <w:p>
       <w:pPr>
+        <w:pStyle w:val="Ttulo2"/>
+      </w:pPr>
+      <w:bookmarkStart w:id="14" w:name="_Toc231081810"/>
+      <w:r>
+        <w:t>3.2. Diagrama de Componentes e Implantacao</w:t>
+      </w:r>
+      <w:bookmarkEnd w:id="14"/>
+    </w:p>
+    <w:p>
+      <w:pPr>
+        <w:jc w:val="both"/>
+      </w:pPr>
+      <w:r>
+        <w:t>O diagrama de componentes corresponde ao C4 Nivel 3, detalhando os componentes internos do backend Spring Boot. O diagrama de implantacao mostra onde cada container e alocado na infraestrutura Docker.</w:t>
+      </w:r>
+    </w:p>
+    <w:p>
+      <w:pPr>
         <w:pStyle w:val="Ttulo3"/>
       </w:pPr>
-      <w:bookmarkStart w:id="9" w:name="_Toc230811646"/>
-      <w:r>
-        <w:t>2.3.1. Contratos de Operacao</w:t>
-      </w:r>
-      <w:bookmarkEnd w:id="9"/>
-    </w:p>
-    <w:p>
-      <w:pPr>
-        <w:jc w:val="both"/>
-      </w:pPr>
-      <w:r>
-        <w:t>Um contrato por operacao de sistema principal, derivado do respectivo SSD.</w:t>
-      </w:r>
-    </w:p>
-    <w:p>
-      <w:pPr>
-        <w:pStyle w:val="Ttulo4"/>
-      </w:pPr>
-      <w:r>
-        <w:t>CO-01 - submeterSolicitacaoAdocao</w:t>
-      </w:r>
-    </w:p>
-    <w:tbl>
-      <w:tblPr>
-        <w:tblW w:w="0" w:type="auto"/>
-        <w:tblBorders>
-          <w:top w:val="single" w:sz="4" w:space="0" w:color="888888"/>
-          <w:left w:val="single" w:sz="4" w:space="0" w:color="888888"/>
-          <w:bottom w:val="single" w:sz="4" w:space="0" w:color="888888"/>
-          <w:right w:val="single" w:sz="4" w:space="0" w:color="888888"/>
-          <w:insideH w:val="single" w:sz="4" w:space="0" w:color="888888"/>
-          <w:insideV w:val="single" w:sz="4" w:space="0" w:color="888888"/>
-        </w:tblBorders>
-        <w:tblLook w:val="04A0" w:firstRow="1" w:lastRow="0" w:firstColumn="1" w:lastColumn="0" w:noHBand="0" w:noVBand="1"/>
-      </w:tblPr>
-      <w:tblGrid>
-        <w:gridCol w:w="4816"/>
-        <w:gridCol w:w="4822"/>
-      </w:tblGrid>
-      <w:tr>
-        <w:tc>
-          <w:tcPr>
-            <w:tcW w:w="4824" w:type="dxa"/>
-            <w:shd w:val="clear" w:color="auto" w:fill="E7E7E7"/>
-          </w:tcPr>
-          <w:p>
-            <w:r>
-              <w:rPr>
-                <w:b/>
-              </w:rPr>
-              <w:t>Campo</w:t>
-            </w:r>
-          </w:p>
-        </w:tc>
-        <w:tc>
-          <w:tcPr>
-            <w:tcW w:w="4824" w:type="dxa"/>
-            <w:shd w:val="clear" w:color="auto" w:fill="E7E7E7"/>
-          </w:tcPr>
-          <w:p>
-            <w:r>
-              <w:rPr>
-                <w:b/>
-              </w:rPr>
-              <w:t>Descricao</w:t>
-            </w:r>
-          </w:p>
-        </w:tc>
-      </w:tr>
-      <w:tr>
-        <w:tc>
-          <w:tcPr>
-            <w:tcW w:w="4824" w:type="dxa"/>
-          </w:tcPr>
-          <w:p>
-            <w:r>
-              <w:rPr>
-                <w:b/>
-              </w:rPr>
-              <w:t>Operacao</w:t>
-            </w:r>
-          </w:p>
-        </w:tc>
-        <w:tc>
-          <w:tcPr>
-            <w:tcW w:w="4824" w:type="dxa"/>
-          </w:tcPr>
-          <w:p>
-            <w:r>
-              <w:t>submeterSolicitacaoAdocao(idAnimal: Long, formularioInteresse: FormularioAdocaoDTO)</w:t>
-            </w:r>
-          </w:p>
-        </w:tc>
-      </w:tr>
-      <w:tr>
-        <w:tc>
-          <w:tcPr>
-            <w:tcW w:w="4824" w:type="dxa"/>
-          </w:tcPr>
-          <w:p>
-            <w:r>
-              <w:rPr>
-                <w:b/>
-              </w:rPr>
-              <w:t>Referencias cruzadas</w:t>
-            </w:r>
-          </w:p>
-        </w:tc>
-        <w:tc>
-          <w:tcPr>
-            <w:tcW w:w="4824" w:type="dxa"/>
-          </w:tcPr>
-          <w:p>
-            <w:r>
-              <w:t>UC-01 Solicitar Adocao</w:t>
-            </w:r>
-          </w:p>
-        </w:tc>
-      </w:tr>
-      <w:tr>
-        <w:tc>
-          <w:tcPr>
-            <w:tcW w:w="4824" w:type="dxa"/>
-          </w:tcPr>
-          <w:p>
-            <w:r>
-              <w:rPr>
-                <w:b/>
-              </w:rPr>
-              <w:t>Pre-condicoes</w:t>
-            </w:r>
-          </w:p>
-        </w:tc>
-        <w:tc>
-          <w:tcPr>
-            <w:tcW w:w="4824" w:type="dxa"/>
-          </w:tcPr>
-          <w:p>
-            <w:r>
-              <w:t>Animal com id = idAnimal existe e possui status = DISPONIVEL. Adotante autenticado no sistema.</w:t>
-            </w:r>
-          </w:p>
-        </w:tc>
-      </w:tr>
-      <w:tr>
-        <w:tc>
-          <w:tcPr>
-            <w:tcW w:w="4824" w:type="dxa"/>
-          </w:tcPr>
-          <w:p>
-            <w:r>
-              <w:rPr>
-                <w:b/>
-              </w:rPr>
-              <w:t>Pos-condicoes</w:t>
-            </w:r>
-          </w:p>
-        </w:tc>
-        <w:tc>
-          <w:tcPr>
-            <w:tcW w:w="4824" w:type="dxa"/>
-          </w:tcPr>
-          <w:p>
-            <w:r>
-              <w:t>Instancia de Adocao criada com status = EM_ANALISE e associada ao Animal e ao PerfilAdotante. Animal.status mantido como DISPONIVEL. Notificacao enviada ao Coordenador.</w:t>
-            </w:r>
-          </w:p>
-        </w:tc>
-      </w:tr>
-    </w:tbl>
-    <w:p/>
-    <w:p>
-      <w:pPr>
-        <w:pStyle w:val="Ttulo4"/>
-      </w:pPr>
-      <w:r>
-        <w:t>CO-02 - registrarAnimalResgatado</w:t>
-      </w:r>
-    </w:p>
-    <w:tbl>
-      <w:tblPr>
-        <w:tblW w:w="0" w:type="auto"/>
-        <w:tblBorders>
-          <w:top w:val="single" w:sz="4" w:space="0" w:color="888888"/>
-          <w:left w:val="single" w:sz="4" w:space="0" w:color="888888"/>
-          <w:bottom w:val="single" w:sz="4" w:space="0" w:color="888888"/>
-          <w:right w:val="single" w:sz="4" w:space="0" w:color="888888"/>
-          <w:insideH w:val="single" w:sz="4" w:space="0" w:color="888888"/>
-          <w:insideV w:val="single" w:sz="4" w:space="0" w:color="888888"/>
-        </w:tblBorders>
-        <w:tblLook w:val="04A0" w:firstRow="1" w:lastRow="0" w:firstColumn="1" w:lastColumn="0" w:noHBand="0" w:noVBand="1"/>
-      </w:tblPr>
-      <w:tblGrid>
-        <w:gridCol w:w="4817"/>
-        <w:gridCol w:w="4821"/>
-      </w:tblGrid>
-      <w:tr>
-        <w:tc>
-          <w:tcPr>
-            <w:tcW w:w="4824" w:type="dxa"/>
-            <w:shd w:val="clear" w:color="auto" w:fill="E7E7E7"/>
-          </w:tcPr>
-          <w:p>
-            <w:r>
-              <w:rPr>
-                <w:b/>
-              </w:rPr>
-              <w:t>Campo</w:t>
-            </w:r>
-          </w:p>
-        </w:tc>
-        <w:tc>
-          <w:tcPr>
-            <w:tcW w:w="4824" w:type="dxa"/>
-            <w:shd w:val="clear" w:color="auto" w:fill="E7E7E7"/>
-          </w:tcPr>
-          <w:p>
-            <w:r>
-              <w:rPr>
-                <w:b/>
-              </w:rPr>
-              <w:t>Descricao</w:t>
-            </w:r>
-          </w:p>
-        </w:tc>
-      </w:tr>
-      <w:tr>
-        <w:tc>
-          <w:tcPr>
-            <w:tcW w:w="4824" w:type="dxa"/>
-          </w:tcPr>
-          <w:p>
-            <w:r>
-              <w:rPr>
-                <w:b/>
-              </w:rPr>
-              <w:t>Operacao</w:t>
-            </w:r>
-          </w:p>
-        </w:tc>
-        <w:tc>
-          <w:tcPr>
-            <w:tcW w:w="4824" w:type="dxa"/>
-          </w:tcPr>
-          <w:p>
-            <w:r>
-              <w:t>registrarAnimalResgatado(dados: AnimalRequestDTO)</w:t>
-            </w:r>
-          </w:p>
-        </w:tc>
-      </w:tr>
-      <w:tr>
-        <w:tc>
-          <w:tcPr>
-            <w:tcW w:w="4824" w:type="dxa"/>
-          </w:tcPr>
-          <w:p>
-            <w:r>
-              <w:rPr>
-                <w:b/>
-              </w:rPr>
-              <w:t>Referencias cruzadas</w:t>
-            </w:r>
-          </w:p>
-        </w:tc>
-        <w:tc>
-          <w:tcPr>
-            <w:tcW w:w="4824" w:type="dxa"/>
-          </w:tcPr>
-          <w:p>
-            <w:r>
-              <w:t>UC-02 Registrar Animal Resgatado</w:t>
-            </w:r>
-          </w:p>
-        </w:tc>
-      </w:tr>
-      <w:tr>
-        <w:tc>
-          <w:tcPr>
-            <w:tcW w:w="4824" w:type="dxa"/>
-          </w:tcPr>
-          <w:p>
-            <w:r>
-              <w:rPr>
-                <w:b/>
-              </w:rPr>
-              <w:t>Pre-condicoes</w:t>
-            </w:r>
-          </w:p>
-        </w:tc>
-        <w:tc>
-          <w:tcPr>
-            <w:tcW w:w="4824" w:type="dxa"/>
-          </w:tcPr>
-          <w:p>
-            <w:r>
-              <w:t>Voluntario autenticado. dados.nome e dados.especie nao vazios.</w:t>
-            </w:r>
-          </w:p>
-        </w:tc>
-      </w:tr>
-      <w:tr>
-        <w:tc>
-          <w:tcPr>
-            <w:tcW w:w="4824" w:type="dxa"/>
-          </w:tcPr>
-          <w:p>
-            <w:r>
-              <w:rPr>
-                <w:b/>
-              </w:rPr>
-              <w:t>Pos-condicoes</w:t>
-            </w:r>
-          </w:p>
-        </w:tc>
-        <w:tc>
-          <w:tcPr>
-            <w:tcW w:w="4824" w:type="dxa"/>
-          </w:tcPr>
-          <w:p>
-            <w:r>
-              <w:t xml:space="preserve">Instancia de Animal criada com status = RESGATADO e id gerado. </w:t>
-            </w:r>
-            <w:r>
-              <w:lastRenderedPageBreak/>
-              <w:t>RegistroVeterinario inicial (vazio) associado ao animal.</w:t>
-            </w:r>
-          </w:p>
-        </w:tc>
-      </w:tr>
-    </w:tbl>
-    <w:p/>
-    <w:p>
-      <w:pPr>
-        <w:pStyle w:val="Ttulo4"/>
-      </w:pPr>
-      <w:r>
-        <w:t>CO-03 - registrarAtendimento</w:t>
-      </w:r>
-    </w:p>
-    <w:tbl>
-      <w:tblPr>
-        <w:tblW w:w="0" w:type="auto"/>
-        <w:tblBorders>
-          <w:top w:val="single" w:sz="4" w:space="0" w:color="888888"/>
-          <w:left w:val="single" w:sz="4" w:space="0" w:color="888888"/>
-          <w:bottom w:val="single" w:sz="4" w:space="0" w:color="888888"/>
-          <w:right w:val="single" w:sz="4" w:space="0" w:color="888888"/>
-          <w:insideH w:val="single" w:sz="4" w:space="0" w:color="888888"/>
-          <w:insideV w:val="single" w:sz="4" w:space="0" w:color="888888"/>
-        </w:tblBorders>
-        <w:tblLook w:val="04A0" w:firstRow="1" w:lastRow="0" w:firstColumn="1" w:lastColumn="0" w:noHBand="0" w:noVBand="1"/>
-      </w:tblPr>
-      <w:tblGrid>
-        <w:gridCol w:w="4817"/>
-        <w:gridCol w:w="4821"/>
-      </w:tblGrid>
-      <w:tr>
-        <w:tc>
-          <w:tcPr>
-            <w:tcW w:w="4824" w:type="dxa"/>
-            <w:shd w:val="clear" w:color="auto" w:fill="E7E7E7"/>
-          </w:tcPr>
-          <w:p>
-            <w:r>
-              <w:rPr>
-                <w:b/>
-              </w:rPr>
-              <w:t>Campo</w:t>
-            </w:r>
-          </w:p>
-        </w:tc>
-        <w:tc>
-          <w:tcPr>
-            <w:tcW w:w="4824" w:type="dxa"/>
-            <w:shd w:val="clear" w:color="auto" w:fill="E7E7E7"/>
-          </w:tcPr>
-          <w:p>
-            <w:r>
-              <w:rPr>
-                <w:b/>
-              </w:rPr>
-              <w:t>Descricao</w:t>
-            </w:r>
-          </w:p>
-        </w:tc>
-      </w:tr>
-      <w:tr>
-        <w:tc>
-          <w:tcPr>
-            <w:tcW w:w="4824" w:type="dxa"/>
-          </w:tcPr>
-          <w:p>
-            <w:r>
-              <w:rPr>
-                <w:b/>
-              </w:rPr>
-              <w:t>Operacao</w:t>
-            </w:r>
-          </w:p>
-        </w:tc>
-        <w:tc>
-          <w:tcPr>
-            <w:tcW w:w="4824" w:type="dxa"/>
-          </w:tcPr>
-          <w:p>
-            <w:r>
-              <w:t>registrarAtendimento(idAnimal: Long, dados: AtendimentoRequestDTO)</w:t>
-            </w:r>
-          </w:p>
-        </w:tc>
-      </w:tr>
-      <w:tr>
-        <w:tc>
-          <w:tcPr>
-            <w:tcW w:w="4824" w:type="dxa"/>
-          </w:tcPr>
-          <w:p>
-            <w:r>
-              <w:rPr>
-                <w:b/>
-              </w:rPr>
-              <w:t>Referencias cruzadas</w:t>
-            </w:r>
-          </w:p>
-        </w:tc>
-        <w:tc>
-          <w:tcPr>
-            <w:tcW w:w="4824" w:type="dxa"/>
-          </w:tcPr>
-          <w:p>
-            <w:r>
-              <w:t>UC-03 Registrar Atendimento Veterinario; UC-07 Atualizar Status do Animal («include»)</w:t>
-            </w:r>
-          </w:p>
-        </w:tc>
-      </w:tr>
-      <w:tr>
-        <w:tc>
-          <w:tcPr>
-            <w:tcW w:w="4824" w:type="dxa"/>
-          </w:tcPr>
-          <w:p>
-            <w:r>
-              <w:rPr>
-                <w:b/>
-              </w:rPr>
-              <w:t>Pre-condicoes</w:t>
-            </w:r>
-          </w:p>
-        </w:tc>
-        <w:tc>
-          <w:tcPr>
-            <w:tcW w:w="4824" w:type="dxa"/>
-          </w:tcPr>
-          <w:p>
-            <w:r>
-              <w:t>Animal com id = idAnimal existe. Veterinario autenticado. dados.descricao nao vazio.</w:t>
-            </w:r>
-          </w:p>
-        </w:tc>
-      </w:tr>
-      <w:tr>
-        <w:tc>
-          <w:tcPr>
-            <w:tcW w:w="4824" w:type="dxa"/>
-          </w:tcPr>
-          <w:p>
-            <w:r>
-              <w:rPr>
-                <w:b/>
-              </w:rPr>
-              <w:t>Pos-condicoes</w:t>
-            </w:r>
-          </w:p>
-        </w:tc>
-        <w:tc>
-          <w:tcPr>
-            <w:tcW w:w="4824" w:type="dxa"/>
-          </w:tcPr>
-          <w:p>
-            <w:r>
-              <w:t>Instancia de RegistroVeterinario criada e associada ao Animal. Animal.status atualizado para EM_TRATAMENTO caso status anterior fosse RESGATADO.</w:t>
-            </w:r>
-          </w:p>
-        </w:tc>
-      </w:tr>
-    </w:tbl>
-    <w:p/>
-    <w:p>
-      <w:pPr>
-        <w:pStyle w:val="Ttulo1"/>
-      </w:pPr>
-      <w:bookmarkStart w:id="10" w:name="_Toc230811647"/>
-      <w:r>
-        <w:t>3. Modelos de Projeto</w:t>
-      </w:r>
-      <w:bookmarkEnd w:id="10"/>
-    </w:p>
-    <w:p>
-      <w:pPr>
-        <w:pStyle w:val="Ttulo2"/>
-      </w:pPr>
-      <w:bookmarkStart w:id="11" w:name="_Toc230811648"/>
-      <w:r>
-        <w:t>3.1. Arquitetura</w:t>
-      </w:r>
-      <w:bookmarkEnd w:id="11"/>
-    </w:p>
-    <w:p>
-      <w:pPr>
-        <w:jc w:val="both"/>
-      </w:pPr>
-      <w:r>
-        <w:t>O PataAmiga adota uma arquitetura monolitica modular em camadas, adequada para o porte de uma ONG de pequeno e medio porte. A arquitetura e descrita usando o C4 Model em tres niveis (Contexto, Containers e Componentes).</w:t>
-      </w:r>
-    </w:p>
-    <w:p>
-      <w:pPr>
-        <w:pStyle w:val="Ttulo3"/>
-      </w:pPr>
-      <w:bookmarkStart w:id="12" w:name="_Toc230811649"/>
-      <w:r>
-        <w:t>3.1.1. Organizacao de pacotes do backend</w:t>
-      </w:r>
-      <w:bookmarkEnd w:id="12"/>
-    </w:p>
-    <w:p>
-      <w:pPr>
-        <w:jc w:val="both"/>
-      </w:pPr>
-      <w:r>
-        <w:t>O codigo do backend segue a organizacao tipica de uma aplicacao Spring Boot baseada em camadas, sob a raiz br.pucminas.pataamiga:</w:t>
-      </w:r>
-    </w:p>
-    <w:p>
-      <w:pPr>
-        <w:ind w:left="283"/>
-      </w:pPr>
-      <w:r>
-        <w:rPr>
-          <w:rFonts w:ascii="Consolas" w:hAnsi="Consolas"/>
-          <w:sz w:val="18"/>
-        </w:rPr>
-        <w:t>controller/          @RestController, mapeamento de rotas REST</w:t>
-      </w:r>
-      <w:r>
-        <w:rPr>
-          <w:rFonts w:ascii="Consolas" w:hAnsi="Consolas"/>
-          <w:sz w:val="18"/>
-        </w:rPr>
-        <w:br/>
-        <w:t>service/             @Service, regras de negocio</w:t>
-      </w:r>
-      <w:r>
-        <w:rPr>
-          <w:rFonts w:ascii="Consolas" w:hAnsi="Consolas"/>
-          <w:sz w:val="18"/>
-        </w:rPr>
-        <w:br/>
-        <w:t>repository/          interfaces Spring Data JPA (@Repository)</w:t>
-      </w:r>
-      <w:r>
-        <w:rPr>
-          <w:rFonts w:ascii="Consolas" w:hAnsi="Consolas"/>
-          <w:sz w:val="18"/>
-        </w:rPr>
-        <w:br/>
-        <w:t>model/               entidades JPA (@Entity, @Table)</w:t>
-      </w:r>
-      <w:r>
-        <w:rPr>
-          <w:rFonts w:ascii="Consolas" w:hAnsi="Consolas"/>
-          <w:sz w:val="18"/>
-        </w:rPr>
-        <w:br/>
-        <w:t>dto/</w:t>
-      </w:r>
-      <w:r>
-        <w:rPr>
-          <w:rFonts w:ascii="Consolas" w:hAnsi="Consolas"/>
-          <w:sz w:val="18"/>
-        </w:rPr>
-        <w:br/>
-        <w:t xml:space="preserve">  | request/         payloads de entrada  (AnimalRequestDTO...)</w:t>
-      </w:r>
-      <w:r>
-        <w:rPr>
-          <w:rFonts w:ascii="Consolas" w:hAnsi="Consolas"/>
-          <w:sz w:val="18"/>
-        </w:rPr>
-        <w:br/>
-        <w:t xml:space="preserve">  | response/        payloads de saida   (AnimalResponseDTO...)</w:t>
-      </w:r>
-      <w:r>
-        <w:rPr>
-          <w:rFonts w:ascii="Consolas" w:hAnsi="Consolas"/>
-          <w:sz w:val="18"/>
-        </w:rPr>
-        <w:br/>
-        <w:t>mapper/              conversao DTO &lt;-&gt; Entity via MapStruct (@Mapper)</w:t>
-      </w:r>
-      <w:r>
-        <w:rPr>
-          <w:rFonts w:ascii="Consolas" w:hAnsi="Consolas"/>
-          <w:sz w:val="18"/>
-        </w:rPr>
-        <w:br/>
-        <w:t>exception/           exceptions customizadas + @RestControllerAdvice</w:t>
-      </w:r>
-      <w:r>
-        <w:rPr>
-          <w:rFonts w:ascii="Consolas" w:hAnsi="Consolas"/>
-          <w:sz w:val="18"/>
-        </w:rPr>
-        <w:br/>
-        <w:t>config/              SecurityConfig, OpenApiConfig, CorsConfig</w:t>
-      </w:r>
-      <w:r>
-        <w:rPr>
-          <w:rFonts w:ascii="Consolas" w:hAnsi="Consolas"/>
-          <w:sz w:val="18"/>
-        </w:rPr>
-        <w:br/>
-        <w:t>security/            JwtFilter, JwtUtil, UserDetailsServiceImpl</w:t>
-      </w:r>
-    </w:p>
-    <w:p>
-      <w:pPr>
-        <w:jc w:val="both"/>
-      </w:pPr>
-      <w:r>
-        <w:t>Padroes adotados: Repository Pattern, Service Layer, DTO (request/response), Mapper (MapStruct), Global Exception Handling, Spring Security com RBAC por perfil de ator.</w:t>
-      </w:r>
-    </w:p>
-    <w:p>
-      <w:pPr>
-        <w:pStyle w:val="Ttulo3"/>
-      </w:pPr>
-      <w:bookmarkStart w:id="13" w:name="_Toc230811650"/>
-      <w:r>
-        <w:t>3.1.2. C4 Nivel 1 - Contexto</w:t>
-      </w:r>
-      <w:bookmarkEnd w:id="13"/>
+      <w:bookmarkStart w:id="15" w:name="_Toc231081811"/>
+      <w:r>
+        <w:t>3.2.1. Diagrama de Componentes (C4 Nivel 3)</w:t>
+      </w:r>
+      <w:bookmarkEnd w:id="15"/>
     </w:p>
     <w:p>
       <w:pPr>
@@ -5169,8 +4904,8 @@
         </w:rPr>
         <w:lastRenderedPageBreak/>
         <w:drawing>
-          <wp:inline distT="0" distB="0" distL="0" distR="0" wp14:anchorId="43CC6F14" wp14:editId="14CE2703">
-            <wp:extent cx="5400000" cy="4197828"/>
+          <wp:inline distT="0" distB="0" distL="0" distR="0" wp14:anchorId="008ECEC8" wp14:editId="019F6E6E">
+            <wp:extent cx="5400000" cy="5389760"/>
             <wp:effectExtent l="0" t="0" r="0" b="0"/>
             <wp:docPr id="5" name="Picture 5"/>
             <wp:cNvGraphicFramePr>
@@ -5192,7 +4927,7 @@
                   <pic:spPr>
                     <a:xfrm>
                       <a:off x="0" y="0"/>
-                      <a:ext cx="5400000" cy="4197828"/>
+                      <a:ext cx="5400000" cy="5389760"/>
                     </a:xfrm>
                     <a:prstGeom prst="rect">
                       <a:avLst/>
@@ -5214,7 +4949,7 @@
           <w:i/>
           <w:sz w:val="20"/>
         </w:rPr>
-        <w:t>Figura 5 - C4 Nivel 1: Diagrama de Contexto do PataAmiga</w:t>
+        <w:t>Figura 5 - C4 Nivel 3: Componentes do Backend PataAmiga</w:t>
       </w:r>
     </w:p>
     <w:p/>
@@ -5222,11 +4957,410 @@
       <w:pPr>
         <w:pStyle w:val="Ttulo3"/>
       </w:pPr>
-      <w:bookmarkStart w:id="14" w:name="_Toc230811651"/>
-      <w:r>
-        <w:t>3.1.3. C4 Nivel 2 - Containers</w:t>
-      </w:r>
-      <w:bookmarkEnd w:id="14"/>
+      <w:bookmarkStart w:id="16" w:name="_Toc231081812"/>
+      <w:r>
+        <w:t>3.2.2. Diagrama de Implantacao</w:t>
+      </w:r>
+      <w:bookmarkEnd w:id="16"/>
+    </w:p>
+    <w:p>
+      <w:pPr>
+        <w:jc w:val="both"/>
+      </w:pPr>
+      <w:r>
+        <w:t>A implantacao e orquestrada por Docker Compose (arquivo docker-compose.yml na raiz do projeto). Tres containers compartilham a rede bridge pataamiga-net em um host Linux com Docker Engine, e dois sistemas externos sao consumidos pela API.</w:t>
+      </w:r>
+    </w:p>
+    <w:tbl>
+      <w:tblPr>
+        <w:tblW w:w="0" w:type="auto"/>
+        <w:tblBorders>
+          <w:top w:val="single" w:sz="4" w:space="0" w:color="888888"/>
+          <w:left w:val="single" w:sz="4" w:space="0" w:color="888888"/>
+          <w:bottom w:val="single" w:sz="4" w:space="0" w:color="888888"/>
+          <w:right w:val="single" w:sz="4" w:space="0" w:color="888888"/>
+          <w:insideH w:val="single" w:sz="4" w:space="0" w:color="888888"/>
+          <w:insideV w:val="single" w:sz="4" w:space="0" w:color="888888"/>
+        </w:tblBorders>
+        <w:tblLook w:val="04A0" w:firstRow="1" w:lastRow="0" w:firstColumn="1" w:lastColumn="0" w:noHBand="0" w:noVBand="1"/>
+      </w:tblPr>
+      <w:tblGrid>
+        <w:gridCol w:w="1896"/>
+        <w:gridCol w:w="1903"/>
+        <w:gridCol w:w="1926"/>
+        <w:gridCol w:w="2017"/>
+        <w:gridCol w:w="1896"/>
+      </w:tblGrid>
+      <w:tr>
+        <w:tc>
+          <w:tcPr>
+            <w:tcW w:w="1930" w:type="dxa"/>
+            <w:shd w:val="clear" w:color="auto" w:fill="E7E7E7"/>
+          </w:tcPr>
+          <w:p>
+            <w:r>
+              <w:rPr>
+                <w:b/>
+              </w:rPr>
+              <w:t>Container</w:t>
+            </w:r>
+          </w:p>
+        </w:tc>
+        <w:tc>
+          <w:tcPr>
+            <w:tcW w:w="1930" w:type="dxa"/>
+            <w:shd w:val="clear" w:color="auto" w:fill="E7E7E7"/>
+          </w:tcPr>
+          <w:p>
+            <w:r>
+              <w:rPr>
+                <w:b/>
+              </w:rPr>
+              <w:t>Imagem Docker</w:t>
+            </w:r>
+          </w:p>
+        </w:tc>
+        <w:tc>
+          <w:tcPr>
+            <w:tcW w:w="1930" w:type="dxa"/>
+            <w:shd w:val="clear" w:color="auto" w:fill="E7E7E7"/>
+          </w:tcPr>
+          <w:p>
+            <w:r>
+              <w:rPr>
+                <w:b/>
+              </w:rPr>
+              <w:t>Portas (host:container)</w:t>
+            </w:r>
+          </w:p>
+        </w:tc>
+        <w:tc>
+          <w:tcPr>
+            <w:tcW w:w="1930" w:type="dxa"/>
+            <w:shd w:val="clear" w:color="auto" w:fill="E7E7E7"/>
+          </w:tcPr>
+          <w:p>
+            <w:r>
+              <w:rPr>
+                <w:b/>
+              </w:rPr>
+              <w:t>Responsabilidade</w:t>
+            </w:r>
+          </w:p>
+        </w:tc>
+        <w:tc>
+          <w:tcPr>
+            <w:tcW w:w="1930" w:type="dxa"/>
+            <w:shd w:val="clear" w:color="auto" w:fill="E7E7E7"/>
+          </w:tcPr>
+          <w:p>
+            <w:r>
+              <w:rPr>
+                <w:b/>
+              </w:rPr>
+              <w:t>Volume</w:t>
+            </w:r>
+          </w:p>
+        </w:tc>
+      </w:tr>
+      <w:tr>
+        <w:tc>
+          <w:tcPr>
+            <w:tcW w:w="1930" w:type="dxa"/>
+          </w:tcPr>
+          <w:p>
+            <w:r>
+              <w:t>pataamiga-frontend</w:t>
+            </w:r>
+          </w:p>
+        </w:tc>
+        <w:tc>
+          <w:tcPr>
+            <w:tcW w:w="1930" w:type="dxa"/>
+          </w:tcPr>
+          <w:p>
+            <w:r>
+              <w:t>nginx:alpine</w:t>
+            </w:r>
+          </w:p>
+        </w:tc>
+        <w:tc>
+          <w:tcPr>
+            <w:tcW w:w="1930" w:type="dxa"/>
+          </w:tcPr>
+          <w:p>
+            <w:r>
+              <w:t>4200:80</w:t>
+            </w:r>
+          </w:p>
+        </w:tc>
+        <w:tc>
+          <w:tcPr>
+            <w:tcW w:w="1930" w:type="dxa"/>
+          </w:tcPr>
+          <w:p>
+            <w:r>
+              <w:t>Servir o build estatico do SPA Angular 17</w:t>
+            </w:r>
+          </w:p>
+        </w:tc>
+        <w:tc>
+          <w:tcPr>
+            <w:tcW w:w="1930" w:type="dxa"/>
+          </w:tcPr>
+          <w:p>
+            <w:r>
+              <w:t>-</w:t>
+            </w:r>
+          </w:p>
+        </w:tc>
+      </w:tr>
+      <w:tr>
+        <w:tc>
+          <w:tcPr>
+            <w:tcW w:w="1930" w:type="dxa"/>
+          </w:tcPr>
+          <w:p>
+            <w:r>
+              <w:t>pataamiga-backend</w:t>
+            </w:r>
+          </w:p>
+        </w:tc>
+        <w:tc>
+          <w:tcPr>
+            <w:tcW w:w="1930" w:type="dxa"/>
+          </w:tcPr>
+          <w:p>
+            <w:r>
+              <w:t>eclipse-temurin:21-jre</w:t>
+            </w:r>
+          </w:p>
+        </w:tc>
+        <w:tc>
+          <w:tcPr>
+            <w:tcW w:w="1930" w:type="dxa"/>
+          </w:tcPr>
+          <w:p>
+            <w:r>
+              <w:t>8080:8080</w:t>
+            </w:r>
+          </w:p>
+        </w:tc>
+        <w:tc>
+          <w:tcPr>
+            <w:tcW w:w="1930" w:type="dxa"/>
+          </w:tcPr>
+          <w:p>
+            <w:r>
+              <w:t xml:space="preserve">API REST Spring Boot 3.x </w:t>
+            </w:r>
+            <w:r>
+              <w:lastRenderedPageBreak/>
+              <w:t>(/api/v1/**) com JWT e RBAC</w:t>
+            </w:r>
+          </w:p>
+        </w:tc>
+        <w:tc>
+          <w:tcPr>
+            <w:tcW w:w="1930" w:type="dxa"/>
+          </w:tcPr>
+          <w:p>
+            <w:r>
+              <w:lastRenderedPageBreak/>
+              <w:t>-</w:t>
+            </w:r>
+          </w:p>
+        </w:tc>
+      </w:tr>
+      <w:tr>
+        <w:tc>
+          <w:tcPr>
+            <w:tcW w:w="1930" w:type="dxa"/>
+          </w:tcPr>
+          <w:p>
+            <w:r>
+              <w:t>pataamiga-db</w:t>
+            </w:r>
+          </w:p>
+        </w:tc>
+        <w:tc>
+          <w:tcPr>
+            <w:tcW w:w="1930" w:type="dxa"/>
+          </w:tcPr>
+          <w:p>
+            <w:r>
+              <w:t>postgres:16-alpine</w:t>
+            </w:r>
+          </w:p>
+        </w:tc>
+        <w:tc>
+          <w:tcPr>
+            <w:tcW w:w="1930" w:type="dxa"/>
+          </w:tcPr>
+          <w:p>
+            <w:r>
+              <w:t>5432:5432</w:t>
+            </w:r>
+          </w:p>
+        </w:tc>
+        <w:tc>
+          <w:tcPr>
+            <w:tcW w:w="1930" w:type="dxa"/>
+          </w:tcPr>
+          <w:p>
+            <w:r>
+              <w:t>Banco PostgreSQL com schema pataamiga</w:t>
+            </w:r>
+          </w:p>
+        </w:tc>
+        <w:tc>
+          <w:tcPr>
+            <w:tcW w:w="1930" w:type="dxa"/>
+          </w:tcPr>
+          <w:p>
+            <w:r>
+              <w:t>pataamiga-pgdata</w:t>
+            </w:r>
+          </w:p>
+        </w:tc>
+      </w:tr>
+    </w:tbl>
+    <w:p/>
+    <w:tbl>
+      <w:tblPr>
+        <w:tblW w:w="0" w:type="auto"/>
+        <w:tblBorders>
+          <w:top w:val="single" w:sz="4" w:space="0" w:color="888888"/>
+          <w:left w:val="single" w:sz="4" w:space="0" w:color="888888"/>
+          <w:bottom w:val="single" w:sz="4" w:space="0" w:color="888888"/>
+          <w:right w:val="single" w:sz="4" w:space="0" w:color="888888"/>
+          <w:insideH w:val="single" w:sz="4" w:space="0" w:color="888888"/>
+          <w:insideV w:val="single" w:sz="4" w:space="0" w:color="888888"/>
+        </w:tblBorders>
+        <w:tblLook w:val="04A0" w:firstRow="1" w:lastRow="0" w:firstColumn="1" w:lastColumn="0" w:noHBand="0" w:noVBand="1"/>
+      </w:tblPr>
+      <w:tblGrid>
+        <w:gridCol w:w="3212"/>
+        <w:gridCol w:w="3213"/>
+        <w:gridCol w:w="3213"/>
+      </w:tblGrid>
+      <w:tr>
+        <w:tc>
+          <w:tcPr>
+            <w:tcW w:w="3216" w:type="dxa"/>
+            <w:shd w:val="clear" w:color="auto" w:fill="E7E7E7"/>
+          </w:tcPr>
+          <w:p>
+            <w:r>
+              <w:rPr>
+                <w:b/>
+              </w:rPr>
+              <w:t>Sistema externo</w:t>
+            </w:r>
+          </w:p>
+        </w:tc>
+        <w:tc>
+          <w:tcPr>
+            <w:tcW w:w="3216" w:type="dxa"/>
+            <w:shd w:val="clear" w:color="auto" w:fill="E7E7E7"/>
+          </w:tcPr>
+          <w:p>
+            <w:r>
+              <w:rPr>
+                <w:b/>
+              </w:rPr>
+              <w:t>Protocolo</w:t>
+            </w:r>
+          </w:p>
+        </w:tc>
+        <w:tc>
+          <w:tcPr>
+            <w:tcW w:w="3216" w:type="dxa"/>
+            <w:shd w:val="clear" w:color="auto" w:fill="E7E7E7"/>
+          </w:tcPr>
+          <w:p>
+            <w:r>
+              <w:rPr>
+                <w:b/>
+              </w:rPr>
+              <w:t>Uso</w:t>
+            </w:r>
+          </w:p>
+        </w:tc>
+      </w:tr>
+      <w:tr>
+        <w:tc>
+          <w:tcPr>
+            <w:tcW w:w="3216" w:type="dxa"/>
+          </w:tcPr>
+          <w:p>
+            <w:r>
+              <w:t>Servico de E-mail (SMTP)</w:t>
+            </w:r>
+          </w:p>
+        </w:tc>
+        <w:tc>
+          <w:tcPr>
+            <w:tcW w:w="3216" w:type="dxa"/>
+          </w:tcPr>
+          <w:p>
+            <w:r>
+              <w:t>SMTP/TLS</w:t>
+            </w:r>
+          </w:p>
+        </w:tc>
+        <w:tc>
+          <w:tcPr>
+            <w:tcW w:w="3216" w:type="dxa"/>
+          </w:tcPr>
+          <w:p>
+            <w:r>
+              <w:t>Notificacoes de adocao e confirmacoes de doacao</w:t>
+            </w:r>
+          </w:p>
+        </w:tc>
+      </w:tr>
+      <w:tr>
+        <w:tc>
+          <w:tcPr>
+            <w:tcW w:w="3216" w:type="dxa"/>
+          </w:tcPr>
+          <w:p>
+            <w:r>
+              <w:t>Gateway de Pagamento</w:t>
+            </w:r>
+          </w:p>
+        </w:tc>
+        <w:tc>
+          <w:tcPr>
+            <w:tcW w:w="3216" w:type="dxa"/>
+          </w:tcPr>
+          <w:p>
+            <w:r>
+              <w:t>HTTPS/REST</w:t>
+            </w:r>
+          </w:p>
+        </w:tc>
+        <w:tc>
+          <w:tcPr>
+            <w:tcW w:w="3216" w:type="dxa"/>
+          </w:tcPr>
+          <w:p>
+            <w:r>
+              <w:t>Processamento de doacoes via Pix e cartao</w:t>
+            </w:r>
+          </w:p>
+        </w:tc>
+      </w:tr>
+    </w:tbl>
+    <w:p/>
+    <w:p>
+      <w:pPr>
+        <w:jc w:val="both"/>
+      </w:pPr>
+      <w:r>
+        <w:t>Ordem de inicializacao: pataamiga-db (com healthcheck) -&gt; pataamiga-backend (depends_on: db) -&gt; pataamiga-frontend (depends_on: backend).</w:t>
+      </w:r>
     </w:p>
     <w:p>
       <w:pPr>
@@ -5236,10 +5370,9 @@
         <w:rPr>
           <w:noProof/>
         </w:rPr>
-        <w:lastRenderedPageBreak/>
         <w:drawing>
-          <wp:inline distT="0" distB="0" distL="0" distR="0" wp14:anchorId="43BB6246" wp14:editId="06B5FC83">
-            <wp:extent cx="5400000" cy="6003850"/>
+          <wp:inline distT="0" distB="0" distL="0" distR="0" wp14:anchorId="5C5C2609" wp14:editId="562C15D3">
+            <wp:extent cx="5400000" cy="4598287"/>
             <wp:effectExtent l="0" t="0" r="0" b="0"/>
             <wp:docPr id="6" name="Picture 6"/>
             <wp:cNvGraphicFramePr>
@@ -5261,7 +5394,7 @@
                   <pic:spPr>
                     <a:xfrm>
                       <a:off x="0" y="0"/>
-                      <a:ext cx="5400000" cy="6003850"/>
+                      <a:ext cx="5400000" cy="4598287"/>
                     </a:xfrm>
                     <a:prstGeom prst="rect">
                       <a:avLst/>
@@ -5283,7 +5416,7 @@
           <w:i/>
           <w:sz w:val="20"/>
         </w:rPr>
-        <w:t>Figura 6 - C4 Nivel 2: Diagrama de Containers do PataAmiga</w:t>
+        <w:t>Figura 6 - Diagrama de Implantacao do PataAmiga (Docker Compose)</w:t>
       </w:r>
     </w:p>
     <w:p/>
@@ -5291,30 +5424,383 @@
       <w:pPr>
         <w:pStyle w:val="Ttulo2"/>
       </w:pPr>
-      <w:bookmarkStart w:id="15" w:name="_Toc230811652"/>
-      <w:r>
-        <w:t>3.2. Diagrama de Componentes e Implantacao</w:t>
-      </w:r>
-      <w:bookmarkEnd w:id="15"/>
+      <w:bookmarkStart w:id="17" w:name="_Toc231081813"/>
+      <w:r>
+        <w:lastRenderedPageBreak/>
+        <w:t>3.3. Diagrama de Classes</w:t>
+      </w:r>
+      <w:bookmarkEnd w:id="17"/>
     </w:p>
     <w:p>
       <w:pPr>
         <w:jc w:val="both"/>
       </w:pPr>
       <w:r>
-        <w:t>O diagrama de componentes corresponde ao C4 Nivel 3, detalhando os componentes internos do backend Spring Boot. O diagrama de implantacao mostra onde cada container e alocado na infraestrutura Docker.</w:t>
+        <w:t>O modelo de dominio adota a Abordagem C para usuarios: uma entidade Usuario central concentra os dados pessoais (nome, e-mail, CPF, telefone, endereco, senha), e cinco perfis especializados - PerfilAdotante, PerfilDoador, PerfilVoluntario, PerfilVeterinario e PerfilCoordenador - estendem Usuario por composicao 1:1 opcional. Uma mesma pessoa pode acumular qualquer combinacao de papeis sem duplicar dados de cadastro.</w:t>
       </w:r>
     </w:p>
     <w:p>
       <w:pPr>
         <w:pStyle w:val="Ttulo3"/>
       </w:pPr>
-      <w:bookmarkStart w:id="16" w:name="_Toc230811653"/>
-      <w:r>
-        <w:t>3.2.1. Diagrama de Componentes (C4 Nivel 3)</w:t>
-      </w:r>
-      <w:bookmarkEnd w:id="16"/>
-    </w:p>
+      <w:bookmarkStart w:id="18" w:name="_Toc231081814"/>
+      <w:r>
+        <w:t>3.3.1. Principais classes do dominio</w:t>
+      </w:r>
+      <w:bookmarkEnd w:id="18"/>
+    </w:p>
+    <w:tbl>
+      <w:tblPr>
+        <w:tblW w:w="0" w:type="auto"/>
+        <w:tblBorders>
+          <w:top w:val="single" w:sz="4" w:space="0" w:color="888888"/>
+          <w:left w:val="single" w:sz="4" w:space="0" w:color="888888"/>
+          <w:bottom w:val="single" w:sz="4" w:space="0" w:color="888888"/>
+          <w:right w:val="single" w:sz="4" w:space="0" w:color="888888"/>
+          <w:insideH w:val="single" w:sz="4" w:space="0" w:color="888888"/>
+          <w:insideV w:val="single" w:sz="4" w:space="0" w:color="888888"/>
+        </w:tblBorders>
+        <w:tblLook w:val="04A0" w:firstRow="1" w:lastRow="0" w:firstColumn="1" w:lastColumn="0" w:noHBand="0" w:noVBand="1"/>
+      </w:tblPr>
+      <w:tblGrid>
+        <w:gridCol w:w="3213"/>
+        <w:gridCol w:w="3210"/>
+        <w:gridCol w:w="3215"/>
+      </w:tblGrid>
+      <w:tr>
+        <w:tc>
+          <w:tcPr>
+            <w:tcW w:w="3216" w:type="dxa"/>
+            <w:shd w:val="clear" w:color="auto" w:fill="E7E7E7"/>
+          </w:tcPr>
+          <w:p>
+            <w:r>
+              <w:rPr>
+                <w:b/>
+              </w:rPr>
+              <w:t>Classe</w:t>
+            </w:r>
+          </w:p>
+        </w:tc>
+        <w:tc>
+          <w:tcPr>
+            <w:tcW w:w="3216" w:type="dxa"/>
+            <w:shd w:val="clear" w:color="auto" w:fill="E7E7E7"/>
+          </w:tcPr>
+          <w:p>
+            <w:r>
+              <w:rPr>
+                <w:b/>
+              </w:rPr>
+              <w:t>Tipo</w:t>
+            </w:r>
+          </w:p>
+        </w:tc>
+        <w:tc>
+          <w:tcPr>
+            <w:tcW w:w="3216" w:type="dxa"/>
+            <w:shd w:val="clear" w:color="auto" w:fill="E7E7E7"/>
+          </w:tcPr>
+          <w:p>
+            <w:r>
+              <w:rPr>
+                <w:b/>
+              </w:rPr>
+              <w:t>Papel no modelo</w:t>
+            </w:r>
+          </w:p>
+        </w:tc>
+      </w:tr>
+      <w:tr>
+        <w:tc>
+          <w:tcPr>
+            <w:tcW w:w="3216" w:type="dxa"/>
+          </w:tcPr>
+          <w:p>
+            <w:r>
+              <w:t>Usuario</w:t>
+            </w:r>
+          </w:p>
+        </w:tc>
+        <w:tc>
+          <w:tcPr>
+            <w:tcW w:w="3216" w:type="dxa"/>
+          </w:tcPr>
+          <w:p>
+            <w:r>
+              <w:t>Entidade central</w:t>
+            </w:r>
+          </w:p>
+        </w:tc>
+        <w:tc>
+          <w:tcPr>
+            <w:tcW w:w="3216" w:type="dxa"/>
+          </w:tcPr>
+          <w:p>
+            <w:r>
+              <w:t>Identidade comum a todos os atores; responsavel por autenticacao</w:t>
+            </w:r>
+          </w:p>
+        </w:tc>
+      </w:tr>
+      <w:tr>
+        <w:tc>
+          <w:tcPr>
+            <w:tcW w:w="3216" w:type="dxa"/>
+          </w:tcPr>
+          <w:p>
+            <w:r>
+              <w:t>Perfil (abstrata)</w:t>
+            </w:r>
+          </w:p>
+        </w:tc>
+        <w:tc>
+          <w:tcPr>
+            <w:tcW w:w="3216" w:type="dxa"/>
+          </w:tcPr>
+          <w:p>
+            <w:r>
+              <w:t>Superclasse</w:t>
+            </w:r>
+          </w:p>
+        </w:tc>
+        <w:tc>
+          <w:tcPr>
+            <w:tcW w:w="3216" w:type="dxa"/>
+          </w:tcPr>
+          <w:p>
+            <w:r>
+              <w:t>Define ativo, dataAtivacao e operacoes genericas dos perfis</w:t>
+            </w:r>
+          </w:p>
+        </w:tc>
+      </w:tr>
+      <w:tr>
+        <w:tc>
+          <w:tcPr>
+            <w:tcW w:w="3216" w:type="dxa"/>
+          </w:tcPr>
+          <w:p>
+            <w:r>
+              <w:t>PerfilAdotante / Doador / Voluntario / Veterinario / Coordenador</w:t>
+            </w:r>
+          </w:p>
+        </w:tc>
+        <w:tc>
+          <w:tcPr>
+            <w:tcW w:w="3216" w:type="dxa"/>
+          </w:tcPr>
+          <w:p>
+            <w:r>
+              <w:t>Perfis 1:1</w:t>
+            </w:r>
+          </w:p>
+        </w:tc>
+        <w:tc>
+          <w:tcPr>
+            <w:tcW w:w="3216" w:type="dxa"/>
+          </w:tcPr>
+          <w:p>
+            <w:r>
+              <w:t>Especializam Usuario com atributos e operacoes especificas de cada papel</w:t>
+            </w:r>
+          </w:p>
+        </w:tc>
+      </w:tr>
+      <w:tr>
+        <w:tc>
+          <w:tcPr>
+            <w:tcW w:w="3216" w:type="dxa"/>
+          </w:tcPr>
+          <w:p>
+            <w:r>
+              <w:t>Animal</w:t>
+            </w:r>
+          </w:p>
+        </w:tc>
+        <w:tc>
+          <w:tcPr>
+            <w:tcW w:w="3216" w:type="dxa"/>
+          </w:tcPr>
+          <w:p>
+            <w:r>
+              <w:t>Entidade central do negocio</w:t>
+            </w:r>
+          </w:p>
+        </w:tc>
+        <w:tc>
+          <w:tcPr>
+            <w:tcW w:w="3216" w:type="dxa"/>
+          </w:tcPr>
+          <w:p>
+            <w:r>
+              <w:t>Estado controlado pelo enum StatusAnimal; relaciona-se com prontuarios e adocoes</w:t>
+            </w:r>
+          </w:p>
+        </w:tc>
+      </w:tr>
+      <w:tr>
+        <w:tc>
+          <w:tcPr>
+            <w:tcW w:w="3216" w:type="dxa"/>
+          </w:tcPr>
+          <w:p>
+            <w:r>
+              <w:t>RegistroVeterinario</w:t>
+            </w:r>
+          </w:p>
+        </w:tc>
+        <w:tc>
+          <w:tcPr>
+            <w:tcW w:w="3216" w:type="dxa"/>
+          </w:tcPr>
+          <w:p>
+            <w:r>
+              <w:t>Entidade</w:t>
+            </w:r>
+          </w:p>
+        </w:tc>
+        <w:tc>
+          <w:tcPr>
+            <w:tcW w:w="3216" w:type="dxa"/>
+          </w:tcPr>
+          <w:p>
+            <w:r>
+              <w:t>Cada atendimento veterinario registrado; liberaParaAdocao aciona transicao de status</w:t>
+            </w:r>
+          </w:p>
+        </w:tc>
+      </w:tr>
+      <w:tr>
+        <w:tc>
+          <w:tcPr>
+            <w:tcW w:w="3216" w:type="dxa"/>
+          </w:tcPr>
+          <w:p>
+            <w:r>
+              <w:t>Adocao</w:t>
+            </w:r>
+          </w:p>
+        </w:tc>
+        <w:tc>
+          <w:tcPr>
+            <w:tcW w:w="3216" w:type="dxa"/>
+          </w:tcPr>
+          <w:p>
+            <w:r>
+              <w:t>Entidade</w:t>
+            </w:r>
+          </w:p>
+        </w:tc>
+        <w:tc>
+          <w:tcPr>
+            <w:tcW w:w="3216" w:type="dxa"/>
+          </w:tcPr>
+          <w:p>
+            <w:r>
+              <w:t>Processo de adocao com ciclo de vida EM_ANALISE -&gt; ... -&gt; CONCLUIDA/REJEITADA</w:t>
+            </w:r>
+          </w:p>
+        </w:tc>
+      </w:tr>
+      <w:tr>
+        <w:tc>
+          <w:tcPr>
+            <w:tcW w:w="3216" w:type="dxa"/>
+          </w:tcPr>
+          <w:p>
+            <w:r>
+              <w:t>Doacao</w:t>
+            </w:r>
+          </w:p>
+        </w:tc>
+        <w:tc>
+          <w:tcPr>
+            <w:tcW w:w="3216" w:type="dxa"/>
+          </w:tcPr>
+          <w:p>
+            <w:r>
+              <w:t>Entidade</w:t>
+            </w:r>
+          </w:p>
+        </w:tc>
+        <w:tc>
+          <w:tcPr>
+            <w:tcW w:w="3216" w:type="dxa"/>
+          </w:tcPr>
+          <w:p>
+            <w:r>
+              <w:t>Aporte pontual ou recorrente associado a um PerfilDoador</w:t>
+            </w:r>
+          </w:p>
+        </w:tc>
+      </w:tr>
+      <w:tr>
+        <w:tc>
+          <w:tcPr>
+            <w:tcW w:w="3216" w:type="dxa"/>
+          </w:tcPr>
+          <w:p>
+            <w:r>
+              <w:t>Relatorio</w:t>
+            </w:r>
+          </w:p>
+        </w:tc>
+        <w:tc>
+          <w:tcPr>
+            <w:tcW w:w="3216" w:type="dxa"/>
+          </w:tcPr>
+          <w:p>
+            <w:r>
+              <w:t>Entidade</w:t>
+            </w:r>
+          </w:p>
+        </w:tc>
+        <w:tc>
+          <w:tcPr>
+            <w:tcW w:w="3216" w:type="dxa"/>
+          </w:tcPr>
+          <w:p>
+            <w:r>
+              <w:t>Saida agregada gerada por um PerfilCoordenador</w:t>
+            </w:r>
+          </w:p>
+        </w:tc>
+      </w:tr>
+      <w:tr>
+        <w:tc>
+          <w:tcPr>
+            <w:tcW w:w="3216" w:type="dxa"/>
+          </w:tcPr>
+          <w:p>
+            <w:r>
+              <w:t>StatusAnimal, StatusAdocao, TipoDoacao, TipoRelatorio, TipoAtendimento, Especie, Sexo, Porte</w:t>
+            </w:r>
+          </w:p>
+        </w:tc>
+        <w:tc>
+          <w:tcPr>
+            <w:tcW w:w="3216" w:type="dxa"/>
+          </w:tcPr>
+          <w:p>
+            <w:r>
+              <w:t>Enums</w:t>
+            </w:r>
+          </w:p>
+        </w:tc>
+        <w:tc>
+          <w:tcPr>
+            <w:tcW w:w="3216" w:type="dxa"/>
+          </w:tcPr>
+          <w:p>
+            <w:r>
+              <w:t>Estados e classificadores do dominio</w:t>
+            </w:r>
+          </w:p>
+        </w:tc>
+      </w:tr>
+    </w:tbl>
+    <w:p/>
     <w:p>
       <w:pPr>
         <w:jc w:val="center"/>
@@ -5325,8 +5811,8 @@
         </w:rPr>
         <w:lastRenderedPageBreak/>
         <w:drawing>
-          <wp:inline distT="0" distB="0" distL="0" distR="0" wp14:anchorId="0EA4E258" wp14:editId="668BF8A6">
-            <wp:extent cx="5400000" cy="5389760"/>
+          <wp:inline distT="0" distB="0" distL="0" distR="0" wp14:anchorId="744E161E" wp14:editId="72B36E43">
+            <wp:extent cx="5400000" cy="2929234"/>
             <wp:effectExtent l="0" t="0" r="0" b="0"/>
             <wp:docPr id="7" name="Picture 7"/>
             <wp:cNvGraphicFramePr>
@@ -5348,7 +5834,7 @@
                   <pic:spPr>
                     <a:xfrm>
                       <a:off x="0" y="0"/>
-                      <a:ext cx="5400000" cy="5389760"/>
+                      <a:ext cx="5400000" cy="2929234"/>
                     </a:xfrm>
                     <a:prstGeom prst="rect">
                       <a:avLst/>
@@ -5370,26 +5856,44 @@
           <w:i/>
           <w:sz w:val="20"/>
         </w:rPr>
-        <w:t>Figura 7 - C4 Nivel 3: Componentes do Backend PataAmiga</w:t>
+        <w:t>Figura 7 - Diagrama de Classes do Modelo de Dominio do PataAmiga</w:t>
       </w:r>
     </w:p>
     <w:p/>
     <w:p>
       <w:pPr>
+        <w:pStyle w:val="Ttulo2"/>
+      </w:pPr>
+      <w:bookmarkStart w:id="19" w:name="_Toc231081815"/>
+      <w:r>
+        <w:t>3.4. Diagramas de Sequencia</w:t>
+      </w:r>
+      <w:bookmarkEnd w:id="19"/>
+    </w:p>
+    <w:p>
+      <w:pPr>
+        <w:jc w:val="both"/>
+      </w:pPr>
+      <w:r>
+        <w:t>Esta secao apresenta a realizacao interna (caixa-branca) das operacoes de sistema definidas no Diagrama de Sequencia do Sistema da Secao 2.3. Diferente do SSD - que trata o sistema como uma caixa-preta (ator &lt;-&gt; :Sistema) -, cada diagrama de sequencia abre o :Sistema e detalha a colaboracao entre as camadas da arquitetura - SPA Angular -&gt; JwtFilter -&gt; Controller -&gt; Service -&gt; Repository -&gt; PostgreSQL -, reutilizando os mesmos componentes do C4 Nivel 3 (Figura 5). Apresenta-se a realizacao individual de cada um dos 14 casos de uso (UC-01 a UC-14).</w:t>
+      </w:r>
+    </w:p>
+    <w:p>
+      <w:pPr>
         <w:pStyle w:val="Ttulo3"/>
       </w:pPr>
-      <w:bookmarkStart w:id="17" w:name="_Toc230811654"/>
-      <w:r>
-        <w:t>3.2.2. Diagrama de Implantacao</w:t>
-      </w:r>
-      <w:bookmarkEnd w:id="17"/>
+      <w:bookmarkStart w:id="20" w:name="_Toc231081816"/>
+      <w:r>
+        <w:t>3.4.1. Realizacao por caso de uso</w:t>
+      </w:r>
+      <w:bookmarkEnd w:id="20"/>
     </w:p>
     <w:p>
       <w:pPr>
         <w:jc w:val="both"/>
       </w:pPr>
       <w:r>
-        <w:t>A implantacao e orquestrada por Docker Compose (arquivo docker-compose.yml na raiz do projeto). Tres containers compartilham a rede bridge pataamiga-net em um host Linux com Docker Engine, e dois sistemas externos sao consumidos pela API.</w:t>
+        <w:t>A tabela a seguir mapeia cada caso de uso aos componentes que participam da sua realizacao (Controllers, Services e Repositories), seguida pelos respectivos diagramas de sequencia caixa-branca.</w:t>
       </w:r>
     </w:p>
     <w:tbl>
@@ -5406,11 +5910,11 @@
         <w:tblLook w:val="04A0" w:firstRow="1" w:lastRow="0" w:firstColumn="1" w:lastColumn="0" w:noHBand="0" w:noVBand="1"/>
       </w:tblPr>
       <w:tblGrid>
-        <w:gridCol w:w="1896"/>
-        <w:gridCol w:w="1903"/>
-        <w:gridCol w:w="1926"/>
-        <w:gridCol w:w="2017"/>
-        <w:gridCol w:w="1896"/>
+        <w:gridCol w:w="832"/>
+        <w:gridCol w:w="1857"/>
+        <w:gridCol w:w="2363"/>
+        <w:gridCol w:w="2156"/>
+        <w:gridCol w:w="2430"/>
       </w:tblGrid>
       <w:tr>
         <w:tc>
@@ -5423,7 +5927,7 @@
               <w:rPr>
                 <w:b/>
               </w:rPr>
-              <w:t>Container</w:t>
+              <w:t>Fig.</w:t>
             </w:r>
           </w:p>
         </w:tc>
@@ -5437,7 +5941,7 @@
               <w:rPr>
                 <w:b/>
               </w:rPr>
-              <w:t>Imagem Docker</w:t>
+              <w:t>Caso de Uso</w:t>
             </w:r>
           </w:p>
         </w:tc>
@@ -5451,7 +5955,7 @@
               <w:rPr>
                 <w:b/>
               </w:rPr>
-              <w:t>Portas (host:container)</w:t>
+              <w:t>Controllers</w:t>
             </w:r>
           </w:p>
         </w:tc>
@@ -5465,7 +5969,7 @@
               <w:rPr>
                 <w:b/>
               </w:rPr>
-              <w:t>Responsabilidade</w:t>
+              <w:t>Services</w:t>
             </w:r>
           </w:p>
         </w:tc>
@@ -5479,7 +5983,7 @@
               <w:rPr>
                 <w:b/>
               </w:rPr>
-              <w:t>Volume</w:t>
+              <w:t>Repositories</w:t>
             </w:r>
           </w:p>
         </w:tc>
@@ -5491,7 +5995,7 @@
           </w:tcPr>
           <w:p>
             <w:r>
-              <w:t>pataamiga-frontend</w:t>
+              <w:t>8</w:t>
             </w:r>
           </w:p>
         </w:tc>
@@ -5501,7 +6005,7 @@
           </w:tcPr>
           <w:p>
             <w:r>
-              <w:t>nginx:alpine</w:t>
+              <w:t>UC-01 Solicitar Adocao</w:t>
             </w:r>
           </w:p>
         </w:tc>
@@ -5511,7 +6015,7 @@
           </w:tcPr>
           <w:p>
             <w:r>
-              <w:t>4200:80</w:t>
+              <w:t>AnimalController, AdocaoController</w:t>
             </w:r>
           </w:p>
         </w:tc>
@@ -5521,7 +6025,7 @@
           </w:tcPr>
           <w:p>
             <w:r>
-              <w:t>Servir o build estatico do SPA Angular 17</w:t>
+              <w:t>AnimalService, AdocaoService</w:t>
             </w:r>
           </w:p>
         </w:tc>
@@ -5531,7 +6035,7 @@
           </w:tcPr>
           <w:p>
             <w:r>
-              <w:t>-</w:t>
+              <w:t>AnimalRepository, AdocaoRepository</w:t>
             </w:r>
           </w:p>
         </w:tc>
@@ -5543,7 +6047,7 @@
           </w:tcPr>
           <w:p>
             <w:r>
-              <w:t>pataamiga-backend</w:t>
+              <w:t>9</w:t>
             </w:r>
           </w:p>
         </w:tc>
@@ -5553,7 +6057,7 @@
           </w:tcPr>
           <w:p>
             <w:r>
-              <w:t>eclipse-temurin:21-jre</w:t>
+              <w:t>UC-02 Registrar Animal Resgatado</w:t>
             </w:r>
           </w:p>
         </w:tc>
@@ -5563,7 +6067,7 @@
           </w:tcPr>
           <w:p>
             <w:r>
-              <w:t>8080:8080</w:t>
+              <w:t>AnimalController</w:t>
             </w:r>
           </w:p>
         </w:tc>
@@ -5573,11 +6077,134 @@
           </w:tcPr>
           <w:p>
             <w:r>
-              <w:t xml:space="preserve">API REST Spring Boot 3.x </w:t>
-            </w:r>
+              <w:t>AnimalService</w:t>
+            </w:r>
+          </w:p>
+        </w:tc>
+        <w:tc>
+          <w:tcPr>
+            <w:tcW w:w="1930" w:type="dxa"/>
+          </w:tcPr>
+          <w:p>
+            <w:r>
+              <w:t>AnimalRepository, RegistroVetRepository</w:t>
+            </w:r>
+          </w:p>
+        </w:tc>
+      </w:tr>
+      <w:tr>
+        <w:tc>
+          <w:tcPr>
+            <w:tcW w:w="1930" w:type="dxa"/>
+          </w:tcPr>
+          <w:p>
+            <w:r>
+              <w:t>10</w:t>
+            </w:r>
+          </w:p>
+        </w:tc>
+        <w:tc>
+          <w:tcPr>
+            <w:tcW w:w="1930" w:type="dxa"/>
+          </w:tcPr>
+          <w:p>
+            <w:r>
+              <w:t>UC-03 Registrar Atendimento Veterinario</w:t>
+            </w:r>
+          </w:p>
+        </w:tc>
+        <w:tc>
+          <w:tcPr>
+            <w:tcW w:w="1930" w:type="dxa"/>
+          </w:tcPr>
+          <w:p>
+            <w:r>
+              <w:t>AnimalController, RegistroVetController</w:t>
+            </w:r>
+          </w:p>
+        </w:tc>
+        <w:tc>
+          <w:tcPr>
+            <w:tcW w:w="1930" w:type="dxa"/>
+          </w:tcPr>
+          <w:p>
+            <w:r>
+              <w:t>AnimalService, RegistroVetService</w:t>
+            </w:r>
+          </w:p>
+        </w:tc>
+        <w:tc>
+          <w:tcPr>
+            <w:tcW w:w="1930" w:type="dxa"/>
+          </w:tcPr>
+          <w:p>
+            <w:r>
+              <w:t>AnimalRepository, RegistroVetRepository</w:t>
+            </w:r>
+          </w:p>
+        </w:tc>
+      </w:tr>
+      <w:tr>
+        <w:tc>
+          <w:tcPr>
+            <w:tcW w:w="1930" w:type="dxa"/>
+          </w:tcPr>
+          <w:p>
+            <w:r>
+              <w:t>11</w:t>
+            </w:r>
+          </w:p>
+        </w:tc>
+        <w:tc>
+          <w:tcPr>
+            <w:tcW w:w="1930" w:type="dxa"/>
+          </w:tcPr>
+          <w:p>
+            <w:r>
+              <w:t>UC-04 Buscar Animal Disponivel</w:t>
+            </w:r>
+          </w:p>
+        </w:tc>
+        <w:tc>
+          <w:tcPr>
+            <w:tcW w:w="1930" w:type="dxa"/>
+          </w:tcPr>
+          <w:p>
+            <w:r>
+              <w:t>AnimalController</w:t>
+            </w:r>
+          </w:p>
+        </w:tc>
+        <w:tc>
+          <w:tcPr>
+            <w:tcW w:w="1930" w:type="dxa"/>
+          </w:tcPr>
+          <w:p>
+            <w:r>
+              <w:t>AnimalService</w:t>
+            </w:r>
+          </w:p>
+        </w:tc>
+        <w:tc>
+          <w:tcPr>
+            <w:tcW w:w="1930" w:type="dxa"/>
+          </w:tcPr>
+          <w:p>
+            <w:r>
+              <w:t>AnimalRepository</w:t>
+            </w:r>
+          </w:p>
+        </w:tc>
+      </w:tr>
+      <w:tr>
+        <w:tc>
+          <w:tcPr>
+            <w:tcW w:w="1930" w:type="dxa"/>
+          </w:tcPr>
+          <w:p>
             <w:r>
               <w:lastRenderedPageBreak/>
-              <w:t>(/api/v1/**) com JWT e RBAC</w:t>
+              <w:t>12</w:t>
             </w:r>
           </w:p>
         </w:tc>
@@ -5587,20 +6214,17 @@
           </w:tcPr>
           <w:p>
             <w:r>
-              <w:lastRenderedPageBreak/>
-              <w:t>-</w:t>
-            </w:r>
-          </w:p>
-        </w:tc>
-      </w:tr>
-      <w:tr>
+              <w:t>UC-05 Acompanhar Processo de Adocao</w:t>
+            </w:r>
+          </w:p>
+        </w:tc>
         <w:tc>
           <w:tcPr>
             <w:tcW w:w="1930" w:type="dxa"/>
           </w:tcPr>
           <w:p>
             <w:r>
-              <w:t>pataamiga-db</w:t>
+              <w:t>AdocaoController</w:t>
             </w:r>
           </w:p>
         </w:tc>
@@ -5610,7 +6234,7 @@
           </w:tcPr>
           <w:p>
             <w:r>
-              <w:t>postgres:16-alpine</w:t>
+              <w:t>AdocaoService</w:t>
             </w:r>
           </w:p>
         </w:tc>
@@ -5620,17 +6244,19 @@
           </w:tcPr>
           <w:p>
             <w:r>
-              <w:t>5432:5432</w:t>
-            </w:r>
-          </w:p>
-        </w:tc>
+              <w:t>AdocaoRepository</w:t>
+            </w:r>
+          </w:p>
+        </w:tc>
+      </w:tr>
+      <w:tr>
         <w:tc>
           <w:tcPr>
             <w:tcW w:w="1930" w:type="dxa"/>
           </w:tcPr>
           <w:p>
             <w:r>
-              <w:t>Banco PostgreSQL com schema pataamiga</w:t>
+              <w:t>13</w:t>
             </w:r>
           </w:p>
         </w:tc>
@@ -5640,149 +6266,459 @@
           </w:tcPr>
           <w:p>
             <w:r>
-              <w:t>pataamiga-pgdata</w:t>
+              <w:t>UC-06 Registrar Pos-Adocao</w:t>
+            </w:r>
+          </w:p>
+        </w:tc>
+        <w:tc>
+          <w:tcPr>
+            <w:tcW w:w="1930" w:type="dxa"/>
+          </w:tcPr>
+          <w:p>
+            <w:r>
+              <w:t>AdocaoController</w:t>
+            </w:r>
+          </w:p>
+        </w:tc>
+        <w:tc>
+          <w:tcPr>
+            <w:tcW w:w="1930" w:type="dxa"/>
+          </w:tcPr>
+          <w:p>
+            <w:r>
+              <w:t>AdocaoService, AnimalService</w:t>
+            </w:r>
+          </w:p>
+        </w:tc>
+        <w:tc>
+          <w:tcPr>
+            <w:tcW w:w="1930" w:type="dxa"/>
+          </w:tcPr>
+          <w:p>
+            <w:r>
+              <w:t>AdocaoRepository, AnimalRepository</w:t>
+            </w:r>
+          </w:p>
+        </w:tc>
+      </w:tr>
+      <w:tr>
+        <w:tc>
+          <w:tcPr>
+            <w:tcW w:w="1930" w:type="dxa"/>
+          </w:tcPr>
+          <w:p>
+            <w:r>
+              <w:t>14</w:t>
+            </w:r>
+          </w:p>
+        </w:tc>
+        <w:tc>
+          <w:tcPr>
+            <w:tcW w:w="1930" w:type="dxa"/>
+          </w:tcPr>
+          <w:p>
+            <w:r>
+              <w:t>UC-07 Atualizar Status do Animal</w:t>
+            </w:r>
+          </w:p>
+        </w:tc>
+        <w:tc>
+          <w:tcPr>
+            <w:tcW w:w="1930" w:type="dxa"/>
+          </w:tcPr>
+          <w:p>
+            <w:r>
+              <w:t>AnimalController</w:t>
+            </w:r>
+          </w:p>
+        </w:tc>
+        <w:tc>
+          <w:tcPr>
+            <w:tcW w:w="1930" w:type="dxa"/>
+          </w:tcPr>
+          <w:p>
+            <w:r>
+              <w:t>AnimalService</w:t>
+            </w:r>
+          </w:p>
+        </w:tc>
+        <w:tc>
+          <w:tcPr>
+            <w:tcW w:w="1930" w:type="dxa"/>
+          </w:tcPr>
+          <w:p>
+            <w:r>
+              <w:t>AnimalRepository</w:t>
+            </w:r>
+          </w:p>
+        </w:tc>
+      </w:tr>
+      <w:tr>
+        <w:tc>
+          <w:tcPr>
+            <w:tcW w:w="1930" w:type="dxa"/>
+          </w:tcPr>
+          <w:p>
+            <w:r>
+              <w:t>15</w:t>
+            </w:r>
+          </w:p>
+        </w:tc>
+        <w:tc>
+          <w:tcPr>
+            <w:tcW w:w="1930" w:type="dxa"/>
+          </w:tcPr>
+          <w:p>
+            <w:r>
+              <w:t>UC-08 Agendar Atendimento Veterinario</w:t>
+            </w:r>
+          </w:p>
+        </w:tc>
+        <w:tc>
+          <w:tcPr>
+            <w:tcW w:w="1930" w:type="dxa"/>
+          </w:tcPr>
+          <w:p>
+            <w:r>
+              <w:t>RegistroVetController</w:t>
+            </w:r>
+          </w:p>
+        </w:tc>
+        <w:tc>
+          <w:tcPr>
+            <w:tcW w:w="1930" w:type="dxa"/>
+          </w:tcPr>
+          <w:p>
+            <w:r>
+              <w:t>RegistroVetService</w:t>
+            </w:r>
+          </w:p>
+        </w:tc>
+        <w:tc>
+          <w:tcPr>
+            <w:tcW w:w="1930" w:type="dxa"/>
+          </w:tcPr>
+          <w:p>
+            <w:r>
+              <w:t>AnimalRepository, RegistroVetRepository</w:t>
+            </w:r>
+          </w:p>
+        </w:tc>
+      </w:tr>
+      <w:tr>
+        <w:tc>
+          <w:tcPr>
+            <w:tcW w:w="1930" w:type="dxa"/>
+          </w:tcPr>
+          <w:p>
+            <w:r>
+              <w:t>16</w:t>
+            </w:r>
+          </w:p>
+        </w:tc>
+        <w:tc>
+          <w:tcPr>
+            <w:tcW w:w="1930" w:type="dxa"/>
+          </w:tcPr>
+          <w:p>
+            <w:r>
+              <w:t>UC-09 Emitir Laudo de Liberacao</w:t>
+            </w:r>
+          </w:p>
+        </w:tc>
+        <w:tc>
+          <w:tcPr>
+            <w:tcW w:w="1930" w:type="dxa"/>
+          </w:tcPr>
+          <w:p>
+            <w:r>
+              <w:t>RegistroVetController</w:t>
+            </w:r>
+          </w:p>
+        </w:tc>
+        <w:tc>
+          <w:tcPr>
+            <w:tcW w:w="1930" w:type="dxa"/>
+          </w:tcPr>
+          <w:p>
+            <w:r>
+              <w:t>RegistroVetService, AnimalService</w:t>
+            </w:r>
+          </w:p>
+        </w:tc>
+        <w:tc>
+          <w:tcPr>
+            <w:tcW w:w="1930" w:type="dxa"/>
+          </w:tcPr>
+          <w:p>
+            <w:r>
+              <w:t>AnimalRepository, RegistroVetRepository</w:t>
+            </w:r>
+          </w:p>
+        </w:tc>
+      </w:tr>
+      <w:tr>
+        <w:tc>
+          <w:tcPr>
+            <w:tcW w:w="1930" w:type="dxa"/>
+          </w:tcPr>
+          <w:p>
+            <w:r>
+              <w:t>17</w:t>
+            </w:r>
+          </w:p>
+        </w:tc>
+        <w:tc>
+          <w:tcPr>
+            <w:tcW w:w="1930" w:type="dxa"/>
+          </w:tcPr>
+          <w:p>
+            <w:r>
+              <w:t>UC-10 Aprovar/Rejeitar Adocao</w:t>
+            </w:r>
+          </w:p>
+        </w:tc>
+        <w:tc>
+          <w:tcPr>
+            <w:tcW w:w="1930" w:type="dxa"/>
+          </w:tcPr>
+          <w:p>
+            <w:r>
+              <w:t>AdocaoController</w:t>
+            </w:r>
+          </w:p>
+        </w:tc>
+        <w:tc>
+          <w:tcPr>
+            <w:tcW w:w="1930" w:type="dxa"/>
+          </w:tcPr>
+          <w:p>
+            <w:r>
+              <w:t>AdocaoService, AnimalService</w:t>
+            </w:r>
+          </w:p>
+        </w:tc>
+        <w:tc>
+          <w:tcPr>
+            <w:tcW w:w="1930" w:type="dxa"/>
+          </w:tcPr>
+          <w:p>
+            <w:r>
+              <w:t>AdocaoRepository, AnimalRepository</w:t>
+            </w:r>
+          </w:p>
+        </w:tc>
+      </w:tr>
+      <w:tr>
+        <w:tc>
+          <w:tcPr>
+            <w:tcW w:w="1930" w:type="dxa"/>
+          </w:tcPr>
+          <w:p>
+            <w:r>
+              <w:t>18</w:t>
+            </w:r>
+          </w:p>
+        </w:tc>
+        <w:tc>
+          <w:tcPr>
+            <w:tcW w:w="1930" w:type="dxa"/>
+          </w:tcPr>
+          <w:p>
+            <w:r>
+              <w:t>UC-11 Gerenciar Voluntarios</w:t>
+            </w:r>
+          </w:p>
+        </w:tc>
+        <w:tc>
+          <w:tcPr>
+            <w:tcW w:w="1930" w:type="dxa"/>
+          </w:tcPr>
+          <w:p>
+            <w:r>
+              <w:t>UsuarioController</w:t>
+            </w:r>
+          </w:p>
+        </w:tc>
+        <w:tc>
+          <w:tcPr>
+            <w:tcW w:w="1930" w:type="dxa"/>
+          </w:tcPr>
+          <w:p>
+            <w:r>
+              <w:t>UsuarioService</w:t>
+            </w:r>
+          </w:p>
+        </w:tc>
+        <w:tc>
+          <w:tcPr>
+            <w:tcW w:w="1930" w:type="dxa"/>
+          </w:tcPr>
+          <w:p>
+            <w:r>
+              <w:t>UsuarioRepository</w:t>
+            </w:r>
+          </w:p>
+        </w:tc>
+      </w:tr>
+      <w:tr>
+        <w:tc>
+          <w:tcPr>
+            <w:tcW w:w="1930" w:type="dxa"/>
+          </w:tcPr>
+          <w:p>
+            <w:r>
+              <w:t>19</w:t>
+            </w:r>
+          </w:p>
+        </w:tc>
+        <w:tc>
+          <w:tcPr>
+            <w:tcW w:w="1930" w:type="dxa"/>
+          </w:tcPr>
+          <w:p>
+            <w:r>
+              <w:t>UC-12 Emitir Relatorios Gerenciais</w:t>
+            </w:r>
+          </w:p>
+        </w:tc>
+        <w:tc>
+          <w:tcPr>
+            <w:tcW w:w="1930" w:type="dxa"/>
+          </w:tcPr>
+          <w:p>
+            <w:r>
+              <w:t>DoacaoController</w:t>
+            </w:r>
+          </w:p>
+        </w:tc>
+        <w:tc>
+          <w:tcPr>
+            <w:tcW w:w="1930" w:type="dxa"/>
+          </w:tcPr>
+          <w:p>
+            <w:r>
+              <w:t>DoacaoService</w:t>
+            </w:r>
+          </w:p>
+        </w:tc>
+        <w:tc>
+          <w:tcPr>
+            <w:tcW w:w="1930" w:type="dxa"/>
+          </w:tcPr>
+          <w:p>
+            <w:r>
+              <w:t>AdocaoRepository, DoacaoRepository, RelatorioRepository</w:t>
+            </w:r>
+          </w:p>
+        </w:tc>
+      </w:tr>
+      <w:tr>
+        <w:tc>
+          <w:tcPr>
+            <w:tcW w:w="1930" w:type="dxa"/>
+          </w:tcPr>
+          <w:p>
+            <w:r>
+              <w:t>20</w:t>
+            </w:r>
+          </w:p>
+        </w:tc>
+        <w:tc>
+          <w:tcPr>
+            <w:tcW w:w="1930" w:type="dxa"/>
+          </w:tcPr>
+          <w:p>
+            <w:r>
+              <w:t>UC-13 Realizar Doacao</w:t>
+            </w:r>
+          </w:p>
+        </w:tc>
+        <w:tc>
+          <w:tcPr>
+            <w:tcW w:w="1930" w:type="dxa"/>
+          </w:tcPr>
+          <w:p>
+            <w:r>
+              <w:t>DoacaoController</w:t>
+            </w:r>
+          </w:p>
+        </w:tc>
+        <w:tc>
+          <w:tcPr>
+            <w:tcW w:w="1930" w:type="dxa"/>
+          </w:tcPr>
+          <w:p>
+            <w:r>
+              <w:t>DoacaoService</w:t>
+            </w:r>
+          </w:p>
+        </w:tc>
+        <w:tc>
+          <w:tcPr>
+            <w:tcW w:w="1930" w:type="dxa"/>
+          </w:tcPr>
+          <w:p>
+            <w:r>
+              <w:t>DoacaoRepository</w:t>
+            </w:r>
+          </w:p>
+        </w:tc>
+      </w:tr>
+      <w:tr>
+        <w:tc>
+          <w:tcPr>
+            <w:tcW w:w="1930" w:type="dxa"/>
+          </w:tcPr>
+          <w:p>
+            <w:r>
+              <w:t>21</w:t>
+            </w:r>
+          </w:p>
+        </w:tc>
+        <w:tc>
+          <w:tcPr>
+            <w:tcW w:w="1930" w:type="dxa"/>
+          </w:tcPr>
+          <w:p>
+            <w:r>
+              <w:t>UC-14 Acompanhar Destinacao das Doacoes</w:t>
+            </w:r>
+          </w:p>
+        </w:tc>
+        <w:tc>
+          <w:tcPr>
+            <w:tcW w:w="1930" w:type="dxa"/>
+          </w:tcPr>
+          <w:p>
+            <w:r>
+              <w:t>DoacaoController</w:t>
+            </w:r>
+          </w:p>
+        </w:tc>
+        <w:tc>
+          <w:tcPr>
+            <w:tcW w:w="1930" w:type="dxa"/>
+          </w:tcPr>
+          <w:p>
+            <w:r>
+              <w:t>DoacaoService</w:t>
+            </w:r>
+          </w:p>
+        </w:tc>
+        <w:tc>
+          <w:tcPr>
+            <w:tcW w:w="1930" w:type="dxa"/>
+          </w:tcPr>
+          <w:p>
+            <w:r>
+              <w:t>DoacaoRepository</w:t>
             </w:r>
           </w:p>
         </w:tc>
       </w:tr>
     </w:tbl>
     <w:p/>
-    <w:tbl>
-      <w:tblPr>
-        <w:tblW w:w="0" w:type="auto"/>
-        <w:tblBorders>
-          <w:top w:val="single" w:sz="4" w:space="0" w:color="888888"/>
-          <w:left w:val="single" w:sz="4" w:space="0" w:color="888888"/>
-          <w:bottom w:val="single" w:sz="4" w:space="0" w:color="888888"/>
-          <w:right w:val="single" w:sz="4" w:space="0" w:color="888888"/>
-          <w:insideH w:val="single" w:sz="4" w:space="0" w:color="888888"/>
-          <w:insideV w:val="single" w:sz="4" w:space="0" w:color="888888"/>
-        </w:tblBorders>
-        <w:tblLook w:val="04A0" w:firstRow="1" w:lastRow="0" w:firstColumn="1" w:lastColumn="0" w:noHBand="0" w:noVBand="1"/>
-      </w:tblPr>
-      <w:tblGrid>
-        <w:gridCol w:w="3212"/>
-        <w:gridCol w:w="3213"/>
-        <w:gridCol w:w="3213"/>
-      </w:tblGrid>
-      <w:tr>
-        <w:tc>
-          <w:tcPr>
-            <w:tcW w:w="3216" w:type="dxa"/>
-            <w:shd w:val="clear" w:color="auto" w:fill="E7E7E7"/>
-          </w:tcPr>
-          <w:p>
-            <w:r>
-              <w:rPr>
-                <w:b/>
-              </w:rPr>
-              <w:t>Sistema externo</w:t>
-            </w:r>
-          </w:p>
-        </w:tc>
-        <w:tc>
-          <w:tcPr>
-            <w:tcW w:w="3216" w:type="dxa"/>
-            <w:shd w:val="clear" w:color="auto" w:fill="E7E7E7"/>
-          </w:tcPr>
-          <w:p>
-            <w:r>
-              <w:rPr>
-                <w:b/>
-              </w:rPr>
-              <w:t>Protocolo</w:t>
-            </w:r>
-          </w:p>
-        </w:tc>
-        <w:tc>
-          <w:tcPr>
-            <w:tcW w:w="3216" w:type="dxa"/>
-            <w:shd w:val="clear" w:color="auto" w:fill="E7E7E7"/>
-          </w:tcPr>
-          <w:p>
-            <w:r>
-              <w:rPr>
-                <w:b/>
-              </w:rPr>
-              <w:t>Uso</w:t>
-            </w:r>
-          </w:p>
-        </w:tc>
-      </w:tr>
-      <w:tr>
-        <w:tc>
-          <w:tcPr>
-            <w:tcW w:w="3216" w:type="dxa"/>
-          </w:tcPr>
-          <w:p>
-            <w:r>
-              <w:t>Servico de E-mail (SMTP)</w:t>
-            </w:r>
-          </w:p>
-        </w:tc>
-        <w:tc>
-          <w:tcPr>
-            <w:tcW w:w="3216" w:type="dxa"/>
-          </w:tcPr>
-          <w:p>
-            <w:r>
-              <w:t>SMTP/TLS</w:t>
-            </w:r>
-          </w:p>
-        </w:tc>
-        <w:tc>
-          <w:tcPr>
-            <w:tcW w:w="3216" w:type="dxa"/>
-          </w:tcPr>
-          <w:p>
-            <w:r>
-              <w:t>Notificacoes de adocao e confirmacoes de doacao</w:t>
-            </w:r>
-          </w:p>
-        </w:tc>
-      </w:tr>
-      <w:tr>
-        <w:tc>
-          <w:tcPr>
-            <w:tcW w:w="3216" w:type="dxa"/>
-          </w:tcPr>
-          <w:p>
-            <w:r>
-              <w:t>Gateway de Pagamento</w:t>
-            </w:r>
-          </w:p>
-        </w:tc>
-        <w:tc>
-          <w:tcPr>
-            <w:tcW w:w="3216" w:type="dxa"/>
-          </w:tcPr>
-          <w:p>
-            <w:r>
-              <w:t>HTTPS/REST</w:t>
-            </w:r>
-          </w:p>
-        </w:tc>
-        <w:tc>
-          <w:tcPr>
-            <w:tcW w:w="3216" w:type="dxa"/>
-          </w:tcPr>
-          <w:p>
-            <w:r>
-              <w:t>Processamento de doacoes via Pix e cartao</w:t>
-            </w:r>
-          </w:p>
-        </w:tc>
-      </w:tr>
-    </w:tbl>
-    <w:p/>
-    <w:p>
-      <w:pPr>
-        <w:jc w:val="both"/>
-      </w:pPr>
-      <w:r>
-        <w:t>Ordem de inicializacao: pataamiga-db (com healthcheck) -&gt; pataamiga-backend (depends_on: db) -&gt; pataamiga-frontend (depends_on: backend).</w:t>
-      </w:r>
-    </w:p>
     <w:p>
       <w:pPr>
         <w:jc w:val="center"/>
@@ -5791,9 +6727,10 @@
         <w:rPr>
           <w:noProof/>
         </w:rPr>
+        <w:lastRenderedPageBreak/>
         <w:drawing>
-          <wp:inline distT="0" distB="0" distL="0" distR="0" wp14:anchorId="22CED85D" wp14:editId="744F3C60">
-            <wp:extent cx="5400000" cy="4598287"/>
+          <wp:inline distT="0" distB="0" distL="0" distR="0" wp14:anchorId="6899F9CC" wp14:editId="7610F1E1">
+            <wp:extent cx="5400000" cy="4101671"/>
             <wp:effectExtent l="0" t="0" r="0" b="0"/>
             <wp:docPr id="8" name="Picture 8"/>
             <wp:cNvGraphicFramePr>
@@ -5815,7 +6752,7 @@
                   <pic:spPr>
                     <a:xfrm>
                       <a:off x="0" y="0"/>
-                      <a:ext cx="5400000" cy="4598287"/>
+                      <a:ext cx="5400000" cy="4101671"/>
                     </a:xfrm>
                     <a:prstGeom prst="rect">
                       <a:avLst/>
@@ -5837,390 +6774,9 @@
           <w:i/>
           <w:sz w:val="20"/>
         </w:rPr>
-        <w:t>Figura 8 - Diagrama de Implantacao do PataAmiga (Docker Compose)</w:t>
-      </w:r>
-    </w:p>
-    <w:p/>
-    <w:p>
-      <w:pPr>
-        <w:pStyle w:val="Ttulo2"/>
-      </w:pPr>
-      <w:bookmarkStart w:id="18" w:name="_Toc230811655"/>
-      <w:r>
-        <w:lastRenderedPageBreak/>
-        <w:t>3.3. Diagrama de Classes</w:t>
-      </w:r>
-      <w:bookmarkEnd w:id="18"/>
-    </w:p>
-    <w:p>
-      <w:pPr>
-        <w:jc w:val="both"/>
-      </w:pPr>
-      <w:r>
-        <w:t>O modelo de dominio adota a Abordagem C para usuarios: uma entidade Usuario central concentra os dados pessoais (nome, e-mail, CPF, telefone, endereco, senha), e cinco perfis especializados - PerfilAdotante, PerfilDoador, PerfilVoluntario, PerfilVeterinario e PerfilCoordenador - estendem Usuario por composicao 1:1 opcional. Uma mesma pessoa pode acumular qualquer combinacao de papeis sem duplicar dados de cadastro.</w:t>
-      </w:r>
-    </w:p>
-    <w:p>
-      <w:pPr>
-        <w:pStyle w:val="Ttulo3"/>
-      </w:pPr>
-      <w:bookmarkStart w:id="19" w:name="_Toc230811656"/>
-      <w:r>
-        <w:t>3.3.1. Principais classes do dominio</w:t>
-      </w:r>
-      <w:bookmarkEnd w:id="19"/>
-    </w:p>
-    <w:tbl>
-      <w:tblPr>
-        <w:tblW w:w="0" w:type="auto"/>
-        <w:tblBorders>
-          <w:top w:val="single" w:sz="4" w:space="0" w:color="888888"/>
-          <w:left w:val="single" w:sz="4" w:space="0" w:color="888888"/>
-          <w:bottom w:val="single" w:sz="4" w:space="0" w:color="888888"/>
-          <w:right w:val="single" w:sz="4" w:space="0" w:color="888888"/>
-          <w:insideH w:val="single" w:sz="4" w:space="0" w:color="888888"/>
-          <w:insideV w:val="single" w:sz="4" w:space="0" w:color="888888"/>
-        </w:tblBorders>
-        <w:tblLook w:val="04A0" w:firstRow="1" w:lastRow="0" w:firstColumn="1" w:lastColumn="0" w:noHBand="0" w:noVBand="1"/>
-      </w:tblPr>
-      <w:tblGrid>
-        <w:gridCol w:w="3213"/>
-        <w:gridCol w:w="3210"/>
-        <w:gridCol w:w="3215"/>
-      </w:tblGrid>
-      <w:tr>
-        <w:tc>
-          <w:tcPr>
-            <w:tcW w:w="3216" w:type="dxa"/>
-            <w:shd w:val="clear" w:color="auto" w:fill="E7E7E7"/>
-          </w:tcPr>
-          <w:p>
-            <w:r>
-              <w:rPr>
-                <w:b/>
-              </w:rPr>
-              <w:t>Classe</w:t>
-            </w:r>
-          </w:p>
-        </w:tc>
-        <w:tc>
-          <w:tcPr>
-            <w:tcW w:w="3216" w:type="dxa"/>
-            <w:shd w:val="clear" w:color="auto" w:fill="E7E7E7"/>
-          </w:tcPr>
-          <w:p>
-            <w:r>
-              <w:rPr>
-                <w:b/>
-              </w:rPr>
-              <w:t>Tipo</w:t>
-            </w:r>
-          </w:p>
-        </w:tc>
-        <w:tc>
-          <w:tcPr>
-            <w:tcW w:w="3216" w:type="dxa"/>
-            <w:shd w:val="clear" w:color="auto" w:fill="E7E7E7"/>
-          </w:tcPr>
-          <w:p>
-            <w:r>
-              <w:rPr>
-                <w:b/>
-              </w:rPr>
-              <w:t>Papel no modelo</w:t>
-            </w:r>
-          </w:p>
-        </w:tc>
-      </w:tr>
-      <w:tr>
-        <w:tc>
-          <w:tcPr>
-            <w:tcW w:w="3216" w:type="dxa"/>
-          </w:tcPr>
-          <w:p>
-            <w:r>
-              <w:t>Usuario</w:t>
-            </w:r>
-          </w:p>
-        </w:tc>
-        <w:tc>
-          <w:tcPr>
-            <w:tcW w:w="3216" w:type="dxa"/>
-          </w:tcPr>
-          <w:p>
-            <w:r>
-              <w:t>Entidade central</w:t>
-            </w:r>
-          </w:p>
-        </w:tc>
-        <w:tc>
-          <w:tcPr>
-            <w:tcW w:w="3216" w:type="dxa"/>
-          </w:tcPr>
-          <w:p>
-            <w:r>
-              <w:t>Identidade comum a todos os atores; responsavel por autenticacao</w:t>
-            </w:r>
-          </w:p>
-        </w:tc>
-      </w:tr>
-      <w:tr>
-        <w:tc>
-          <w:tcPr>
-            <w:tcW w:w="3216" w:type="dxa"/>
-          </w:tcPr>
-          <w:p>
-            <w:r>
-              <w:t>Perfil (abstrata)</w:t>
-            </w:r>
-          </w:p>
-        </w:tc>
-        <w:tc>
-          <w:tcPr>
-            <w:tcW w:w="3216" w:type="dxa"/>
-          </w:tcPr>
-          <w:p>
-            <w:r>
-              <w:t>Superclasse</w:t>
-            </w:r>
-          </w:p>
-        </w:tc>
-        <w:tc>
-          <w:tcPr>
-            <w:tcW w:w="3216" w:type="dxa"/>
-          </w:tcPr>
-          <w:p>
-            <w:r>
-              <w:t>Define ativo, dataAtivacao e operacoes genericas dos perfis</w:t>
-            </w:r>
-          </w:p>
-        </w:tc>
-      </w:tr>
-      <w:tr>
-        <w:tc>
-          <w:tcPr>
-            <w:tcW w:w="3216" w:type="dxa"/>
-          </w:tcPr>
-          <w:p>
-            <w:r>
-              <w:t>PerfilAdotante / Doador / Voluntario / Veterinario / Coordenador</w:t>
-            </w:r>
-          </w:p>
-        </w:tc>
-        <w:tc>
-          <w:tcPr>
-            <w:tcW w:w="3216" w:type="dxa"/>
-          </w:tcPr>
-          <w:p>
-            <w:r>
-              <w:t>Perfis 1:1</w:t>
-            </w:r>
-          </w:p>
-        </w:tc>
-        <w:tc>
-          <w:tcPr>
-            <w:tcW w:w="3216" w:type="dxa"/>
-          </w:tcPr>
-          <w:p>
-            <w:r>
-              <w:t>Especializam Usuario com atributos e operacoes especificas de cada papel</w:t>
-            </w:r>
-          </w:p>
-        </w:tc>
-      </w:tr>
-      <w:tr>
-        <w:tc>
-          <w:tcPr>
-            <w:tcW w:w="3216" w:type="dxa"/>
-          </w:tcPr>
-          <w:p>
-            <w:r>
-              <w:t>Animal</w:t>
-            </w:r>
-          </w:p>
-        </w:tc>
-        <w:tc>
-          <w:tcPr>
-            <w:tcW w:w="3216" w:type="dxa"/>
-          </w:tcPr>
-          <w:p>
-            <w:r>
-              <w:t>Entidade central do negocio</w:t>
-            </w:r>
-          </w:p>
-        </w:tc>
-        <w:tc>
-          <w:tcPr>
-            <w:tcW w:w="3216" w:type="dxa"/>
-          </w:tcPr>
-          <w:p>
-            <w:r>
-              <w:t>Estado controlado pelo enum StatusAnimal; relaciona-se com prontuarios e adocoes</w:t>
-            </w:r>
-          </w:p>
-        </w:tc>
-      </w:tr>
-      <w:tr>
-        <w:tc>
-          <w:tcPr>
-            <w:tcW w:w="3216" w:type="dxa"/>
-          </w:tcPr>
-          <w:p>
-            <w:r>
-              <w:t>RegistroVeterinario</w:t>
-            </w:r>
-          </w:p>
-        </w:tc>
-        <w:tc>
-          <w:tcPr>
-            <w:tcW w:w="3216" w:type="dxa"/>
-          </w:tcPr>
-          <w:p>
-            <w:r>
-              <w:t>Entidade</w:t>
-            </w:r>
-          </w:p>
-        </w:tc>
-        <w:tc>
-          <w:tcPr>
-            <w:tcW w:w="3216" w:type="dxa"/>
-          </w:tcPr>
-          <w:p>
-            <w:r>
-              <w:t>Cada atendimento veterinario registrado; liberaParaAdocao aciona transicao de status</w:t>
-            </w:r>
-          </w:p>
-        </w:tc>
-      </w:tr>
-      <w:tr>
-        <w:tc>
-          <w:tcPr>
-            <w:tcW w:w="3216" w:type="dxa"/>
-          </w:tcPr>
-          <w:p>
-            <w:r>
-              <w:t>Adocao</w:t>
-            </w:r>
-          </w:p>
-        </w:tc>
-        <w:tc>
-          <w:tcPr>
-            <w:tcW w:w="3216" w:type="dxa"/>
-          </w:tcPr>
-          <w:p>
-            <w:r>
-              <w:t>Entidade</w:t>
-            </w:r>
-          </w:p>
-        </w:tc>
-        <w:tc>
-          <w:tcPr>
-            <w:tcW w:w="3216" w:type="dxa"/>
-          </w:tcPr>
-          <w:p>
-            <w:r>
-              <w:t>Processo de adocao com ciclo de vida EM_ANALISE -&gt; ... -&gt; CONCLUIDA/REJEITADA</w:t>
-            </w:r>
-          </w:p>
-        </w:tc>
-      </w:tr>
-      <w:tr>
-        <w:tc>
-          <w:tcPr>
-            <w:tcW w:w="3216" w:type="dxa"/>
-          </w:tcPr>
-          <w:p>
-            <w:r>
-              <w:t>Doacao</w:t>
-            </w:r>
-          </w:p>
-        </w:tc>
-        <w:tc>
-          <w:tcPr>
-            <w:tcW w:w="3216" w:type="dxa"/>
-          </w:tcPr>
-          <w:p>
-            <w:r>
-              <w:t>Entidade</w:t>
-            </w:r>
-          </w:p>
-        </w:tc>
-        <w:tc>
-          <w:tcPr>
-            <w:tcW w:w="3216" w:type="dxa"/>
-          </w:tcPr>
-          <w:p>
-            <w:r>
-              <w:t>Aporte pontual ou recorrente associado a um PerfilDoador</w:t>
-            </w:r>
-          </w:p>
-        </w:tc>
-      </w:tr>
-      <w:tr>
-        <w:tc>
-          <w:tcPr>
-            <w:tcW w:w="3216" w:type="dxa"/>
-          </w:tcPr>
-          <w:p>
-            <w:r>
-              <w:t>Relatorio</w:t>
-            </w:r>
-          </w:p>
-        </w:tc>
-        <w:tc>
-          <w:tcPr>
-            <w:tcW w:w="3216" w:type="dxa"/>
-          </w:tcPr>
-          <w:p>
-            <w:r>
-              <w:t>Entidade</w:t>
-            </w:r>
-          </w:p>
-        </w:tc>
-        <w:tc>
-          <w:tcPr>
-            <w:tcW w:w="3216" w:type="dxa"/>
-          </w:tcPr>
-          <w:p>
-            <w:r>
-              <w:t>Saida agregada gerada por um PerfilCoordenador</w:t>
-            </w:r>
-          </w:p>
-        </w:tc>
-      </w:tr>
-      <w:tr>
-        <w:tc>
-          <w:tcPr>
-            <w:tcW w:w="3216" w:type="dxa"/>
-          </w:tcPr>
-          <w:p>
-            <w:r>
-              <w:t>StatusAnimal, StatusAdocao, TipoDoacao, TipoRelatorio, TipoAtendimento, Especie, Sexo, Porte</w:t>
-            </w:r>
-          </w:p>
-        </w:tc>
-        <w:tc>
-          <w:tcPr>
-            <w:tcW w:w="3216" w:type="dxa"/>
-          </w:tcPr>
-          <w:p>
-            <w:r>
-              <w:t>Enums</w:t>
-            </w:r>
-          </w:p>
-        </w:tc>
-        <w:tc>
-          <w:tcPr>
-            <w:tcW w:w="3216" w:type="dxa"/>
-          </w:tcPr>
-          <w:p>
-            <w:r>
-              <w:t>Estados e classificadores do dominio</w:t>
-            </w:r>
-          </w:p>
-        </w:tc>
-      </w:tr>
-    </w:tbl>
+        <w:t>Figura 8 - Realizacao UC-01 Solicitar Adocao</w:t>
+      </w:r>
+    </w:p>
     <w:p/>
     <w:p>
       <w:pPr>
@@ -6232,8 +6788,8 @@
         </w:rPr>
         <w:lastRenderedPageBreak/>
         <w:drawing>
-          <wp:inline distT="0" distB="0" distL="0" distR="0" wp14:anchorId="1ECC31DA" wp14:editId="1AA13F28">
-            <wp:extent cx="5400000" cy="2929234"/>
+          <wp:inline distT="0" distB="0" distL="0" distR="0" wp14:anchorId="031C3EBA" wp14:editId="6D9F0DF4">
+            <wp:extent cx="5400000" cy="4784345"/>
             <wp:effectExtent l="0" t="0" r="0" b="0"/>
             <wp:docPr id="9" name="Picture 9"/>
             <wp:cNvGraphicFramePr>
@@ -6255,7 +6811,7 @@
                   <pic:spPr>
                     <a:xfrm>
                       <a:off x="0" y="0"/>
-                      <a:ext cx="5400000" cy="2929234"/>
+                      <a:ext cx="5400000" cy="4784345"/>
                     </a:xfrm>
                     <a:prstGeom prst="rect">
                       <a:avLst/>
@@ -6277,46 +6833,10 @@
           <w:i/>
           <w:sz w:val="20"/>
         </w:rPr>
-        <w:t>Figura 9 - Diagrama de Classes do Modelo de Dominio do PataAmiga</w:t>
+        <w:t>Figura 9 - Realizacao UC-02 Registrar Animal Resgatado</w:t>
       </w:r>
     </w:p>
     <w:p/>
-    <w:p>
-      <w:pPr>
-        <w:pStyle w:val="Ttulo2"/>
-      </w:pPr>
-      <w:bookmarkStart w:id="20" w:name="_Toc230811657"/>
-      <w:r>
-        <w:t>3.4. Diagramas de Sequencia</w:t>
-      </w:r>
-      <w:bookmarkEnd w:id="20"/>
-    </w:p>
-    <w:p>
-      <w:pPr>
-        <w:jc w:val="both"/>
-      </w:pPr>
-      <w:r>
-        <w:t>Esta secao apresenta a realizacao interna (caixa-branca) das operacoes de sistema definidas nos SSDs da Secao 2.3. Diferente do SSD - que trata o sistema como uma caixa-preta (ator &lt;-&gt; :Sistema) -, cada diagrama de sequencia abre o :Sistema e detalha a colaboracao entre as camadas da arquitetura - SPA Angular -&gt; JwtFilter -&gt; Controller -&gt; Service -&gt; Repository -&gt; PostgreSQL -, reutilizando os mesmos componentes do C4 Nivel 3 (Figura 7). Apresenta-se primeiro um panorama integrador ponta-a-ponta e, em seguida, a realizacao individual de cada um dos 14 casos de uso (UC-01 a UC-14).</w:t>
-      </w:r>
-    </w:p>
-    <w:p>
-      <w:pPr>
-        <w:pStyle w:val="Ttulo3"/>
-      </w:pPr>
-      <w:bookmarkStart w:id="21" w:name="_Toc230811658"/>
-      <w:r>
-        <w:t>3.4.1. Panorama ponta-a-ponta</w:t>
-      </w:r>
-      <w:bookmarkEnd w:id="21"/>
-    </w:p>
-    <w:p>
-      <w:pPr>
-        <w:jc w:val="both"/>
-      </w:pPr>
-      <w:r>
-        <w:t>O diagrama de panorama reune, em uma unica visao, o ciclo de vida completo do animal (resgate -&gt; atendimento -&gt; liberacao -&gt; adocao -&gt; pos-adocao) e o fluxo paralelo de doacoes, integrando os cinco atores e as camadas da arquitetura. Cada fase e posteriormente refinada no diagrama de sequencia do caso de uso correspondente (Figuras 11 a 24).</w:t>
-      </w:r>
-    </w:p>
     <w:p>
       <w:pPr>
         <w:jc w:val="center"/>
@@ -6327,8 +6847,8 @@
         </w:rPr>
         <w:lastRenderedPageBreak/>
         <w:drawing>
-          <wp:inline distT="0" distB="0" distL="0" distR="0" wp14:anchorId="37009588" wp14:editId="2C755E7F">
-            <wp:extent cx="5760000" cy="8663451"/>
+          <wp:inline distT="0" distB="0" distL="0" distR="0" wp14:anchorId="09E7462D" wp14:editId="087BF28F">
+            <wp:extent cx="5400000" cy="4948832"/>
             <wp:effectExtent l="0" t="0" r="0" b="0"/>
             <wp:docPr id="10" name="Picture 10"/>
             <wp:cNvGraphicFramePr>
@@ -6350,7 +6870,7 @@
                   <pic:spPr>
                     <a:xfrm>
                       <a:off x="0" y="0"/>
-                      <a:ext cx="5760000" cy="8663451"/>
+                      <a:ext cx="5400000" cy="4948832"/>
                     </a:xfrm>
                     <a:prstGeom prst="rect">
                       <a:avLst/>
@@ -6372,863 +6892,22 @@
           <w:i/>
           <w:sz w:val="20"/>
         </w:rPr>
+        <w:t>Figura 10 - Realizacao UC-03 Registrar Atendimento Veterinario</w:t>
+      </w:r>
+    </w:p>
+    <w:p/>
+    <w:p>
+      <w:pPr>
+        <w:jc w:val="center"/>
+      </w:pPr>
+      <w:r>
+        <w:rPr>
+          <w:noProof/>
+        </w:rPr>
         <w:lastRenderedPageBreak/>
-        <w:t>Figura 10 - Sequencia do Sistema: Panorama Ponta-a-Ponta (caixa-branca)</w:t>
-      </w:r>
-    </w:p>
-    <w:p/>
-    <w:p>
-      <w:pPr>
-        <w:pStyle w:val="Ttulo3"/>
-      </w:pPr>
-      <w:bookmarkStart w:id="22" w:name="_Toc230811659"/>
-      <w:r>
-        <w:t>3.4.2. Realizacao por caso de uso</w:t>
-      </w:r>
-      <w:bookmarkEnd w:id="22"/>
-    </w:p>
-    <w:p>
-      <w:pPr>
-        <w:jc w:val="both"/>
-      </w:pPr>
-      <w:r>
-        <w:t>A tabela a seguir mapeia cada caso de uso aos componentes que participam da sua realizacao (Controllers, Services e Repositories), seguida pelos respectivos diagramas de sequencia caixa-branca.</w:t>
-      </w:r>
-    </w:p>
-    <w:tbl>
-      <w:tblPr>
-        <w:tblW w:w="0" w:type="auto"/>
-        <w:tblBorders>
-          <w:top w:val="single" w:sz="4" w:space="0" w:color="888888"/>
-          <w:left w:val="single" w:sz="4" w:space="0" w:color="888888"/>
-          <w:bottom w:val="single" w:sz="4" w:space="0" w:color="888888"/>
-          <w:right w:val="single" w:sz="4" w:space="0" w:color="888888"/>
-          <w:insideH w:val="single" w:sz="4" w:space="0" w:color="888888"/>
-          <w:insideV w:val="single" w:sz="4" w:space="0" w:color="888888"/>
-        </w:tblBorders>
-        <w:tblLook w:val="04A0" w:firstRow="1" w:lastRow="0" w:firstColumn="1" w:lastColumn="0" w:noHBand="0" w:noVBand="1"/>
-      </w:tblPr>
-      <w:tblGrid>
-        <w:gridCol w:w="832"/>
-        <w:gridCol w:w="1857"/>
-        <w:gridCol w:w="2363"/>
-        <w:gridCol w:w="2156"/>
-        <w:gridCol w:w="2430"/>
-      </w:tblGrid>
-      <w:tr>
-        <w:tc>
-          <w:tcPr>
-            <w:tcW w:w="1930" w:type="dxa"/>
-            <w:shd w:val="clear" w:color="auto" w:fill="E7E7E7"/>
-          </w:tcPr>
-          <w:p>
-            <w:r>
-              <w:rPr>
-                <w:b/>
-              </w:rPr>
-              <w:t>Fig.</w:t>
-            </w:r>
-          </w:p>
-        </w:tc>
-        <w:tc>
-          <w:tcPr>
-            <w:tcW w:w="1930" w:type="dxa"/>
-            <w:shd w:val="clear" w:color="auto" w:fill="E7E7E7"/>
-          </w:tcPr>
-          <w:p>
-            <w:r>
-              <w:rPr>
-                <w:b/>
-              </w:rPr>
-              <w:t>Caso de Uso</w:t>
-            </w:r>
-          </w:p>
-        </w:tc>
-        <w:tc>
-          <w:tcPr>
-            <w:tcW w:w="1930" w:type="dxa"/>
-            <w:shd w:val="clear" w:color="auto" w:fill="E7E7E7"/>
-          </w:tcPr>
-          <w:p>
-            <w:r>
-              <w:rPr>
-                <w:b/>
-              </w:rPr>
-              <w:t>Controllers</w:t>
-            </w:r>
-          </w:p>
-        </w:tc>
-        <w:tc>
-          <w:tcPr>
-            <w:tcW w:w="1930" w:type="dxa"/>
-            <w:shd w:val="clear" w:color="auto" w:fill="E7E7E7"/>
-          </w:tcPr>
-          <w:p>
-            <w:r>
-              <w:rPr>
-                <w:b/>
-              </w:rPr>
-              <w:t>Services</w:t>
-            </w:r>
-          </w:p>
-        </w:tc>
-        <w:tc>
-          <w:tcPr>
-            <w:tcW w:w="1930" w:type="dxa"/>
-            <w:shd w:val="clear" w:color="auto" w:fill="E7E7E7"/>
-          </w:tcPr>
-          <w:p>
-            <w:r>
-              <w:rPr>
-                <w:b/>
-              </w:rPr>
-              <w:t>Repositories</w:t>
-            </w:r>
-          </w:p>
-        </w:tc>
-      </w:tr>
-      <w:tr>
-        <w:tc>
-          <w:tcPr>
-            <w:tcW w:w="1930" w:type="dxa"/>
-          </w:tcPr>
-          <w:p>
-            <w:r>
-              <w:t>11</w:t>
-            </w:r>
-          </w:p>
-        </w:tc>
-        <w:tc>
-          <w:tcPr>
-            <w:tcW w:w="1930" w:type="dxa"/>
-          </w:tcPr>
-          <w:p>
-            <w:r>
-              <w:t>UC-01 Solicitar Adocao</w:t>
-            </w:r>
-          </w:p>
-        </w:tc>
-        <w:tc>
-          <w:tcPr>
-            <w:tcW w:w="1930" w:type="dxa"/>
-          </w:tcPr>
-          <w:p>
-            <w:r>
-              <w:t>AnimalController, AdocaoController</w:t>
-            </w:r>
-          </w:p>
-        </w:tc>
-        <w:tc>
-          <w:tcPr>
-            <w:tcW w:w="1930" w:type="dxa"/>
-          </w:tcPr>
-          <w:p>
-            <w:r>
-              <w:t>AnimalService, AdocaoService</w:t>
-            </w:r>
-          </w:p>
-        </w:tc>
-        <w:tc>
-          <w:tcPr>
-            <w:tcW w:w="1930" w:type="dxa"/>
-          </w:tcPr>
-          <w:p>
-            <w:r>
-              <w:t>AnimalRepository, AdocaoRepository</w:t>
-            </w:r>
-          </w:p>
-        </w:tc>
-      </w:tr>
-      <w:tr>
-        <w:tc>
-          <w:tcPr>
-            <w:tcW w:w="1930" w:type="dxa"/>
-          </w:tcPr>
-          <w:p>
-            <w:r>
-              <w:t>12</w:t>
-            </w:r>
-          </w:p>
-        </w:tc>
-        <w:tc>
-          <w:tcPr>
-            <w:tcW w:w="1930" w:type="dxa"/>
-          </w:tcPr>
-          <w:p>
-            <w:r>
-              <w:t>UC-02 Registrar Animal Resgatado</w:t>
-            </w:r>
-          </w:p>
-        </w:tc>
-        <w:tc>
-          <w:tcPr>
-            <w:tcW w:w="1930" w:type="dxa"/>
-          </w:tcPr>
-          <w:p>
-            <w:r>
-              <w:t>AnimalController</w:t>
-            </w:r>
-          </w:p>
-        </w:tc>
-        <w:tc>
-          <w:tcPr>
-            <w:tcW w:w="1930" w:type="dxa"/>
-          </w:tcPr>
-          <w:p>
-            <w:r>
-              <w:t>AnimalService</w:t>
-            </w:r>
-          </w:p>
-        </w:tc>
-        <w:tc>
-          <w:tcPr>
-            <w:tcW w:w="1930" w:type="dxa"/>
-          </w:tcPr>
-          <w:p>
-            <w:r>
-              <w:t>AnimalRepository, RegistroVetRepository</w:t>
-            </w:r>
-          </w:p>
-        </w:tc>
-      </w:tr>
-      <w:tr>
-        <w:tc>
-          <w:tcPr>
-            <w:tcW w:w="1930" w:type="dxa"/>
-          </w:tcPr>
-          <w:p>
-            <w:r>
-              <w:t>13</w:t>
-            </w:r>
-          </w:p>
-        </w:tc>
-        <w:tc>
-          <w:tcPr>
-            <w:tcW w:w="1930" w:type="dxa"/>
-          </w:tcPr>
-          <w:p>
-            <w:r>
-              <w:t>UC-03 Registrar Atendimento Veterinario</w:t>
-            </w:r>
-          </w:p>
-        </w:tc>
-        <w:tc>
-          <w:tcPr>
-            <w:tcW w:w="1930" w:type="dxa"/>
-          </w:tcPr>
-          <w:p>
-            <w:r>
-              <w:t>AnimalController, RegistroVetController</w:t>
-            </w:r>
-          </w:p>
-        </w:tc>
-        <w:tc>
-          <w:tcPr>
-            <w:tcW w:w="1930" w:type="dxa"/>
-          </w:tcPr>
-          <w:p>
-            <w:r>
-              <w:t>AnimalService, RegistroVetService</w:t>
-            </w:r>
-          </w:p>
-        </w:tc>
-        <w:tc>
-          <w:tcPr>
-            <w:tcW w:w="1930" w:type="dxa"/>
-          </w:tcPr>
-          <w:p>
-            <w:r>
-              <w:t>AnimalRepository, RegistroVetRepository</w:t>
-            </w:r>
-          </w:p>
-        </w:tc>
-      </w:tr>
-      <w:tr>
-        <w:tc>
-          <w:tcPr>
-            <w:tcW w:w="1930" w:type="dxa"/>
-          </w:tcPr>
-          <w:p>
-            <w:r>
-              <w:t>14</w:t>
-            </w:r>
-          </w:p>
-        </w:tc>
-        <w:tc>
-          <w:tcPr>
-            <w:tcW w:w="1930" w:type="dxa"/>
-          </w:tcPr>
-          <w:p>
-            <w:r>
-              <w:t>UC-04 Buscar Animal Disponivel</w:t>
-            </w:r>
-          </w:p>
-        </w:tc>
-        <w:tc>
-          <w:tcPr>
-            <w:tcW w:w="1930" w:type="dxa"/>
-          </w:tcPr>
-          <w:p>
-            <w:r>
-              <w:t>AnimalController</w:t>
-            </w:r>
-          </w:p>
-        </w:tc>
-        <w:tc>
-          <w:tcPr>
-            <w:tcW w:w="1930" w:type="dxa"/>
-          </w:tcPr>
-          <w:p>
-            <w:r>
-              <w:t>AnimalService</w:t>
-            </w:r>
-          </w:p>
-        </w:tc>
-        <w:tc>
-          <w:tcPr>
-            <w:tcW w:w="1930" w:type="dxa"/>
-          </w:tcPr>
-          <w:p>
-            <w:r>
-              <w:t>AnimalRepository</w:t>
-            </w:r>
-          </w:p>
-        </w:tc>
-      </w:tr>
-      <w:tr>
-        <w:tc>
-          <w:tcPr>
-            <w:tcW w:w="1930" w:type="dxa"/>
-          </w:tcPr>
-          <w:p>
-            <w:r>
-              <w:t>15</w:t>
-            </w:r>
-          </w:p>
-        </w:tc>
-        <w:tc>
-          <w:tcPr>
-            <w:tcW w:w="1930" w:type="dxa"/>
-          </w:tcPr>
-          <w:p>
-            <w:r>
-              <w:t>UC-05 Acompanhar Processo de Adocao</w:t>
-            </w:r>
-          </w:p>
-        </w:tc>
-        <w:tc>
-          <w:tcPr>
-            <w:tcW w:w="1930" w:type="dxa"/>
-          </w:tcPr>
-          <w:p>
-            <w:r>
-              <w:t>AdocaoController</w:t>
-            </w:r>
-          </w:p>
-        </w:tc>
-        <w:tc>
-          <w:tcPr>
-            <w:tcW w:w="1930" w:type="dxa"/>
-          </w:tcPr>
-          <w:p>
-            <w:r>
-              <w:t>AdocaoService</w:t>
-            </w:r>
-          </w:p>
-        </w:tc>
-        <w:tc>
-          <w:tcPr>
-            <w:tcW w:w="1930" w:type="dxa"/>
-          </w:tcPr>
-          <w:p>
-            <w:r>
-              <w:t>AdocaoRepository</w:t>
-            </w:r>
-          </w:p>
-        </w:tc>
-      </w:tr>
-      <w:tr>
-        <w:tc>
-          <w:tcPr>
-            <w:tcW w:w="1930" w:type="dxa"/>
-          </w:tcPr>
-          <w:p>
-            <w:r>
-              <w:t>16</w:t>
-            </w:r>
-          </w:p>
-        </w:tc>
-        <w:tc>
-          <w:tcPr>
-            <w:tcW w:w="1930" w:type="dxa"/>
-          </w:tcPr>
-          <w:p>
-            <w:r>
-              <w:t>UC-06 Registrar Pos-Adocao</w:t>
-            </w:r>
-          </w:p>
-        </w:tc>
-        <w:tc>
-          <w:tcPr>
-            <w:tcW w:w="1930" w:type="dxa"/>
-          </w:tcPr>
-          <w:p>
-            <w:r>
-              <w:t>AdocaoController</w:t>
-            </w:r>
-          </w:p>
-        </w:tc>
-        <w:tc>
-          <w:tcPr>
-            <w:tcW w:w="1930" w:type="dxa"/>
-          </w:tcPr>
-          <w:p>
-            <w:r>
-              <w:t>AdocaoService, AnimalService</w:t>
-            </w:r>
-          </w:p>
-        </w:tc>
-        <w:tc>
-          <w:tcPr>
-            <w:tcW w:w="1930" w:type="dxa"/>
-          </w:tcPr>
-          <w:p>
-            <w:r>
-              <w:t>AdocaoRepository, AnimalRepository</w:t>
-            </w:r>
-          </w:p>
-        </w:tc>
-      </w:tr>
-      <w:tr>
-        <w:tc>
-          <w:tcPr>
-            <w:tcW w:w="1930" w:type="dxa"/>
-          </w:tcPr>
-          <w:p>
-            <w:r>
-              <w:t>17</w:t>
-            </w:r>
-          </w:p>
-        </w:tc>
-        <w:tc>
-          <w:tcPr>
-            <w:tcW w:w="1930" w:type="dxa"/>
-          </w:tcPr>
-          <w:p>
-            <w:r>
-              <w:t>UC-07 Atualizar Status do Animal</w:t>
-            </w:r>
-          </w:p>
-        </w:tc>
-        <w:tc>
-          <w:tcPr>
-            <w:tcW w:w="1930" w:type="dxa"/>
-          </w:tcPr>
-          <w:p>
-            <w:r>
-              <w:t>AnimalController</w:t>
-            </w:r>
-          </w:p>
-        </w:tc>
-        <w:tc>
-          <w:tcPr>
-            <w:tcW w:w="1930" w:type="dxa"/>
-          </w:tcPr>
-          <w:p>
-            <w:r>
-              <w:t>AnimalService</w:t>
-            </w:r>
-          </w:p>
-        </w:tc>
-        <w:tc>
-          <w:tcPr>
-            <w:tcW w:w="1930" w:type="dxa"/>
-          </w:tcPr>
-          <w:p>
-            <w:r>
-              <w:t>AnimalRepository</w:t>
-            </w:r>
-          </w:p>
-        </w:tc>
-      </w:tr>
-      <w:tr>
-        <w:tc>
-          <w:tcPr>
-            <w:tcW w:w="1930" w:type="dxa"/>
-          </w:tcPr>
-          <w:p>
-            <w:r>
-              <w:t>18</w:t>
-            </w:r>
-          </w:p>
-        </w:tc>
-        <w:tc>
-          <w:tcPr>
-            <w:tcW w:w="1930" w:type="dxa"/>
-          </w:tcPr>
-          <w:p>
-            <w:r>
-              <w:t>UC-08 Agendar Atendimento Veterinario</w:t>
-            </w:r>
-          </w:p>
-        </w:tc>
-        <w:tc>
-          <w:tcPr>
-            <w:tcW w:w="1930" w:type="dxa"/>
-          </w:tcPr>
-          <w:p>
-            <w:r>
-              <w:t>RegistroVetController</w:t>
-            </w:r>
-          </w:p>
-        </w:tc>
-        <w:tc>
-          <w:tcPr>
-            <w:tcW w:w="1930" w:type="dxa"/>
-          </w:tcPr>
-          <w:p>
-            <w:r>
-              <w:t>RegistroVetService</w:t>
-            </w:r>
-          </w:p>
-        </w:tc>
-        <w:tc>
-          <w:tcPr>
-            <w:tcW w:w="1930" w:type="dxa"/>
-          </w:tcPr>
-          <w:p>
-            <w:r>
-              <w:t>AnimalRepository, RegistroVetRepository</w:t>
-            </w:r>
-          </w:p>
-        </w:tc>
-      </w:tr>
-      <w:tr>
-        <w:tc>
-          <w:tcPr>
-            <w:tcW w:w="1930" w:type="dxa"/>
-          </w:tcPr>
-          <w:p>
-            <w:r>
-              <w:t>19</w:t>
-            </w:r>
-          </w:p>
-        </w:tc>
-        <w:tc>
-          <w:tcPr>
-            <w:tcW w:w="1930" w:type="dxa"/>
-          </w:tcPr>
-          <w:p>
-            <w:r>
-              <w:t>UC-09 Emitir Laudo de Liberacao</w:t>
-            </w:r>
-          </w:p>
-        </w:tc>
-        <w:tc>
-          <w:tcPr>
-            <w:tcW w:w="1930" w:type="dxa"/>
-          </w:tcPr>
-          <w:p>
-            <w:r>
-              <w:t>RegistroVetController</w:t>
-            </w:r>
-          </w:p>
-        </w:tc>
-        <w:tc>
-          <w:tcPr>
-            <w:tcW w:w="1930" w:type="dxa"/>
-          </w:tcPr>
-          <w:p>
-            <w:r>
-              <w:t>RegistroVetService, AnimalService</w:t>
-            </w:r>
-          </w:p>
-        </w:tc>
-        <w:tc>
-          <w:tcPr>
-            <w:tcW w:w="1930" w:type="dxa"/>
-          </w:tcPr>
-          <w:p>
-            <w:r>
-              <w:t>AnimalRepository, RegistroVetRepository</w:t>
-            </w:r>
-          </w:p>
-        </w:tc>
-      </w:tr>
-      <w:tr>
-        <w:tc>
-          <w:tcPr>
-            <w:tcW w:w="1930" w:type="dxa"/>
-          </w:tcPr>
-          <w:p>
-            <w:r>
-              <w:t>20</w:t>
-            </w:r>
-          </w:p>
-        </w:tc>
-        <w:tc>
-          <w:tcPr>
-            <w:tcW w:w="1930" w:type="dxa"/>
-          </w:tcPr>
-          <w:p>
-            <w:r>
-              <w:t>UC-10 Aprovar/Rejeitar Adocao</w:t>
-            </w:r>
-          </w:p>
-        </w:tc>
-        <w:tc>
-          <w:tcPr>
-            <w:tcW w:w="1930" w:type="dxa"/>
-          </w:tcPr>
-          <w:p>
-            <w:r>
-              <w:t>AdocaoController</w:t>
-            </w:r>
-          </w:p>
-        </w:tc>
-        <w:tc>
-          <w:tcPr>
-            <w:tcW w:w="1930" w:type="dxa"/>
-          </w:tcPr>
-          <w:p>
-            <w:r>
-              <w:t>AdocaoService, AnimalService</w:t>
-            </w:r>
-          </w:p>
-        </w:tc>
-        <w:tc>
-          <w:tcPr>
-            <w:tcW w:w="1930" w:type="dxa"/>
-          </w:tcPr>
-          <w:p>
-            <w:r>
-              <w:t>AdocaoRepository, AnimalRepository</w:t>
-            </w:r>
-          </w:p>
-        </w:tc>
-      </w:tr>
-      <w:tr>
-        <w:tc>
-          <w:tcPr>
-            <w:tcW w:w="1930" w:type="dxa"/>
-          </w:tcPr>
-          <w:p>
-            <w:r>
-              <w:t>21</w:t>
-            </w:r>
-          </w:p>
-        </w:tc>
-        <w:tc>
-          <w:tcPr>
-            <w:tcW w:w="1930" w:type="dxa"/>
-          </w:tcPr>
-          <w:p>
-            <w:r>
-              <w:t>UC-11 Gerenciar Voluntarios</w:t>
-            </w:r>
-          </w:p>
-        </w:tc>
-        <w:tc>
-          <w:tcPr>
-            <w:tcW w:w="1930" w:type="dxa"/>
-          </w:tcPr>
-          <w:p>
-            <w:r>
-              <w:t>UsuarioController</w:t>
-            </w:r>
-          </w:p>
-        </w:tc>
-        <w:tc>
-          <w:tcPr>
-            <w:tcW w:w="1930" w:type="dxa"/>
-          </w:tcPr>
-          <w:p>
-            <w:r>
-              <w:t>UsuarioService</w:t>
-            </w:r>
-          </w:p>
-        </w:tc>
-        <w:tc>
-          <w:tcPr>
-            <w:tcW w:w="1930" w:type="dxa"/>
-          </w:tcPr>
-          <w:p>
-            <w:r>
-              <w:t>UsuarioRepository</w:t>
-            </w:r>
-          </w:p>
-        </w:tc>
-      </w:tr>
-      <w:tr>
-        <w:tc>
-          <w:tcPr>
-            <w:tcW w:w="1930" w:type="dxa"/>
-          </w:tcPr>
-          <w:p>
-            <w:r>
-              <w:t>22</w:t>
-            </w:r>
-          </w:p>
-        </w:tc>
-        <w:tc>
-          <w:tcPr>
-            <w:tcW w:w="1930" w:type="dxa"/>
-          </w:tcPr>
-          <w:p>
-            <w:r>
-              <w:t>UC-12 Emitir Relatorios Gerenciais</w:t>
-            </w:r>
-          </w:p>
-        </w:tc>
-        <w:tc>
-          <w:tcPr>
-            <w:tcW w:w="1930" w:type="dxa"/>
-          </w:tcPr>
-          <w:p>
-            <w:r>
-              <w:t>DoacaoController</w:t>
-            </w:r>
-          </w:p>
-        </w:tc>
-        <w:tc>
-          <w:tcPr>
-            <w:tcW w:w="1930" w:type="dxa"/>
-          </w:tcPr>
-          <w:p>
-            <w:r>
-              <w:t>DoacaoService</w:t>
-            </w:r>
-          </w:p>
-        </w:tc>
-        <w:tc>
-          <w:tcPr>
-            <w:tcW w:w="1930" w:type="dxa"/>
-          </w:tcPr>
-          <w:p>
-            <w:r>
-              <w:t>AdocaoRepository, DoacaoRepository, RelatorioRepository</w:t>
-            </w:r>
-          </w:p>
-        </w:tc>
-      </w:tr>
-      <w:tr>
-        <w:tc>
-          <w:tcPr>
-            <w:tcW w:w="1930" w:type="dxa"/>
-          </w:tcPr>
-          <w:p>
-            <w:r>
-              <w:t>23</w:t>
-            </w:r>
-          </w:p>
-        </w:tc>
-        <w:tc>
-          <w:tcPr>
-            <w:tcW w:w="1930" w:type="dxa"/>
-          </w:tcPr>
-          <w:p>
-            <w:r>
-              <w:t>UC-13 Realizar Doacao</w:t>
-            </w:r>
-          </w:p>
-        </w:tc>
-        <w:tc>
-          <w:tcPr>
-            <w:tcW w:w="1930" w:type="dxa"/>
-          </w:tcPr>
-          <w:p>
-            <w:r>
-              <w:t>DoacaoController</w:t>
-            </w:r>
-          </w:p>
-        </w:tc>
-        <w:tc>
-          <w:tcPr>
-            <w:tcW w:w="1930" w:type="dxa"/>
-          </w:tcPr>
-          <w:p>
-            <w:r>
-              <w:t>DoacaoService</w:t>
-            </w:r>
-          </w:p>
-        </w:tc>
-        <w:tc>
-          <w:tcPr>
-            <w:tcW w:w="1930" w:type="dxa"/>
-          </w:tcPr>
-          <w:p>
-            <w:r>
-              <w:t>DoacaoRepository</w:t>
-            </w:r>
-          </w:p>
-        </w:tc>
-      </w:tr>
-      <w:tr>
-        <w:tc>
-          <w:tcPr>
-            <w:tcW w:w="1930" w:type="dxa"/>
-          </w:tcPr>
-          <w:p>
-            <w:r>
-              <w:lastRenderedPageBreak/>
-              <w:t>24</w:t>
-            </w:r>
-          </w:p>
-        </w:tc>
-        <w:tc>
-          <w:tcPr>
-            <w:tcW w:w="1930" w:type="dxa"/>
-          </w:tcPr>
-          <w:p>
-            <w:r>
-              <w:t>UC-14 Acompanhar Destinacao das Doacoes</w:t>
-            </w:r>
-          </w:p>
-        </w:tc>
-        <w:tc>
-          <w:tcPr>
-            <w:tcW w:w="1930" w:type="dxa"/>
-          </w:tcPr>
-          <w:p>
-            <w:r>
-              <w:t>DoacaoController</w:t>
-            </w:r>
-          </w:p>
-        </w:tc>
-        <w:tc>
-          <w:tcPr>
-            <w:tcW w:w="1930" w:type="dxa"/>
-          </w:tcPr>
-          <w:p>
-            <w:r>
-              <w:t>DoacaoService</w:t>
-            </w:r>
-          </w:p>
-        </w:tc>
-        <w:tc>
-          <w:tcPr>
-            <w:tcW w:w="1930" w:type="dxa"/>
-          </w:tcPr>
-          <w:p>
-            <w:r>
-              <w:t>DoacaoRepository</w:t>
-            </w:r>
-          </w:p>
-        </w:tc>
-      </w:tr>
-    </w:tbl>
-    <w:p/>
-    <w:p>
-      <w:pPr>
-        <w:jc w:val="center"/>
-      </w:pPr>
-      <w:r>
-        <w:rPr>
-          <w:noProof/>
-        </w:rPr>
         <w:drawing>
-          <wp:inline distT="0" distB="0" distL="0" distR="0" wp14:anchorId="2DB6EAAE" wp14:editId="5D55E60F">
-            <wp:extent cx="5400000" cy="4101671"/>
+          <wp:inline distT="0" distB="0" distL="0" distR="0" wp14:anchorId="161512FF" wp14:editId="41867935">
+            <wp:extent cx="5400000" cy="3063036"/>
             <wp:effectExtent l="0" t="0" r="0" b="0"/>
             <wp:docPr id="11" name="Picture 11"/>
             <wp:cNvGraphicFramePr>
@@ -7250,7 +6929,7 @@
                   <pic:spPr>
                     <a:xfrm>
                       <a:off x="0" y="0"/>
-                      <a:ext cx="5400000" cy="4101671"/>
+                      <a:ext cx="5400000" cy="3063036"/>
                     </a:xfrm>
                     <a:prstGeom prst="rect">
                       <a:avLst/>
@@ -7272,7 +6951,7 @@
           <w:i/>
           <w:sz w:val="20"/>
         </w:rPr>
-        <w:t>Figura 11 - Realizacao UC-01 Solicitar Adocao</w:t>
+        <w:t>Figura 11 - Realizacao UC-04 Buscar Animal Disponivel</w:t>
       </w:r>
     </w:p>
     <w:p/>
@@ -7284,10 +6963,9 @@
         <w:rPr>
           <w:noProof/>
         </w:rPr>
-        <w:lastRenderedPageBreak/>
         <w:drawing>
-          <wp:inline distT="0" distB="0" distL="0" distR="0" wp14:anchorId="4367A6EA" wp14:editId="7A7B3433">
-            <wp:extent cx="5400000" cy="4784345"/>
+          <wp:inline distT="0" distB="0" distL="0" distR="0" wp14:anchorId="5EE4C569" wp14:editId="09764136">
+            <wp:extent cx="5400000" cy="3034524"/>
             <wp:effectExtent l="0" t="0" r="0" b="0"/>
             <wp:docPr id="12" name="Picture 12"/>
             <wp:cNvGraphicFramePr>
@@ -7309,7 +6987,7 @@
                   <pic:spPr>
                     <a:xfrm>
                       <a:off x="0" y="0"/>
-                      <a:ext cx="5400000" cy="4784345"/>
+                      <a:ext cx="5400000" cy="3034524"/>
                     </a:xfrm>
                     <a:prstGeom prst="rect">
                       <a:avLst/>
@@ -7331,7 +7009,7 @@
           <w:i/>
           <w:sz w:val="20"/>
         </w:rPr>
-        <w:t>Figura 12 - Realizacao UC-02 Registrar Animal Resgatado</w:t>
+        <w:t>Figura 12 - Realizacao UC-05 Acompanhar Processo de Adocao</w:t>
       </w:r>
     </w:p>
     <w:p/>
@@ -7345,8 +7023,8 @@
         </w:rPr>
         <w:lastRenderedPageBreak/>
         <w:drawing>
-          <wp:inline distT="0" distB="0" distL="0" distR="0" wp14:anchorId="638E7685" wp14:editId="6B65BF07">
-            <wp:extent cx="5400000" cy="4948832"/>
+          <wp:inline distT="0" distB="0" distL="0" distR="0" wp14:anchorId="18B075F5" wp14:editId="44A9FA77">
+            <wp:extent cx="5400000" cy="3847950"/>
             <wp:effectExtent l="0" t="0" r="0" b="0"/>
             <wp:docPr id="13" name="Picture 13"/>
             <wp:cNvGraphicFramePr>
@@ -7368,7 +7046,7 @@
                   <pic:spPr>
                     <a:xfrm>
                       <a:off x="0" y="0"/>
-                      <a:ext cx="5400000" cy="4948832"/>
+                      <a:ext cx="5400000" cy="3847950"/>
                     </a:xfrm>
                     <a:prstGeom prst="rect">
                       <a:avLst/>
@@ -7390,7 +7068,7 @@
           <w:i/>
           <w:sz w:val="20"/>
         </w:rPr>
-        <w:t>Figura 13 - Realizacao UC-03 Registrar Atendimento Veterinario</w:t>
+        <w:t>Figura 13 - Realizacao UC-06 Registrar Pos-Adocao</w:t>
       </w:r>
     </w:p>
     <w:p/>
@@ -7402,10 +7080,9 @@
         <w:rPr>
           <w:noProof/>
         </w:rPr>
-        <w:lastRenderedPageBreak/>
         <w:drawing>
-          <wp:inline distT="0" distB="0" distL="0" distR="0" wp14:anchorId="395E7345" wp14:editId="7778DE21">
-            <wp:extent cx="5400000" cy="3063036"/>
+          <wp:inline distT="0" distB="0" distL="0" distR="0" wp14:anchorId="47FA857D" wp14:editId="70DFF994">
+            <wp:extent cx="5400000" cy="3488220"/>
             <wp:effectExtent l="0" t="0" r="0" b="0"/>
             <wp:docPr id="14" name="Picture 14"/>
             <wp:cNvGraphicFramePr>
@@ -7427,7 +7104,7 @@
                   <pic:spPr>
                     <a:xfrm>
                       <a:off x="0" y="0"/>
-                      <a:ext cx="5400000" cy="3063036"/>
+                      <a:ext cx="5400000" cy="3488220"/>
                     </a:xfrm>
                     <a:prstGeom prst="rect">
                       <a:avLst/>
@@ -7449,7 +7126,7 @@
           <w:i/>
           <w:sz w:val="20"/>
         </w:rPr>
-        <w:t>Figura 14 - Realizacao UC-04 Buscar Animal Disponivel</w:t>
+        <w:t>Figura 14 - Realizacao UC-07 Atualizar Status do Animal</w:t>
       </w:r>
     </w:p>
     <w:p/>
@@ -7461,9 +7138,10 @@
         <w:rPr>
           <w:noProof/>
         </w:rPr>
+        <w:lastRenderedPageBreak/>
         <w:drawing>
-          <wp:inline distT="0" distB="0" distL="0" distR="0" wp14:anchorId="72EE7D70" wp14:editId="424F2FCB">
-            <wp:extent cx="5400000" cy="3034524"/>
+          <wp:inline distT="0" distB="0" distL="0" distR="0" wp14:anchorId="5B76958E" wp14:editId="6F544CEA">
+            <wp:extent cx="5400000" cy="2480218"/>
             <wp:effectExtent l="0" t="0" r="0" b="0"/>
             <wp:docPr id="15" name="Picture 15"/>
             <wp:cNvGraphicFramePr>
@@ -7485,7 +7163,7 @@
                   <pic:spPr>
                     <a:xfrm>
                       <a:off x="0" y="0"/>
-                      <a:ext cx="5400000" cy="3034524"/>
+                      <a:ext cx="5400000" cy="2480218"/>
                     </a:xfrm>
                     <a:prstGeom prst="rect">
                       <a:avLst/>
@@ -7507,7 +7185,7 @@
           <w:i/>
           <w:sz w:val="20"/>
         </w:rPr>
-        <w:t>Figura 15 - Realizacao UC-05 Acompanhar Processo de Adocao</w:t>
+        <w:t>Figura 15 - Realizacao UC-08 Agendar Atendimento Veterinario</w:t>
       </w:r>
     </w:p>
     <w:p/>
@@ -7519,10 +7197,9 @@
         <w:rPr>
           <w:noProof/>
         </w:rPr>
-        <w:lastRenderedPageBreak/>
         <w:drawing>
-          <wp:inline distT="0" distB="0" distL="0" distR="0" wp14:anchorId="72E94D31" wp14:editId="7B4357D1">
-            <wp:extent cx="5400000" cy="3847950"/>
+          <wp:inline distT="0" distB="0" distL="0" distR="0" wp14:anchorId="10178F2B" wp14:editId="72DC164C">
+            <wp:extent cx="5400000" cy="2931353"/>
             <wp:effectExtent l="0" t="0" r="0" b="0"/>
             <wp:docPr id="16" name="Picture 16"/>
             <wp:cNvGraphicFramePr>
@@ -7544,7 +7221,7 @@
                   <pic:spPr>
                     <a:xfrm>
                       <a:off x="0" y="0"/>
-                      <a:ext cx="5400000" cy="3847950"/>
+                      <a:ext cx="5400000" cy="2931353"/>
                     </a:xfrm>
                     <a:prstGeom prst="rect">
                       <a:avLst/>
@@ -7566,7 +7243,7 @@
           <w:i/>
           <w:sz w:val="20"/>
         </w:rPr>
-        <w:t>Figura 16 - Realizacao UC-06 Registrar Pos-Adocao</w:t>
+        <w:t>Figura 16 - Realizacao UC-09 Emitir Laudo de Liberacao para Adocao</w:t>
       </w:r>
     </w:p>
     <w:p/>
@@ -7578,9 +7255,10 @@
         <w:rPr>
           <w:noProof/>
         </w:rPr>
+        <w:lastRenderedPageBreak/>
         <w:drawing>
-          <wp:inline distT="0" distB="0" distL="0" distR="0" wp14:anchorId="618CF96A" wp14:editId="78494786">
-            <wp:extent cx="5400000" cy="3488220"/>
+          <wp:inline distT="0" distB="0" distL="0" distR="0" wp14:anchorId="00504BDD" wp14:editId="237B0047">
+            <wp:extent cx="5400000" cy="5726448"/>
             <wp:effectExtent l="0" t="0" r="0" b="0"/>
             <wp:docPr id="17" name="Picture 17"/>
             <wp:cNvGraphicFramePr>
@@ -7602,7 +7280,7 @@
                   <pic:spPr>
                     <a:xfrm>
                       <a:off x="0" y="0"/>
-                      <a:ext cx="5400000" cy="3488220"/>
+                      <a:ext cx="5400000" cy="5726448"/>
                     </a:xfrm>
                     <a:prstGeom prst="rect">
                       <a:avLst/>
@@ -7624,7 +7302,7 @@
           <w:i/>
           <w:sz w:val="20"/>
         </w:rPr>
-        <w:t>Figura 17 - Realizacao UC-07 Atualizar Status do Animal</w:t>
+        <w:t>Figura 17 - Realizacao UC-10 Aprovar/Rejeitar Adocao</w:t>
       </w:r>
     </w:p>
     <w:p/>
@@ -7638,8 +7316,8 @@
         </w:rPr>
         <w:lastRenderedPageBreak/>
         <w:drawing>
-          <wp:inline distT="0" distB="0" distL="0" distR="0" wp14:anchorId="2E49CEBA" wp14:editId="608C708A">
-            <wp:extent cx="5400000" cy="2480218"/>
+          <wp:inline distT="0" distB="0" distL="0" distR="0" wp14:anchorId="40C676F7" wp14:editId="18CEBB6C">
+            <wp:extent cx="5400000" cy="5159271"/>
             <wp:effectExtent l="0" t="0" r="0" b="0"/>
             <wp:docPr id="18" name="Picture 18"/>
             <wp:cNvGraphicFramePr>
@@ -7661,7 +7339,7 @@
                   <pic:spPr>
                     <a:xfrm>
                       <a:off x="0" y="0"/>
-                      <a:ext cx="5400000" cy="2480218"/>
+                      <a:ext cx="5400000" cy="5159271"/>
                     </a:xfrm>
                     <a:prstGeom prst="rect">
                       <a:avLst/>
@@ -7683,7 +7361,7 @@
           <w:i/>
           <w:sz w:val="20"/>
         </w:rPr>
-        <w:t>Figura 18 - Realizacao UC-08 Agendar Atendimento Veterinario</w:t>
+        <w:t>Figura 18 - Realizacao UC-11 Gerenciar Voluntarios</w:t>
       </w:r>
     </w:p>
     <w:p/>
@@ -7695,9 +7373,10 @@
         <w:rPr>
           <w:noProof/>
         </w:rPr>
+        <w:lastRenderedPageBreak/>
         <w:drawing>
-          <wp:inline distT="0" distB="0" distL="0" distR="0" wp14:anchorId="06C6361A" wp14:editId="7D16405C">
-            <wp:extent cx="5400000" cy="2931353"/>
+          <wp:inline distT="0" distB="0" distL="0" distR="0" wp14:anchorId="4DF8E1F8" wp14:editId="6001C8B9">
+            <wp:extent cx="5400000" cy="2877500"/>
             <wp:effectExtent l="0" t="0" r="0" b="0"/>
             <wp:docPr id="19" name="Picture 19"/>
             <wp:cNvGraphicFramePr>
@@ -7719,7 +7398,7 @@
                   <pic:spPr>
                     <a:xfrm>
                       <a:off x="0" y="0"/>
-                      <a:ext cx="5400000" cy="2931353"/>
+                      <a:ext cx="5400000" cy="2877500"/>
                     </a:xfrm>
                     <a:prstGeom prst="rect">
                       <a:avLst/>
@@ -7741,7 +7420,7 @@
           <w:i/>
           <w:sz w:val="20"/>
         </w:rPr>
-        <w:t>Figura 19 - Realizacao UC-09 Emitir Laudo de Liberacao para Adocao</w:t>
+        <w:t>Figura 19 - Realizacao UC-12 Emitir Relatorios Gerenciais</w:t>
       </w:r>
     </w:p>
     <w:p/>
@@ -7753,10 +7432,9 @@
         <w:rPr>
           <w:noProof/>
         </w:rPr>
-        <w:lastRenderedPageBreak/>
         <w:drawing>
-          <wp:inline distT="0" distB="0" distL="0" distR="0" wp14:anchorId="59AFFD1C" wp14:editId="4F8E0665">
-            <wp:extent cx="5400000" cy="5726448"/>
+          <wp:inline distT="0" distB="0" distL="0" distR="0" wp14:anchorId="3F7E550C" wp14:editId="6C918027">
+            <wp:extent cx="5400000" cy="3205880"/>
             <wp:effectExtent l="0" t="0" r="0" b="0"/>
             <wp:docPr id="20" name="Picture 20"/>
             <wp:cNvGraphicFramePr>
@@ -7778,7 +7456,7 @@
                   <pic:spPr>
                     <a:xfrm>
                       <a:off x="0" y="0"/>
-                      <a:ext cx="5400000" cy="5726448"/>
+                      <a:ext cx="5400000" cy="3205880"/>
                     </a:xfrm>
                     <a:prstGeom prst="rect">
                       <a:avLst/>
@@ -7800,7 +7478,7 @@
           <w:i/>
           <w:sz w:val="20"/>
         </w:rPr>
-        <w:t>Figura 20 - Realizacao UC-10 Aprovar/Rejeitar Adocao</w:t>
+        <w:t>Figura 20 - Realizacao UC-13 Realizar Doacao</w:t>
       </w:r>
     </w:p>
     <w:p/>
@@ -7814,8 +7492,8 @@
         </w:rPr>
         <w:lastRenderedPageBreak/>
         <w:drawing>
-          <wp:inline distT="0" distB="0" distL="0" distR="0" wp14:anchorId="169827C3" wp14:editId="663A19DC">
-            <wp:extent cx="5400000" cy="5159271"/>
+          <wp:inline distT="0" distB="0" distL="0" distR="0" wp14:anchorId="24EE4D5C" wp14:editId="651A7931">
+            <wp:extent cx="5400000" cy="3639314"/>
             <wp:effectExtent l="0" t="0" r="0" b="0"/>
             <wp:docPr id="21" name="Picture 21"/>
             <wp:cNvGraphicFramePr>
@@ -7837,7 +7515,7 @@
                   <pic:spPr>
                     <a:xfrm>
                       <a:off x="0" y="0"/>
-                      <a:ext cx="5400000" cy="5159271"/>
+                      <a:ext cx="5400000" cy="3639314"/>
                     </a:xfrm>
                     <a:prstGeom prst="rect">
                       <a:avLst/>
@@ -7859,10 +7537,260 @@
           <w:i/>
           <w:sz w:val="20"/>
         </w:rPr>
-        <w:t>Figura 21 - Realizacao UC-11 Gerenciar Voluntarios</w:t>
+        <w:t>Figura 21 - Realizacao UC-14 Acompanhar Destinacao das Doacoes</w:t>
       </w:r>
     </w:p>
     <w:p/>
+    <w:p>
+      <w:pPr>
+        <w:jc w:val="both"/>
+      </w:pPr>
+      <w:r>
+        <w:t>Observacoes de modelagem:</w:t>
+      </w:r>
+    </w:p>
+    <w:p>
+      <w:pPr>
+        <w:spacing w:after="40"/>
+        <w:ind w:left="425" w:hanging="283"/>
+        <w:jc w:val="both"/>
+      </w:pPr>
+      <w:r>
+        <w:t>•</w:t>
+      </w:r>
+      <w:r>
+        <w:tab/>
+        <w:t>A autenticacao e representada pelo passo validarToken() em JwtFilter, exigido em toda requisicao autenticada.</w:t>
+      </w:r>
+    </w:p>
+    <w:p>
+      <w:pPr>
+        <w:spacing w:after="40"/>
+        <w:ind w:left="425" w:hanging="283"/>
+        <w:jc w:val="both"/>
+      </w:pPr>
+      <w:r>
+        <w:t>•</w:t>
+      </w:r>
+      <w:r>
+        <w:tab/>
+        <w:t>O UC-03 ilustra explicitamente o relacionamento «include» UC-07 (Atualizar Status do Animal) - RegistroVetService delega a AnimalService.atualizarStatus(...) apos registrar o atendimento; o mesmo ocorre em UC-09 e UC-10.</w:t>
+      </w:r>
+    </w:p>
+    <w:p>
+      <w:pPr>
+        <w:spacing w:after="40"/>
+        <w:ind w:left="425" w:hanging="283"/>
+        <w:jc w:val="both"/>
+      </w:pPr>
+      <w:r>
+        <w:t>•</w:t>
+      </w:r>
+      <w:r>
+        <w:tab/>
+        <w:t>Validacoes de regra de negocio (ex.: Animal.status == DISPONIVEL antes de criar Adocao) aparecem como auto-mensagens ou notas no respectivo Service.</w:t>
+      </w:r>
+    </w:p>
+    <w:p>
+      <w:pPr>
+        <w:spacing w:after="40"/>
+        <w:ind w:left="425" w:hanging="283"/>
+        <w:jc w:val="both"/>
+      </w:pPr>
+      <w:r>
+        <w:t>•</w:t>
+      </w:r>
+      <w:r>
+        <w:tab/>
+        <w:t>O Diagrama de Sequencia do Sistema (Figura 2) apresenta a visao caixa-preta ponta-a-ponta; cada operacao de sistema e refinada (caixa-branca) no diagrama de sequencia do respectivo caso de uso (Figuras 8 a 21).</w:t>
+      </w:r>
+    </w:p>
+    <w:p>
+      <w:pPr>
+        <w:pStyle w:val="Ttulo2"/>
+      </w:pPr>
+      <w:bookmarkStart w:id="21" w:name="_Toc231081817"/>
+      <w:r>
+        <w:t>3.5. Diagramas de Comunicacao</w:t>
+      </w:r>
+      <w:bookmarkEnd w:id="21"/>
+    </w:p>
+    <w:p>
+      <w:pPr>
+        <w:jc w:val="both"/>
+      </w:pPr>
+      <w:r>
+        <w:t>Os diagramas de comunicacao apresentam a mesma colaboracao dos diagramas de sequencia da Secao 3.4, porem vistos como rede de objetos com numeracao explicita de mensagens em vez de eixo temporal vertical.</w:t>
+      </w:r>
+    </w:p>
+    <w:tbl>
+      <w:tblPr>
+        <w:tblW w:w="0" w:type="auto"/>
+        <w:tblBorders>
+          <w:top w:val="single" w:sz="4" w:space="0" w:color="888888"/>
+          <w:left w:val="single" w:sz="4" w:space="0" w:color="888888"/>
+          <w:bottom w:val="single" w:sz="4" w:space="0" w:color="888888"/>
+          <w:right w:val="single" w:sz="4" w:space="0" w:color="888888"/>
+          <w:insideH w:val="single" w:sz="4" w:space="0" w:color="888888"/>
+          <w:insideV w:val="single" w:sz="4" w:space="0" w:color="888888"/>
+        </w:tblBorders>
+        <w:tblLook w:val="04A0" w:firstRow="1" w:lastRow="0" w:firstColumn="1" w:lastColumn="0" w:noHBand="0" w:noVBand="1"/>
+      </w:tblPr>
+      <w:tblGrid>
+        <w:gridCol w:w="3213"/>
+        <w:gridCol w:w="3212"/>
+        <w:gridCol w:w="3213"/>
+      </w:tblGrid>
+      <w:tr>
+        <w:tc>
+          <w:tcPr>
+            <w:tcW w:w="3216" w:type="dxa"/>
+            <w:shd w:val="clear" w:color="auto" w:fill="E7E7E7"/>
+          </w:tcPr>
+          <w:p>
+            <w:r>
+              <w:rPr>
+                <w:b/>
+              </w:rPr>
+              <w:t>Aspecto</w:t>
+            </w:r>
+          </w:p>
+        </w:tc>
+        <w:tc>
+          <w:tcPr>
+            <w:tcW w:w="3216" w:type="dxa"/>
+            <w:shd w:val="clear" w:color="auto" w:fill="E7E7E7"/>
+          </w:tcPr>
+          <w:p>
+            <w:r>
+              <w:rPr>
+                <w:b/>
+              </w:rPr>
+              <w:t>Sequencia (Secao 3.4)</w:t>
+            </w:r>
+          </w:p>
+        </w:tc>
+        <w:tc>
+          <w:tcPr>
+            <w:tcW w:w="3216" w:type="dxa"/>
+            <w:shd w:val="clear" w:color="auto" w:fill="E7E7E7"/>
+          </w:tcPr>
+          <w:p>
+            <w:r>
+              <w:rPr>
+                <w:b/>
+              </w:rPr>
+              <w:t>Comunicacao (Secao 3.5)</w:t>
+            </w:r>
+          </w:p>
+        </w:tc>
+      </w:tr>
+      <w:tr>
+        <w:tc>
+          <w:tcPr>
+            <w:tcW w:w="3216" w:type="dxa"/>
+          </w:tcPr>
+          <w:p>
+            <w:r>
+              <w:t>Foco</w:t>
+            </w:r>
+          </w:p>
+        </w:tc>
+        <w:tc>
+          <w:tcPr>
+            <w:tcW w:w="3216" w:type="dxa"/>
+          </w:tcPr>
+          <w:p>
+            <w:r>
+              <w:t>Ordem temporal das mensagens</w:t>
+            </w:r>
+          </w:p>
+        </w:tc>
+        <w:tc>
+          <w:tcPr>
+            <w:tcW w:w="3216" w:type="dxa"/>
+          </w:tcPr>
+          <w:p>
+            <w:r>
+              <w:t>Vinculos estruturais entre objetos</w:t>
+            </w:r>
+          </w:p>
+        </w:tc>
+      </w:tr>
+      <w:tr>
+        <w:tc>
+          <w:tcPr>
+            <w:tcW w:w="3216" w:type="dxa"/>
+          </w:tcPr>
+          <w:p>
+            <w:r>
+              <w:t>Layout</w:t>
+            </w:r>
+          </w:p>
+        </w:tc>
+        <w:tc>
+          <w:tcPr>
+            <w:tcW w:w="3216" w:type="dxa"/>
+          </w:tcPr>
+          <w:p>
+            <w:r>
+              <w:t>Linhas de vida verticais</w:t>
+            </w:r>
+          </w:p>
+        </w:tc>
+        <w:tc>
+          <w:tcPr>
+            <w:tcW w:w="3216" w:type="dxa"/>
+          </w:tcPr>
+          <w:p>
+            <w:r>
+              <w:t>Objetos em rede</w:t>
+            </w:r>
+          </w:p>
+        </w:tc>
+      </w:tr>
+      <w:tr>
+        <w:tc>
+          <w:tcPr>
+            <w:tcW w:w="3216" w:type="dxa"/>
+          </w:tcPr>
+          <w:p>
+            <w:r>
+              <w:t>Ordenacao</w:t>
+            </w:r>
+          </w:p>
+        </w:tc>
+        <w:tc>
+          <w:tcPr>
+            <w:tcW w:w="3216" w:type="dxa"/>
+          </w:tcPr>
+          <w:p>
+            <w:r>
+              <w:t>Posicao vertical</w:t>
+            </w:r>
+          </w:p>
+        </w:tc>
+        <w:tc>
+          <w:tcPr>
+            <w:tcW w:w="3216" w:type="dxa"/>
+          </w:tcPr>
+          <w:p>
+            <w:r>
+              <w:t>Numeracao explicita (1:, 2:, ...)</w:t>
+            </w:r>
+          </w:p>
+        </w:tc>
+      </w:tr>
+    </w:tbl>
+    <w:p/>
+    <w:p>
+      <w:pPr>
+        <w:jc w:val="both"/>
+      </w:pPr>
+      <w:r>
+        <w:t>Cada par de objetos e conectado por uma aresta sem direcao que carrega todas as mensagens trocadas entre eles - o sentido de cada mensagem e indicado pelos simbolos de direcao conforme o padrao UML. Os repositorios AnimalRepository e RegistroVetRepository aparecem lado a lado para refletir que ambos colaboram diretamente com o PostgreSQL. Para o UC-03, o diagrama modela apenas a operacao principal (registrarAtendimento) incluindo a transicao «include» UC-07 (VetSvc -&gt; AnimSvc -&gt; AnimRepo -&gt; DB) - o fluxo alternativo de emissao de laudo e coberto no diagrama de sequencia (Figura 16).</w:t>
+      </w:r>
+    </w:p>
     <w:p>
       <w:pPr>
         <w:jc w:val="center"/>
@@ -7873,9 +7801,9 @@
         </w:rPr>
         <w:lastRenderedPageBreak/>
         <w:drawing>
-          <wp:inline distT="0" distB="0" distL="0" distR="0" wp14:anchorId="5DFF0BB3" wp14:editId="1C70B8C2">
-            <wp:extent cx="5400000" cy="2877500"/>
-            <wp:effectExtent l="0" t="0" r="0" b="0"/>
+          <wp:inline distT="0" distB="0" distL="0" distR="0" wp14:anchorId="43A84489" wp14:editId="171F5528">
+            <wp:extent cx="5398623" cy="8053177"/>
+            <wp:effectExtent l="0" t="0" r="0" b="5080"/>
             <wp:docPr id="22" name="Picture 22"/>
             <wp:cNvGraphicFramePr>
               <a:graphicFrameLocks xmlns:a="http://schemas.openxmlformats.org/drawingml/2006/main" noChangeAspect="1"/>
@@ -7896,7 +7824,7 @@
                   <pic:spPr>
                     <a:xfrm>
                       <a:off x="0" y="0"/>
-                      <a:ext cx="5400000" cy="2877500"/>
+                      <a:ext cx="5415673" cy="8078610"/>
                     </a:xfrm>
                     <a:prstGeom prst="rect">
                       <a:avLst/>
@@ -7918,7 +7846,7 @@
           <w:i/>
           <w:sz w:val="20"/>
         </w:rPr>
-        <w:t>Figura 22 - Realizacao UC-12 Emitir Relatorios Gerenciais</w:t>
+        <w:t>Figura 22 - Comunicacao UC-01 Solicitar Adocao</w:t>
       </w:r>
     </w:p>
     <w:p/>
@@ -7931,9 +7859,9 @@
           <w:noProof/>
         </w:rPr>
         <w:drawing>
-          <wp:inline distT="0" distB="0" distL="0" distR="0" wp14:anchorId="2B6C9F14" wp14:editId="011F8960">
-            <wp:extent cx="5400000" cy="3205880"/>
-            <wp:effectExtent l="0" t="0" r="0" b="0"/>
+          <wp:inline distT="0" distB="0" distL="0" distR="0" wp14:anchorId="017D0205" wp14:editId="58E45B68">
+            <wp:extent cx="5399405" cy="7904317"/>
+            <wp:effectExtent l="0" t="0" r="0" b="1905"/>
             <wp:docPr id="23" name="Picture 23"/>
             <wp:cNvGraphicFramePr>
               <a:graphicFrameLocks xmlns:a="http://schemas.openxmlformats.org/drawingml/2006/main" noChangeAspect="1"/>
@@ -7954,7 +7882,7 @@
                   <pic:spPr>
                     <a:xfrm>
                       <a:off x="0" y="0"/>
-                      <a:ext cx="5400000" cy="3205880"/>
+                      <a:ext cx="5405567" cy="7913338"/>
                     </a:xfrm>
                     <a:prstGeom prst="rect">
                       <a:avLst/>
@@ -7976,7 +7904,7 @@
           <w:i/>
           <w:sz w:val="20"/>
         </w:rPr>
-        <w:t>Figura 23 - Realizacao UC-13 Realizar Doacao</w:t>
+        <w:t>Figura 23 - Comunicacao UC-02 Registrar Animal Resgatado</w:t>
       </w:r>
     </w:p>
     <w:p/>
@@ -7988,11 +7916,10 @@
         <w:rPr>
           <w:noProof/>
         </w:rPr>
-        <w:lastRenderedPageBreak/>
         <w:drawing>
-          <wp:inline distT="0" distB="0" distL="0" distR="0" wp14:anchorId="31E5E9D0" wp14:editId="5C47A468">
-            <wp:extent cx="5400000" cy="3639314"/>
-            <wp:effectExtent l="0" t="0" r="0" b="0"/>
+          <wp:inline distT="0" distB="0" distL="0" distR="0" wp14:anchorId="5F5782D1" wp14:editId="4A3C71E5">
+            <wp:extent cx="5399405" cy="7840022"/>
+            <wp:effectExtent l="0" t="0" r="0" b="8890"/>
             <wp:docPr id="24" name="Picture 24"/>
             <wp:cNvGraphicFramePr>
               <a:graphicFrameLocks xmlns:a="http://schemas.openxmlformats.org/drawingml/2006/main" noChangeAspect="1"/>
@@ -8013,7 +7940,7 @@
                   <pic:spPr>
                     <a:xfrm>
                       <a:off x="0" y="0"/>
-                      <a:ext cx="5400000" cy="3639314"/>
+                      <a:ext cx="5402123" cy="7843968"/>
                     </a:xfrm>
                     <a:prstGeom prst="rect">
                       <a:avLst/>
@@ -8035,77 +7962,37 @@
           <w:i/>
           <w:sz w:val="20"/>
         </w:rPr>
-        <w:t>Figura 24 - Realizacao UC-14 Acompanhar Destinacao das Doacoes</w:t>
+        <w:t>Figura 24 - Comunicacao UC-03 Registrar Atendimento Veterinario</w:t>
       </w:r>
     </w:p>
     <w:p/>
     <w:p>
       <w:pPr>
+        <w:pStyle w:val="Ttulo2"/>
+      </w:pPr>
+      <w:bookmarkStart w:id="22" w:name="_Toc231081818"/>
+      <w:r>
+        <w:t>3.6. Diagramas de Estados</w:t>
+      </w:r>
+      <w:bookmarkEnd w:id="22"/>
+    </w:p>
+    <w:p>
+      <w:pPr>
         <w:jc w:val="both"/>
       </w:pPr>
       <w:r>
-        <w:t>Observacoes de modelagem:</w:t>
-      </w:r>
-    </w:p>
-    <w:p>
-      <w:pPr>
-        <w:spacing w:after="40"/>
-        <w:ind w:left="425" w:hanging="283"/>
-        <w:jc w:val="both"/>
-      </w:pPr>
-      <w:r>
-        <w:t>•</w:t>
-      </w:r>
-      <w:r>
-        <w:tab/>
-        <w:t>A autenticacao e representada pelo passo validarToken() em JwtFilter, exigido em toda requisicao autenticada.</w:t>
-      </w:r>
-    </w:p>
-    <w:p>
-      <w:pPr>
-        <w:spacing w:after="40"/>
-        <w:ind w:left="425" w:hanging="283"/>
-        <w:jc w:val="both"/>
-      </w:pPr>
-      <w:r>
-        <w:t>•</w:t>
-      </w:r>
-      <w:r>
-        <w:tab/>
-        <w:t>O UC-03 ilustra explicitamente o relacionamento «include» UC-07 (Atualizar Status do Animal) - RegistroVetService delega a AnimalService.atualizarStatus(...) apos registrar o atendimento; o mesmo ocorre em UC-09 e UC-10.</w:t>
-      </w:r>
-    </w:p>
-    <w:p>
-      <w:pPr>
-        <w:spacing w:after="40"/>
-        <w:ind w:left="425" w:hanging="283"/>
-        <w:jc w:val="both"/>
-      </w:pPr>
-      <w:r>
-        <w:t>•</w:t>
-      </w:r>
-      <w:r>
-        <w:tab/>
-        <w:t>Validacoes de regra de negocio (ex.: Animal.status == DISPONIVEL antes de criar Adocao) aparecem como auto-mensagens ou notas no respectivo Service.</w:t>
-      </w:r>
-    </w:p>
-    <w:p>
-      <w:pPr>
-        <w:pStyle w:val="Ttulo2"/>
-      </w:pPr>
-      <w:bookmarkStart w:id="23" w:name="_Toc230811660"/>
-      <w:r>
-        <w:t>3.5. Diagramas de Comunicacao</w:t>
+        <w:t>Ciclo de vida de um animal dentro da plataforma, do resgate a adocao. Cada transicao e acionada por uma operacao de sistema ligada a um caso de uso da Secao 2.2 - em particular, todo o eixo principal de mudanca de status e coberto por UC-07 Atualizar Status do Animal, que aparece como «include» nos UCs 03, 09 e 10.</w:t>
+      </w:r>
+    </w:p>
+    <w:p>
+      <w:pPr>
+        <w:pStyle w:val="Ttulo3"/>
+      </w:pPr>
+      <w:bookmarkStart w:id="23" w:name="_Toc231081819"/>
+      <w:r>
+        <w:t>3.6.1. Resumo dos estados</w:t>
       </w:r>
       <w:bookmarkEnd w:id="23"/>
-    </w:p>
-    <w:p>
-      <w:pPr>
-        <w:jc w:val="both"/>
-      </w:pPr>
-      <w:r>
-        <w:t>Os diagramas de comunicacao apresentam a mesma colaboracao dos diagramas de sequencia da Secao 3.4, porem vistos como rede de objetos com numeracao explicita de mensagens em vez de eixo temporal vertical.</w:t>
-      </w:r>
     </w:p>
     <w:tbl>
       <w:tblPr>
@@ -8121,9 +8008,9 @@
         <w:tblLook w:val="04A0" w:firstRow="1" w:lastRow="0" w:firstColumn="1" w:lastColumn="0" w:noHBand="0" w:noVBand="1"/>
       </w:tblPr>
       <w:tblGrid>
-        <w:gridCol w:w="3213"/>
-        <w:gridCol w:w="3212"/>
-        <w:gridCol w:w="3213"/>
+        <w:gridCol w:w="3215"/>
+        <w:gridCol w:w="3208"/>
+        <w:gridCol w:w="3215"/>
       </w:tblGrid>
       <w:tr>
         <w:tc>
@@ -8136,7 +8023,7 @@
               <w:rPr>
                 <w:b/>
               </w:rPr>
-              <w:t>Aspecto</w:t>
+              <w:t>Estado</w:t>
             </w:r>
           </w:p>
         </w:tc>
@@ -8150,7 +8037,7 @@
               <w:rPr>
                 <w:b/>
               </w:rPr>
-              <w:t>Sequencia (Secao 3.4)</w:t>
+              <w:t>Significado</w:t>
             </w:r>
           </w:p>
         </w:tc>
@@ -8164,103 +8051,199 @@
               <w:rPr>
                 <w:b/>
               </w:rPr>
-              <w:t>Comunicacao (Secao 3.5)</w:t>
-            </w:r>
-          </w:p>
-        </w:tc>
-      </w:tr>
-      <w:tr>
-        <w:tc>
-          <w:tcPr>
-            <w:tcW w:w="3216" w:type="dxa"/>
-          </w:tcPr>
-          <w:p>
-            <w:r>
-              <w:t>Foco</w:t>
-            </w:r>
-          </w:p>
-        </w:tc>
-        <w:tc>
-          <w:tcPr>
-            <w:tcW w:w="3216" w:type="dxa"/>
-          </w:tcPr>
-          <w:p>
-            <w:r>
-              <w:t>Ordem temporal das mensagens</w:t>
-            </w:r>
-          </w:p>
-        </w:tc>
-        <w:tc>
-          <w:tcPr>
-            <w:tcW w:w="3216" w:type="dxa"/>
-          </w:tcPr>
-          <w:p>
-            <w:r>
-              <w:t>Vinculos estruturais entre objetos</w:t>
-            </w:r>
-          </w:p>
-        </w:tc>
-      </w:tr>
-      <w:tr>
-        <w:tc>
-          <w:tcPr>
-            <w:tcW w:w="3216" w:type="dxa"/>
-          </w:tcPr>
-          <w:p>
-            <w:r>
-              <w:t>Layout</w:t>
-            </w:r>
-          </w:p>
-        </w:tc>
-        <w:tc>
-          <w:tcPr>
-            <w:tcW w:w="3216" w:type="dxa"/>
-          </w:tcPr>
-          <w:p>
-            <w:r>
-              <w:t>Linhas de vida verticais</w:t>
-            </w:r>
-          </w:p>
-        </w:tc>
-        <w:tc>
-          <w:tcPr>
-            <w:tcW w:w="3216" w:type="dxa"/>
-          </w:tcPr>
-          <w:p>
-            <w:r>
-              <w:t>Objetos em rede</w:t>
-            </w:r>
-          </w:p>
-        </w:tc>
-      </w:tr>
-      <w:tr>
-        <w:tc>
-          <w:tcPr>
-            <w:tcW w:w="3216" w:type="dxa"/>
-          </w:tcPr>
-          <w:p>
-            <w:r>
-              <w:t>Ordenacao</w:t>
-            </w:r>
-          </w:p>
-        </w:tc>
-        <w:tc>
-          <w:tcPr>
-            <w:tcW w:w="3216" w:type="dxa"/>
-          </w:tcPr>
-          <w:p>
-            <w:r>
-              <w:t>Posicao vertical</w:t>
-            </w:r>
-          </w:p>
-        </w:tc>
-        <w:tc>
-          <w:tcPr>
-            <w:tcW w:w="3216" w:type="dxa"/>
-          </w:tcPr>
-          <w:p>
-            <w:r>
-              <w:t>Numeracao explicita (1:, 2:, ...)</w:t>
+              <w:t>Proximo(s) estado(s) tipico(s)</w:t>
+            </w:r>
+          </w:p>
+        </w:tc>
+      </w:tr>
+      <w:tr>
+        <w:tc>
+          <w:tcPr>
+            <w:tcW w:w="3216" w:type="dxa"/>
+          </w:tcPr>
+          <w:p>
+            <w:r>
+              <w:t>RESGATADO</w:t>
+            </w:r>
+          </w:p>
+        </w:tc>
+        <w:tc>
+          <w:tcPr>
+            <w:tcW w:w="3216" w:type="dxa"/>
+          </w:tcPr>
+          <w:p>
+            <w:r>
+              <w:t>Animal recem-resgatado, aguardando triagem veterinaria</w:t>
+            </w:r>
+          </w:p>
+        </w:tc>
+        <w:tc>
+          <w:tcPr>
+            <w:tcW w:w="3216" w:type="dxa"/>
+          </w:tcPr>
+          <w:p>
+            <w:r>
+              <w:t>EM_TRATAMENTO, OBITO</w:t>
+            </w:r>
+          </w:p>
+        </w:tc>
+      </w:tr>
+      <w:tr>
+        <w:tc>
+          <w:tcPr>
+            <w:tcW w:w="3216" w:type="dxa"/>
+          </w:tcPr>
+          <w:p>
+            <w:r>
+              <w:t>EM_TRATAMENTO</w:t>
+            </w:r>
+          </w:p>
+        </w:tc>
+        <w:tc>
+          <w:tcPr>
+            <w:tcW w:w="3216" w:type="dxa"/>
+          </w:tcPr>
+          <w:p>
+            <w:r>
+              <w:t>Atendimentos veterinarios em andamento (consultas, vacinas, cirurgias)</w:t>
+            </w:r>
+          </w:p>
+        </w:tc>
+        <w:tc>
+          <w:tcPr>
+            <w:tcW w:w="3216" w:type="dxa"/>
+          </w:tcPr>
+          <w:p>
+            <w:r>
+              <w:t>EM_TRATAMENTO (novo atendimento), DISPONIVEL, OBITO</w:t>
+            </w:r>
+          </w:p>
+        </w:tc>
+      </w:tr>
+      <w:tr>
+        <w:tc>
+          <w:tcPr>
+            <w:tcW w:w="3216" w:type="dxa"/>
+          </w:tcPr>
+          <w:p>
+            <w:r>
+              <w:t>DISPONIVEL</w:t>
+            </w:r>
+          </w:p>
+        </w:tc>
+        <w:tc>
+          <w:tcPr>
+            <w:tcW w:w="3216" w:type="dxa"/>
+          </w:tcPr>
+          <w:p>
+            <w:r>
+              <w:t>Apto a adocao, visivel na busca publica (UC-04)</w:t>
+            </w:r>
+          </w:p>
+        </w:tc>
+        <w:tc>
+          <w:tcPr>
+            <w:tcW w:w="3216" w:type="dxa"/>
+          </w:tcPr>
+          <w:p>
+            <w:r>
+              <w:t>EM_PROCESSO_ADOCAO, OBITO</w:t>
+            </w:r>
+          </w:p>
+        </w:tc>
+      </w:tr>
+      <w:tr>
+        <w:tc>
+          <w:tcPr>
+            <w:tcW w:w="3216" w:type="dxa"/>
+          </w:tcPr>
+          <w:p>
+            <w:r>
+              <w:t>EM_PROCESSO_ADOCAO</w:t>
+            </w:r>
+          </w:p>
+        </w:tc>
+        <w:tc>
+          <w:tcPr>
+            <w:tcW w:w="3216" w:type="dxa"/>
+          </w:tcPr>
+          <w:p>
+            <w:r>
+              <w:t>Adocao aprovada, aguardando contrato e entrega</w:t>
+            </w:r>
+          </w:p>
+        </w:tc>
+        <w:tc>
+          <w:tcPr>
+            <w:tcW w:w="3216" w:type="dxa"/>
+          </w:tcPr>
+          <w:p>
+            <w:r>
+              <w:t>ADOTADO, DISPONIVEL, OBITO</w:t>
+            </w:r>
+          </w:p>
+        </w:tc>
+      </w:tr>
+      <w:tr>
+        <w:tc>
+          <w:tcPr>
+            <w:tcW w:w="3216" w:type="dxa"/>
+          </w:tcPr>
+          <w:p>
+            <w:r>
+              <w:t>ADOTADO</w:t>
+            </w:r>
+          </w:p>
+        </w:tc>
+        <w:tc>
+          <w:tcPr>
+            <w:tcW w:w="3216" w:type="dxa"/>
+          </w:tcPr>
+          <w:p>
+            <w:r>
+              <w:t>Adocao concluida, acompanhamento pos-adocao ativo</w:t>
+            </w:r>
+          </w:p>
+        </w:tc>
+        <w:tc>
+          <w:tcPr>
+            <w:tcW w:w="3216" w:type="dxa"/>
+          </w:tcPr>
+          <w:p>
+            <w:r>
+              <w:t>DISPONIVEL (devolucao), estado terminal</w:t>
+            </w:r>
+          </w:p>
+        </w:tc>
+      </w:tr>
+      <w:tr>
+        <w:tc>
+          <w:tcPr>
+            <w:tcW w:w="3216" w:type="dxa"/>
+          </w:tcPr>
+          <w:p>
+            <w:r>
+              <w:t>OBITO</w:t>
+            </w:r>
+          </w:p>
+        </w:tc>
+        <w:tc>
+          <w:tcPr>
+            <w:tcW w:w="3216" w:type="dxa"/>
+          </w:tcPr>
+          <w:p>
+            <w:r>
+              <w:t>Animal veio a obito - estado terminal</w:t>
+            </w:r>
+          </w:p>
+        </w:tc>
+        <w:tc>
+          <w:tcPr>
+            <w:tcW w:w="3216" w:type="dxa"/>
+          </w:tcPr>
+          <w:p>
+            <w:r>
+              <w:t>-</w:t>
             </w:r>
           </w:p>
         </w:tc>
@@ -8269,16 +8252,335 @@
     <w:p/>
     <w:p>
       <w:pPr>
-        <w:jc w:val="both"/>
-      </w:pPr>
-      <w:r>
-        <w:t xml:space="preserve">Cada par de objetos e conectado por uma aresta sem direcao que carrega todas as mensagens trocadas entre eles - o sentido de cada mensagem e indicado pelos simbolos ↓ (direcao da aresta declarada) e </w:t>
-      </w:r>
-      <w:r>
-        <w:lastRenderedPageBreak/>
-        <w:t>↑ (sentido inverso), conforme o padrao UML. Os repositorios AnimalRepository e RegistroVetRepository aparecem lado a lado para refletir que ambos colaboram diretamente com o PostgreSQL. Para o UC-03, o diagrama modela apenas a operacao principal (registrarAtendimento) incluindo a transicao «include» UC-07 (VetSvc -&gt; AnimSvc -&gt; AnimRepo -&gt; DB) - o fluxo alternativo de emissao de laudo e coberto no diagrama de sequencia (Figura 19).</w:t>
-      </w:r>
-    </w:p>
+        <w:pStyle w:val="Ttulo3"/>
+      </w:pPr>
+      <w:bookmarkStart w:id="24" w:name="_Toc231081820"/>
+      <w:r>
+        <w:t>3.6.2. Principais transicoes</w:t>
+      </w:r>
+      <w:bookmarkEnd w:id="24"/>
+    </w:p>
+    <w:tbl>
+      <w:tblPr>
+        <w:tblW w:w="0" w:type="auto"/>
+        <w:tblBorders>
+          <w:top w:val="single" w:sz="4" w:space="0" w:color="888888"/>
+          <w:left w:val="single" w:sz="4" w:space="0" w:color="888888"/>
+          <w:bottom w:val="single" w:sz="4" w:space="0" w:color="888888"/>
+          <w:right w:val="single" w:sz="4" w:space="0" w:color="888888"/>
+          <w:insideH w:val="single" w:sz="4" w:space="0" w:color="888888"/>
+          <w:insideV w:val="single" w:sz="4" w:space="0" w:color="888888"/>
+        </w:tblBorders>
+        <w:tblLook w:val="04A0" w:firstRow="1" w:lastRow="0" w:firstColumn="1" w:lastColumn="0" w:noHBand="0" w:noVBand="1"/>
+      </w:tblPr>
+      <w:tblGrid>
+        <w:gridCol w:w="3215"/>
+        <w:gridCol w:w="3214"/>
+        <w:gridCol w:w="3209"/>
+      </w:tblGrid>
+      <w:tr>
+        <w:tc>
+          <w:tcPr>
+            <w:tcW w:w="3216" w:type="dxa"/>
+            <w:shd w:val="clear" w:color="auto" w:fill="E7E7E7"/>
+          </w:tcPr>
+          <w:p>
+            <w:r>
+              <w:rPr>
+                <w:b/>
+              </w:rPr>
+              <w:t>De -&gt; Para</w:t>
+            </w:r>
+          </w:p>
+        </w:tc>
+        <w:tc>
+          <w:tcPr>
+            <w:tcW w:w="3216" w:type="dxa"/>
+            <w:shd w:val="clear" w:color="auto" w:fill="E7E7E7"/>
+          </w:tcPr>
+          <w:p>
+            <w:r>
+              <w:rPr>
+                <w:b/>
+              </w:rPr>
+              <w:t>Evento / Operacao</w:t>
+            </w:r>
+          </w:p>
+        </w:tc>
+        <w:tc>
+          <w:tcPr>
+            <w:tcW w:w="3216" w:type="dxa"/>
+            <w:shd w:val="clear" w:color="auto" w:fill="E7E7E7"/>
+          </w:tcPr>
+          <w:p>
+            <w:r>
+              <w:rPr>
+                <w:b/>
+              </w:rPr>
+              <w:t>Caso de Uso</w:t>
+            </w:r>
+          </w:p>
+        </w:tc>
+      </w:tr>
+      <w:tr>
+        <w:tc>
+          <w:tcPr>
+            <w:tcW w:w="3216" w:type="dxa"/>
+          </w:tcPr>
+          <w:p>
+            <w:r>
+              <w:t>RESGATADO -&gt; EM_TRATAMENTO</w:t>
+            </w:r>
+          </w:p>
+        </w:tc>
+        <w:tc>
+          <w:tcPr>
+            <w:tcW w:w="3216" w:type="dxa"/>
+          </w:tcPr>
+          <w:p>
+            <w:r>
+              <w:t>Primeiro registrarAtendimento() apos resgate</w:t>
+            </w:r>
+          </w:p>
+        </w:tc>
+        <w:tc>
+          <w:tcPr>
+            <w:tcW w:w="3216" w:type="dxa"/>
+          </w:tcPr>
+          <w:p>
+            <w:r>
+              <w:t>UC-03 «include» UC-07</w:t>
+            </w:r>
+          </w:p>
+        </w:tc>
+      </w:tr>
+      <w:tr>
+        <w:tc>
+          <w:tcPr>
+            <w:tcW w:w="3216" w:type="dxa"/>
+          </w:tcPr>
+          <w:p>
+            <w:r>
+              <w:t>EM_TRATAMENTO -&gt; EM_TRATAMENTO</w:t>
+            </w:r>
+          </w:p>
+        </w:tc>
+        <w:tc>
+          <w:tcPr>
+            <w:tcW w:w="3216" w:type="dxa"/>
+          </w:tcPr>
+          <w:p>
+            <w:r>
+              <w:t>Novo atendimento (auto-transicao)</w:t>
+            </w:r>
+          </w:p>
+        </w:tc>
+        <w:tc>
+          <w:tcPr>
+            <w:tcW w:w="3216" w:type="dxa"/>
+          </w:tcPr>
+          <w:p>
+            <w:r>
+              <w:t>UC-03</w:t>
+            </w:r>
+          </w:p>
+        </w:tc>
+      </w:tr>
+      <w:tr>
+        <w:tc>
+          <w:tcPr>
+            <w:tcW w:w="3216" w:type="dxa"/>
+          </w:tcPr>
+          <w:p>
+            <w:r>
+              <w:t>EM_TRATAMENTO -&gt; DISPONIVEL</w:t>
+            </w:r>
+          </w:p>
+        </w:tc>
+        <w:tc>
+          <w:tcPr>
+            <w:tcW w:w="3216" w:type="dxa"/>
+          </w:tcPr>
+          <w:p>
+            <w:r>
+              <w:t>emitirLaudoLiberacao() com liberaParaAdocao = true</w:t>
+            </w:r>
+          </w:p>
+        </w:tc>
+        <w:tc>
+          <w:tcPr>
+            <w:tcW w:w="3216" w:type="dxa"/>
+          </w:tcPr>
+          <w:p>
+            <w:r>
+              <w:t>UC-09 «include» UC-07</w:t>
+            </w:r>
+          </w:p>
+        </w:tc>
+      </w:tr>
+      <w:tr>
+        <w:tc>
+          <w:tcPr>
+            <w:tcW w:w="3216" w:type="dxa"/>
+          </w:tcPr>
+          <w:p>
+            <w:r>
+              <w:t>DISPONIVEL -&gt; EM_PROCESSO_ADOCAO</w:t>
+            </w:r>
+          </w:p>
+        </w:tc>
+        <w:tc>
+          <w:tcPr>
+            <w:tcW w:w="3216" w:type="dxa"/>
+          </w:tcPr>
+          <w:p>
+            <w:r>
+              <w:t>aprovarAdocao() pelo Coordenador</w:t>
+            </w:r>
+          </w:p>
+        </w:tc>
+        <w:tc>
+          <w:tcPr>
+            <w:tcW w:w="3216" w:type="dxa"/>
+          </w:tcPr>
+          <w:p>
+            <w:r>
+              <w:t>UC-10 «include» UC-07</w:t>
+            </w:r>
+          </w:p>
+        </w:tc>
+      </w:tr>
+      <w:tr>
+        <w:tc>
+          <w:tcPr>
+            <w:tcW w:w="3216" w:type="dxa"/>
+          </w:tcPr>
+          <w:p>
+            <w:r>
+              <w:t>EM_PROCESSO_ADOCAO -&gt; ADOTADO</w:t>
+            </w:r>
+          </w:p>
+        </w:tc>
+        <w:tc>
+          <w:tcPr>
+            <w:tcW w:w="3216" w:type="dxa"/>
+          </w:tcPr>
+          <w:p>
+            <w:r>
+              <w:t>concluirAdocao() (contrato assinado)</w:t>
+            </w:r>
+          </w:p>
+        </w:tc>
+        <w:tc>
+          <w:tcPr>
+            <w:tcW w:w="3216" w:type="dxa"/>
+          </w:tcPr>
+          <w:p>
+            <w:r>
+              <w:t>UC-10</w:t>
+            </w:r>
+          </w:p>
+        </w:tc>
+      </w:tr>
+      <w:tr>
+        <w:tc>
+          <w:tcPr>
+            <w:tcW w:w="3216" w:type="dxa"/>
+          </w:tcPr>
+          <w:p>
+            <w:r>
+              <w:t>EM_PROCESSO_ADOCAO -&gt; DISPONIVEL</w:t>
+            </w:r>
+          </w:p>
+        </w:tc>
+        <w:tc>
+          <w:tcPr>
+            <w:tcW w:w="3216" w:type="dxa"/>
+          </w:tcPr>
+          <w:p>
+            <w:r>
+              <w:t>Desistencia do adotante ou rejeicao</w:t>
+            </w:r>
+          </w:p>
+        </w:tc>
+        <w:tc>
+          <w:tcPr>
+            <w:tcW w:w="3216" w:type="dxa"/>
+          </w:tcPr>
+          <w:p>
+            <w:r>
+              <w:t>UC-10</w:t>
+            </w:r>
+          </w:p>
+        </w:tc>
+      </w:tr>
+      <w:tr>
+        <w:tc>
+          <w:tcPr>
+            <w:tcW w:w="3216" w:type="dxa"/>
+          </w:tcPr>
+          <w:p>
+            <w:r>
+              <w:lastRenderedPageBreak/>
+              <w:t>ADOTADO -&gt; DISPONIVEL</w:t>
+            </w:r>
+          </w:p>
+        </w:tc>
+        <w:tc>
+          <w:tcPr>
+            <w:tcW w:w="3216" w:type="dxa"/>
+          </w:tcPr>
+          <w:p>
+            <w:r>
+              <w:t>Devolucao do animal (falha no acompanhamento)</w:t>
+            </w:r>
+          </w:p>
+        </w:tc>
+        <w:tc>
+          <w:tcPr>
+            <w:tcW w:w="3216" w:type="dxa"/>
+          </w:tcPr>
+          <w:p>
+            <w:r>
+              <w:t>UC-06</w:t>
+            </w:r>
+          </w:p>
+        </w:tc>
+      </w:tr>
+      <w:tr>
+        <w:tc>
+          <w:tcPr>
+            <w:tcW w:w="3216" w:type="dxa"/>
+          </w:tcPr>
+          <w:p>
+            <w:r>
+              <w:t>qualquer -&gt; OBITO</w:t>
+            </w:r>
+          </w:p>
+        </w:tc>
+        <w:tc>
+          <w:tcPr>
+            <w:tcW w:w="3216" w:type="dxa"/>
+          </w:tcPr>
+          <w:p>
+            <w:r>
+              <w:t>Obito clinico do animal</w:t>
+            </w:r>
+          </w:p>
+        </w:tc>
+        <w:tc>
+          <w:tcPr>
+            <w:tcW w:w="3216" w:type="dxa"/>
+          </w:tcPr>
+          <w:p>
+            <w:r>
+              <w:t>UC-03</w:t>
+            </w:r>
+          </w:p>
+        </w:tc>
+      </w:tr>
+    </w:tbl>
+    <w:p/>
     <w:p>
       <w:pPr>
         <w:jc w:val="center"/>
@@ -8287,11 +8589,10 @@
         <w:rPr>
           <w:noProof/>
         </w:rPr>
-        <w:lastRenderedPageBreak/>
         <w:drawing>
-          <wp:inline distT="0" distB="0" distL="0" distR="0" wp14:anchorId="437B18F0" wp14:editId="5F21CA5F">
-            <wp:extent cx="5399312" cy="7901925"/>
-            <wp:effectExtent l="0" t="0" r="0" b="4445"/>
+          <wp:inline distT="0" distB="0" distL="0" distR="0" wp14:anchorId="00E8C814" wp14:editId="7D506753">
+            <wp:extent cx="5400000" cy="5072875"/>
+            <wp:effectExtent l="0" t="0" r="0" b="0"/>
             <wp:docPr id="25" name="Picture 25"/>
             <wp:cNvGraphicFramePr>
               <a:graphicFrameLocks xmlns:a="http://schemas.openxmlformats.org/drawingml/2006/main" noChangeAspect="1"/>
@@ -8312,7 +8613,7 @@
                   <pic:spPr>
                     <a:xfrm>
                       <a:off x="0" y="0"/>
-                      <a:ext cx="5420471" cy="7932892"/>
+                      <a:ext cx="5400000" cy="5072875"/>
                     </a:xfrm>
                     <a:prstGeom prst="rect">
                       <a:avLst/>
@@ -8334,22 +8635,492 @@
           <w:i/>
           <w:sz w:val="20"/>
         </w:rPr>
-        <w:t>Figura 25 - Comunicacao UC-01 Solicitar Adocao</w:t>
+        <w:t>Figura 25 - Diagrama de Estados: Ciclo de Vida do Animal</w:t>
       </w:r>
     </w:p>
     <w:p/>
     <w:p>
       <w:pPr>
+        <w:pStyle w:val="Ttulo1"/>
+      </w:pPr>
+      <w:bookmarkStart w:id="25" w:name="_Toc231081821"/>
+      <w:r>
+        <w:t>4. Modelos de Dados</w:t>
+      </w:r>
+      <w:bookmarkEnd w:id="25"/>
+    </w:p>
+    <w:p>
+      <w:pPr>
+        <w:jc w:val="both"/>
+      </w:pPr>
+      <w:r>
+        <w:t>Apresentam-se os esquemas de banco de dados do PataAmiga e a estrategia de mapeamento entre as representacoes de objetos (entidades JPA) e nao-objetos (tabelas relacionais do PostgreSQL).</w:t>
+      </w:r>
+    </w:p>
+    <w:p>
+      <w:pPr>
+        <w:jc w:val="both"/>
+      </w:pPr>
+      <w:r>
+        <w:t>O modelo logico espelha o diagrama de classes da Secao 3.3, preservando a Abordagem C para usuarios: tabela usuario central e cinco tabelas de perfil opcionais 1:1.</w:t>
+      </w:r>
+    </w:p>
+    <w:p>
+      <w:pPr>
+        <w:pStyle w:val="Ttulo2"/>
+      </w:pPr>
+      <w:bookmarkStart w:id="26" w:name="_Toc231081822"/>
+      <w:r>
+        <w:lastRenderedPageBreak/>
+        <w:t>4.1. Diagrama Entidade-Relacionamento</w:t>
+      </w:r>
+      <w:bookmarkEnd w:id="26"/>
+    </w:p>
+    <w:p>
+      <w:pPr>
+        <w:pStyle w:val="Ttulo3"/>
+      </w:pPr>
+      <w:bookmarkStart w:id="27" w:name="_Toc231081823"/>
+      <w:r>
+        <w:t>4.1.1. Visao geral das tabelas</w:t>
+      </w:r>
+      <w:bookmarkEnd w:id="27"/>
+    </w:p>
+    <w:tbl>
+      <w:tblPr>
+        <w:tblW w:w="0" w:type="auto"/>
+        <w:tblBorders>
+          <w:top w:val="single" w:sz="4" w:space="0" w:color="888888"/>
+          <w:left w:val="single" w:sz="4" w:space="0" w:color="888888"/>
+          <w:bottom w:val="single" w:sz="4" w:space="0" w:color="888888"/>
+          <w:right w:val="single" w:sz="4" w:space="0" w:color="888888"/>
+          <w:insideH w:val="single" w:sz="4" w:space="0" w:color="888888"/>
+          <w:insideV w:val="single" w:sz="4" w:space="0" w:color="888888"/>
+        </w:tblBorders>
+        <w:tblLook w:val="04A0" w:firstRow="1" w:lastRow="0" w:firstColumn="1" w:lastColumn="0" w:noHBand="0" w:noVBand="1"/>
+      </w:tblPr>
+      <w:tblGrid>
+        <w:gridCol w:w="3213"/>
+        <w:gridCol w:w="3212"/>
+        <w:gridCol w:w="3213"/>
+      </w:tblGrid>
+      <w:tr>
+        <w:tc>
+          <w:tcPr>
+            <w:tcW w:w="3216" w:type="dxa"/>
+            <w:shd w:val="clear" w:color="auto" w:fill="E7E7E7"/>
+          </w:tcPr>
+          <w:p>
+            <w:r>
+              <w:rPr>
+                <w:b/>
+              </w:rPr>
+              <w:t>Tabela</w:t>
+            </w:r>
+          </w:p>
+        </w:tc>
+        <w:tc>
+          <w:tcPr>
+            <w:tcW w:w="3216" w:type="dxa"/>
+            <w:shd w:val="clear" w:color="auto" w:fill="E7E7E7"/>
+          </w:tcPr>
+          <w:p>
+            <w:r>
+              <w:rPr>
+                <w:b/>
+              </w:rPr>
+              <w:t>Cardinalidade com usuario</w:t>
+            </w:r>
+          </w:p>
+        </w:tc>
+        <w:tc>
+          <w:tcPr>
+            <w:tcW w:w="3216" w:type="dxa"/>
+            <w:shd w:val="clear" w:color="auto" w:fill="E7E7E7"/>
+          </w:tcPr>
+          <w:p>
+            <w:r>
+              <w:rPr>
+                <w:b/>
+              </w:rPr>
+              <w:t>Papel</w:t>
+            </w:r>
+          </w:p>
+        </w:tc>
+      </w:tr>
+      <w:tr>
+        <w:tc>
+          <w:tcPr>
+            <w:tcW w:w="3216" w:type="dxa"/>
+          </w:tcPr>
+          <w:p>
+            <w:r>
+              <w:t>usuario</w:t>
+            </w:r>
+          </w:p>
+        </w:tc>
+        <w:tc>
+          <w:tcPr>
+            <w:tcW w:w="3216" w:type="dxa"/>
+          </w:tcPr>
+          <w:p>
+            <w:r>
+              <w:t>-</w:t>
+            </w:r>
+          </w:p>
+        </w:tc>
+        <w:tc>
+          <w:tcPr>
+            <w:tcW w:w="3216" w:type="dxa"/>
+          </w:tcPr>
+          <w:p>
+            <w:r>
+              <w:t>Identidade central; dados pessoais e credenciais</w:t>
+            </w:r>
+          </w:p>
+        </w:tc>
+      </w:tr>
+      <w:tr>
+        <w:tc>
+          <w:tcPr>
+            <w:tcW w:w="3216" w:type="dxa"/>
+          </w:tcPr>
+          <w:p>
+            <w:r>
+              <w:t>perfil_adotante</w:t>
+            </w:r>
+          </w:p>
+        </w:tc>
+        <w:tc>
+          <w:tcPr>
+            <w:tcW w:w="3216" w:type="dxa"/>
+          </w:tcPr>
+          <w:p>
+            <w:r>
+              <w:t>1 - 0..1</w:t>
+            </w:r>
+          </w:p>
+        </w:tc>
+        <w:tc>
+          <w:tcPr>
+            <w:tcW w:w="3216" w:type="dxa"/>
+          </w:tcPr>
+          <w:p>
+            <w:r>
+              <w:t>Dados especificos do papel Adotante</w:t>
+            </w:r>
+          </w:p>
+        </w:tc>
+      </w:tr>
+      <w:tr>
+        <w:tc>
+          <w:tcPr>
+            <w:tcW w:w="3216" w:type="dxa"/>
+          </w:tcPr>
+          <w:p>
+            <w:r>
+              <w:t>perfil_doador</w:t>
+            </w:r>
+          </w:p>
+        </w:tc>
+        <w:tc>
+          <w:tcPr>
+            <w:tcW w:w="3216" w:type="dxa"/>
+          </w:tcPr>
+          <w:p>
+            <w:r>
+              <w:t>1 - 0..1</w:t>
+            </w:r>
+          </w:p>
+        </w:tc>
+        <w:tc>
+          <w:tcPr>
+            <w:tcW w:w="3216" w:type="dxa"/>
+          </w:tcPr>
+          <w:p>
+            <w:r>
+              <w:t>Dados especificos do papel Doador</w:t>
+            </w:r>
+          </w:p>
+        </w:tc>
+      </w:tr>
+      <w:tr>
+        <w:tc>
+          <w:tcPr>
+            <w:tcW w:w="3216" w:type="dxa"/>
+          </w:tcPr>
+          <w:p>
+            <w:r>
+              <w:t>perfil_voluntario</w:t>
+            </w:r>
+          </w:p>
+        </w:tc>
+        <w:tc>
+          <w:tcPr>
+            <w:tcW w:w="3216" w:type="dxa"/>
+          </w:tcPr>
+          <w:p>
+            <w:r>
+              <w:t>1 - 0..1</w:t>
+            </w:r>
+          </w:p>
+        </w:tc>
+        <w:tc>
+          <w:tcPr>
+            <w:tcW w:w="3216" w:type="dxa"/>
+          </w:tcPr>
+          <w:p>
+            <w:r>
+              <w:t>Dados especificos do papel Voluntario</w:t>
+            </w:r>
+          </w:p>
+        </w:tc>
+      </w:tr>
+      <w:tr>
+        <w:tc>
+          <w:tcPr>
+            <w:tcW w:w="3216" w:type="dxa"/>
+          </w:tcPr>
+          <w:p>
+            <w:r>
+              <w:t>perfil_veterinario</w:t>
+            </w:r>
+          </w:p>
+        </w:tc>
+        <w:tc>
+          <w:tcPr>
+            <w:tcW w:w="3216" w:type="dxa"/>
+          </w:tcPr>
+          <w:p>
+            <w:r>
+              <w:t>1 - 0..1</w:t>
+            </w:r>
+          </w:p>
+        </w:tc>
+        <w:tc>
+          <w:tcPr>
+            <w:tcW w:w="3216" w:type="dxa"/>
+          </w:tcPr>
+          <w:p>
+            <w:r>
+              <w:t>Dados especificos do papel Veterinario (CRMV, especialidade)</w:t>
+            </w:r>
+          </w:p>
+        </w:tc>
+      </w:tr>
+      <w:tr>
+        <w:tc>
+          <w:tcPr>
+            <w:tcW w:w="3216" w:type="dxa"/>
+          </w:tcPr>
+          <w:p>
+            <w:r>
+              <w:t>perfil_coordenador</w:t>
+            </w:r>
+          </w:p>
+        </w:tc>
+        <w:tc>
+          <w:tcPr>
+            <w:tcW w:w="3216" w:type="dxa"/>
+          </w:tcPr>
+          <w:p>
+            <w:r>
+              <w:t>1 - 0..1</w:t>
+            </w:r>
+          </w:p>
+        </w:tc>
+        <w:tc>
+          <w:tcPr>
+            <w:tcW w:w="3216" w:type="dxa"/>
+          </w:tcPr>
+          <w:p>
+            <w:r>
+              <w:t>Dados especificos do papel Coordenador</w:t>
+            </w:r>
+          </w:p>
+        </w:tc>
+      </w:tr>
+      <w:tr>
+        <w:tc>
+          <w:tcPr>
+            <w:tcW w:w="3216" w:type="dxa"/>
+          </w:tcPr>
+          <w:p>
+            <w:r>
+              <w:t>animal</w:t>
+            </w:r>
+          </w:p>
+        </w:tc>
+        <w:tc>
+          <w:tcPr>
+            <w:tcW w:w="3216" w:type="dxa"/>
+          </w:tcPr>
+          <w:p>
+            <w:r>
+              <w:t>-</w:t>
+            </w:r>
+          </w:p>
+        </w:tc>
+        <w:tc>
+          <w:tcPr>
+            <w:tcW w:w="3216" w:type="dxa"/>
+          </w:tcPr>
+          <w:p>
+            <w:r>
+              <w:t>Entidade central do negocio</w:t>
+            </w:r>
+          </w:p>
+        </w:tc>
+      </w:tr>
+      <w:tr>
+        <w:tc>
+          <w:tcPr>
+            <w:tcW w:w="3216" w:type="dxa"/>
+          </w:tcPr>
+          <w:p>
+            <w:r>
+              <w:t>registro_veterinario</w:t>
+            </w:r>
+          </w:p>
+        </w:tc>
+        <w:tc>
+          <w:tcPr>
+            <w:tcW w:w="3216" w:type="dxa"/>
+          </w:tcPr>
+          <w:p>
+            <w:r>
+              <w:t>-</w:t>
+            </w:r>
+          </w:p>
+        </w:tc>
+        <w:tc>
+          <w:tcPr>
+            <w:tcW w:w="3216" w:type="dxa"/>
+          </w:tcPr>
+          <w:p>
+            <w:r>
+              <w:t>Prontuario; FK para animal e perfil_veterinario</w:t>
+            </w:r>
+          </w:p>
+        </w:tc>
+      </w:tr>
+      <w:tr>
+        <w:tc>
+          <w:tcPr>
+            <w:tcW w:w="3216" w:type="dxa"/>
+          </w:tcPr>
+          <w:p>
+            <w:r>
+              <w:t>adocao</w:t>
+            </w:r>
+          </w:p>
+        </w:tc>
+        <w:tc>
+          <w:tcPr>
+            <w:tcW w:w="3216" w:type="dxa"/>
+          </w:tcPr>
+          <w:p>
+            <w:r>
+              <w:t>-</w:t>
+            </w:r>
+          </w:p>
+        </w:tc>
+        <w:tc>
+          <w:tcPr>
+            <w:tcW w:w="3216" w:type="dxa"/>
+          </w:tcPr>
+          <w:p>
+            <w:r>
+              <w:t>Processo de adocao; FKs para animal, perfil_adotante e perfil_coordenador</w:t>
+            </w:r>
+          </w:p>
+        </w:tc>
+      </w:tr>
+      <w:tr>
+        <w:tc>
+          <w:tcPr>
+            <w:tcW w:w="3216" w:type="dxa"/>
+          </w:tcPr>
+          <w:p>
+            <w:r>
+              <w:t>doacao</w:t>
+            </w:r>
+          </w:p>
+        </w:tc>
+        <w:tc>
+          <w:tcPr>
+            <w:tcW w:w="3216" w:type="dxa"/>
+          </w:tcPr>
+          <w:p>
+            <w:r>
+              <w:t>-</w:t>
+            </w:r>
+          </w:p>
+        </w:tc>
+        <w:tc>
+          <w:tcPr>
+            <w:tcW w:w="3216" w:type="dxa"/>
+          </w:tcPr>
+          <w:p>
+            <w:r>
+              <w:t>Aporte financeiro; FK para perfil_doador</w:t>
+            </w:r>
+          </w:p>
+        </w:tc>
+      </w:tr>
+      <w:tr>
+        <w:tc>
+          <w:tcPr>
+            <w:tcW w:w="3216" w:type="dxa"/>
+          </w:tcPr>
+          <w:p>
+            <w:r>
+              <w:t>relatorio</w:t>
+            </w:r>
+          </w:p>
+        </w:tc>
+        <w:tc>
+          <w:tcPr>
+            <w:tcW w:w="3216" w:type="dxa"/>
+          </w:tcPr>
+          <w:p>
+            <w:r>
+              <w:t>-</w:t>
+            </w:r>
+          </w:p>
+        </w:tc>
+        <w:tc>
+          <w:tcPr>
+            <w:tcW w:w="3216" w:type="dxa"/>
+          </w:tcPr>
+          <w:p>
+            <w:r>
+              <w:t>Saida agregada; FK para perfil_coordenador</w:t>
+            </w:r>
+          </w:p>
+        </w:tc>
+      </w:tr>
+    </w:tbl>
+    <w:p/>
+    <w:p>
+      <w:pPr>
+        <w:jc w:val="both"/>
+      </w:pPr>
+      <w:r>
+        <w:t>Nas cinco tabelas perfil_* a coluna usuario_id e simultaneamente PK e FK para usuario(id) - caracteristica da Abordagem C que garante a cardinalidade 1:1 opcional sem coluna tipo_perfil discriminadora e sem heranca no banco.</w:t>
+      </w:r>
+    </w:p>
+    <w:p>
+      <w:pPr>
         <w:jc w:val="center"/>
       </w:pPr>
       <w:r>
         <w:rPr>
           <w:noProof/>
         </w:rPr>
-        <w:lastRenderedPageBreak/>
         <w:drawing>
-          <wp:inline distT="0" distB="0" distL="0" distR="0" wp14:anchorId="7EF705AB" wp14:editId="6095C48D">
-            <wp:extent cx="5399222" cy="7985051"/>
+          <wp:inline distT="0" distB="0" distL="0" distR="0" wp14:anchorId="1098E6F9" wp14:editId="54E19B39">
+            <wp:extent cx="5400000" cy="2478303"/>
             <wp:effectExtent l="0" t="0" r="0" b="0"/>
             <wp:docPr id="26" name="Picture 26"/>
             <wp:cNvGraphicFramePr>
@@ -8371,1270 +9142,6 @@
                   <pic:spPr>
                     <a:xfrm>
                       <a:off x="0" y="0"/>
-                      <a:ext cx="5411868" cy="8003754"/>
-                    </a:xfrm>
-                    <a:prstGeom prst="rect">
-                      <a:avLst/>
-                    </a:prstGeom>
-                  </pic:spPr>
-                </pic:pic>
-              </a:graphicData>
-            </a:graphic>
-          </wp:inline>
-        </w:drawing>
-      </w:r>
-    </w:p>
-    <w:p>
-      <w:pPr>
-        <w:jc w:val="center"/>
-      </w:pPr>
-      <w:r>
-        <w:rPr>
-          <w:i/>
-          <w:sz w:val="20"/>
-        </w:rPr>
-        <w:t>Figura 26 - Comunicacao UC-02 Registrar Animal Resgatado</w:t>
-      </w:r>
-    </w:p>
-    <w:p/>
-    <w:p>
-      <w:pPr>
-        <w:jc w:val="center"/>
-      </w:pPr>
-      <w:r>
-        <w:rPr>
-          <w:noProof/>
-        </w:rPr>
-        <w:drawing>
-          <wp:inline distT="0" distB="0" distL="0" distR="0" wp14:anchorId="7DB06D08" wp14:editId="05A05364">
-            <wp:extent cx="5399405" cy="6607611"/>
-            <wp:effectExtent l="0" t="0" r="0" b="3175"/>
-            <wp:docPr id="27" name="Picture 27"/>
-            <wp:cNvGraphicFramePr>
-              <a:graphicFrameLocks xmlns:a="http://schemas.openxmlformats.org/drawingml/2006/main" noChangeAspect="1"/>
-            </wp:cNvGraphicFramePr>
-            <a:graphic xmlns:a="http://schemas.openxmlformats.org/drawingml/2006/main">
-              <a:graphicData uri="http://schemas.openxmlformats.org/drawingml/2006/picture">
-                <pic:pic xmlns:pic="http://schemas.openxmlformats.org/drawingml/2006/picture">
-                  <pic:nvPicPr>
-                    <pic:cNvPr id="0" name="image.png"/>
-                    <pic:cNvPicPr/>
-                  </pic:nvPicPr>
-                  <pic:blipFill>
-                    <a:blip r:embed="rId33"/>
-                    <a:stretch>
-                      <a:fillRect/>
-                    </a:stretch>
-                  </pic:blipFill>
-                  <pic:spPr>
-                    <a:xfrm>
-                      <a:off x="0" y="0"/>
-                      <a:ext cx="5409895" cy="6620449"/>
-                    </a:xfrm>
-                    <a:prstGeom prst="rect">
-                      <a:avLst/>
-                    </a:prstGeom>
-                  </pic:spPr>
-                </pic:pic>
-              </a:graphicData>
-            </a:graphic>
-          </wp:inline>
-        </w:drawing>
-      </w:r>
-    </w:p>
-    <w:p>
-      <w:pPr>
-        <w:jc w:val="center"/>
-      </w:pPr>
-      <w:r>
-        <w:rPr>
-          <w:i/>
-          <w:sz w:val="20"/>
-        </w:rPr>
-        <w:t>Figura 27 - Comunicacao UC-03 Registrar Atendimento Veterinario</w:t>
-      </w:r>
-    </w:p>
-    <w:p/>
-    <w:p>
-      <w:pPr>
-        <w:pStyle w:val="Ttulo2"/>
-      </w:pPr>
-      <w:bookmarkStart w:id="24" w:name="_Toc230811661"/>
-      <w:r>
-        <w:t>3.6. Diagramas de Estados</w:t>
-      </w:r>
-      <w:bookmarkEnd w:id="24"/>
-    </w:p>
-    <w:p>
-      <w:pPr>
-        <w:jc w:val="both"/>
-      </w:pPr>
-      <w:r>
-        <w:t xml:space="preserve">Ciclo de vida de um animal dentro da plataforma, do resgate a adocao. Cada transicao e acionada por uma operacao de sistema ligada a um caso de uso da Secao 2.2 - em particular, todo o eixo principal </w:t>
-      </w:r>
-      <w:r>
-        <w:lastRenderedPageBreak/>
-        <w:t>de mudanca de status e coberto por UC-07 Atualizar Status do Animal, que aparece como «include» nos UCs 03, 09 e 10.</w:t>
-      </w:r>
-    </w:p>
-    <w:p>
-      <w:pPr>
-        <w:pStyle w:val="Ttulo3"/>
-      </w:pPr>
-      <w:bookmarkStart w:id="25" w:name="_Toc230811662"/>
-      <w:r>
-        <w:t>3.6.1. Resumo dos estados</w:t>
-      </w:r>
-      <w:bookmarkEnd w:id="25"/>
-    </w:p>
-    <w:tbl>
-      <w:tblPr>
-        <w:tblW w:w="0" w:type="auto"/>
-        <w:tblBorders>
-          <w:top w:val="single" w:sz="4" w:space="0" w:color="888888"/>
-          <w:left w:val="single" w:sz="4" w:space="0" w:color="888888"/>
-          <w:bottom w:val="single" w:sz="4" w:space="0" w:color="888888"/>
-          <w:right w:val="single" w:sz="4" w:space="0" w:color="888888"/>
-          <w:insideH w:val="single" w:sz="4" w:space="0" w:color="888888"/>
-          <w:insideV w:val="single" w:sz="4" w:space="0" w:color="888888"/>
-        </w:tblBorders>
-        <w:tblLook w:val="04A0" w:firstRow="1" w:lastRow="0" w:firstColumn="1" w:lastColumn="0" w:noHBand="0" w:noVBand="1"/>
-      </w:tblPr>
-      <w:tblGrid>
-        <w:gridCol w:w="3215"/>
-        <w:gridCol w:w="3208"/>
-        <w:gridCol w:w="3215"/>
-      </w:tblGrid>
-      <w:tr>
-        <w:tc>
-          <w:tcPr>
-            <w:tcW w:w="3216" w:type="dxa"/>
-            <w:shd w:val="clear" w:color="auto" w:fill="E7E7E7"/>
-          </w:tcPr>
-          <w:p>
-            <w:r>
-              <w:rPr>
-                <w:b/>
-              </w:rPr>
-              <w:t>Estado</w:t>
-            </w:r>
-          </w:p>
-        </w:tc>
-        <w:tc>
-          <w:tcPr>
-            <w:tcW w:w="3216" w:type="dxa"/>
-            <w:shd w:val="clear" w:color="auto" w:fill="E7E7E7"/>
-          </w:tcPr>
-          <w:p>
-            <w:r>
-              <w:rPr>
-                <w:b/>
-              </w:rPr>
-              <w:t>Significado</w:t>
-            </w:r>
-          </w:p>
-        </w:tc>
-        <w:tc>
-          <w:tcPr>
-            <w:tcW w:w="3216" w:type="dxa"/>
-            <w:shd w:val="clear" w:color="auto" w:fill="E7E7E7"/>
-          </w:tcPr>
-          <w:p>
-            <w:r>
-              <w:rPr>
-                <w:b/>
-              </w:rPr>
-              <w:t>Proximo(s) estado(s) tipico(s)</w:t>
-            </w:r>
-          </w:p>
-        </w:tc>
-      </w:tr>
-      <w:tr>
-        <w:tc>
-          <w:tcPr>
-            <w:tcW w:w="3216" w:type="dxa"/>
-          </w:tcPr>
-          <w:p>
-            <w:r>
-              <w:t>RESGATADO</w:t>
-            </w:r>
-          </w:p>
-        </w:tc>
-        <w:tc>
-          <w:tcPr>
-            <w:tcW w:w="3216" w:type="dxa"/>
-          </w:tcPr>
-          <w:p>
-            <w:r>
-              <w:t>Animal recem-resgatado, aguardando triagem veterinaria</w:t>
-            </w:r>
-          </w:p>
-        </w:tc>
-        <w:tc>
-          <w:tcPr>
-            <w:tcW w:w="3216" w:type="dxa"/>
-          </w:tcPr>
-          <w:p>
-            <w:r>
-              <w:t>EM_TRATAMENTO, OBITO</w:t>
-            </w:r>
-          </w:p>
-        </w:tc>
-      </w:tr>
-      <w:tr>
-        <w:tc>
-          <w:tcPr>
-            <w:tcW w:w="3216" w:type="dxa"/>
-          </w:tcPr>
-          <w:p>
-            <w:r>
-              <w:t>EM_TRATAMENTO</w:t>
-            </w:r>
-          </w:p>
-        </w:tc>
-        <w:tc>
-          <w:tcPr>
-            <w:tcW w:w="3216" w:type="dxa"/>
-          </w:tcPr>
-          <w:p>
-            <w:r>
-              <w:t>Atendimentos veterinarios em andamento (consultas, vacinas, cirurgias)</w:t>
-            </w:r>
-          </w:p>
-        </w:tc>
-        <w:tc>
-          <w:tcPr>
-            <w:tcW w:w="3216" w:type="dxa"/>
-          </w:tcPr>
-          <w:p>
-            <w:r>
-              <w:t>EM_TRATAMENTO (novo atendimento), DISPONIVEL, OBITO</w:t>
-            </w:r>
-          </w:p>
-        </w:tc>
-      </w:tr>
-      <w:tr>
-        <w:tc>
-          <w:tcPr>
-            <w:tcW w:w="3216" w:type="dxa"/>
-          </w:tcPr>
-          <w:p>
-            <w:r>
-              <w:t>DISPONIVEL</w:t>
-            </w:r>
-          </w:p>
-        </w:tc>
-        <w:tc>
-          <w:tcPr>
-            <w:tcW w:w="3216" w:type="dxa"/>
-          </w:tcPr>
-          <w:p>
-            <w:r>
-              <w:t>Apto a adocao, visivel na busca publica (UC-04)</w:t>
-            </w:r>
-          </w:p>
-        </w:tc>
-        <w:tc>
-          <w:tcPr>
-            <w:tcW w:w="3216" w:type="dxa"/>
-          </w:tcPr>
-          <w:p>
-            <w:r>
-              <w:t>EM_PROCESSO_ADOCAO, OBITO</w:t>
-            </w:r>
-          </w:p>
-        </w:tc>
-      </w:tr>
-      <w:tr>
-        <w:tc>
-          <w:tcPr>
-            <w:tcW w:w="3216" w:type="dxa"/>
-          </w:tcPr>
-          <w:p>
-            <w:r>
-              <w:t>EM_PROCESSO_ADOCAO</w:t>
-            </w:r>
-          </w:p>
-        </w:tc>
-        <w:tc>
-          <w:tcPr>
-            <w:tcW w:w="3216" w:type="dxa"/>
-          </w:tcPr>
-          <w:p>
-            <w:r>
-              <w:t>Adocao aprovada, aguardando contrato e entrega</w:t>
-            </w:r>
-          </w:p>
-        </w:tc>
-        <w:tc>
-          <w:tcPr>
-            <w:tcW w:w="3216" w:type="dxa"/>
-          </w:tcPr>
-          <w:p>
-            <w:r>
-              <w:t>ADOTADO, DISPONIVEL, OBITO</w:t>
-            </w:r>
-          </w:p>
-        </w:tc>
-      </w:tr>
-      <w:tr>
-        <w:tc>
-          <w:tcPr>
-            <w:tcW w:w="3216" w:type="dxa"/>
-          </w:tcPr>
-          <w:p>
-            <w:r>
-              <w:t>ADOTADO</w:t>
-            </w:r>
-          </w:p>
-        </w:tc>
-        <w:tc>
-          <w:tcPr>
-            <w:tcW w:w="3216" w:type="dxa"/>
-          </w:tcPr>
-          <w:p>
-            <w:r>
-              <w:t>Adocao concluida, acompanhamento pos-adocao ativo</w:t>
-            </w:r>
-          </w:p>
-        </w:tc>
-        <w:tc>
-          <w:tcPr>
-            <w:tcW w:w="3216" w:type="dxa"/>
-          </w:tcPr>
-          <w:p>
-            <w:r>
-              <w:t>DISPONIVEL (devolucao), estado terminal</w:t>
-            </w:r>
-          </w:p>
-        </w:tc>
-      </w:tr>
-      <w:tr>
-        <w:tc>
-          <w:tcPr>
-            <w:tcW w:w="3216" w:type="dxa"/>
-          </w:tcPr>
-          <w:p>
-            <w:r>
-              <w:t>OBITO</w:t>
-            </w:r>
-          </w:p>
-        </w:tc>
-        <w:tc>
-          <w:tcPr>
-            <w:tcW w:w="3216" w:type="dxa"/>
-          </w:tcPr>
-          <w:p>
-            <w:r>
-              <w:t>Animal veio a obito - estado terminal</w:t>
-            </w:r>
-          </w:p>
-        </w:tc>
-        <w:tc>
-          <w:tcPr>
-            <w:tcW w:w="3216" w:type="dxa"/>
-          </w:tcPr>
-          <w:p>
-            <w:r>
-              <w:t>-</w:t>
-            </w:r>
-          </w:p>
-        </w:tc>
-      </w:tr>
-    </w:tbl>
-    <w:p/>
-    <w:p>
-      <w:pPr>
-        <w:pStyle w:val="Ttulo3"/>
-      </w:pPr>
-      <w:bookmarkStart w:id="26" w:name="_Toc230811663"/>
-      <w:r>
-        <w:t>3.6.2. Principais transicoes</w:t>
-      </w:r>
-      <w:bookmarkEnd w:id="26"/>
-    </w:p>
-    <w:tbl>
-      <w:tblPr>
-        <w:tblW w:w="0" w:type="auto"/>
-        <w:tblBorders>
-          <w:top w:val="single" w:sz="4" w:space="0" w:color="888888"/>
-          <w:left w:val="single" w:sz="4" w:space="0" w:color="888888"/>
-          <w:bottom w:val="single" w:sz="4" w:space="0" w:color="888888"/>
-          <w:right w:val="single" w:sz="4" w:space="0" w:color="888888"/>
-          <w:insideH w:val="single" w:sz="4" w:space="0" w:color="888888"/>
-          <w:insideV w:val="single" w:sz="4" w:space="0" w:color="888888"/>
-        </w:tblBorders>
-        <w:tblLook w:val="04A0" w:firstRow="1" w:lastRow="0" w:firstColumn="1" w:lastColumn="0" w:noHBand="0" w:noVBand="1"/>
-      </w:tblPr>
-      <w:tblGrid>
-        <w:gridCol w:w="3215"/>
-        <w:gridCol w:w="3214"/>
-        <w:gridCol w:w="3209"/>
-      </w:tblGrid>
-      <w:tr>
-        <w:tc>
-          <w:tcPr>
-            <w:tcW w:w="3216" w:type="dxa"/>
-            <w:shd w:val="clear" w:color="auto" w:fill="E7E7E7"/>
-          </w:tcPr>
-          <w:p>
-            <w:r>
-              <w:rPr>
-                <w:b/>
-              </w:rPr>
-              <w:t>De -&gt; Para</w:t>
-            </w:r>
-          </w:p>
-        </w:tc>
-        <w:tc>
-          <w:tcPr>
-            <w:tcW w:w="3216" w:type="dxa"/>
-            <w:shd w:val="clear" w:color="auto" w:fill="E7E7E7"/>
-          </w:tcPr>
-          <w:p>
-            <w:r>
-              <w:rPr>
-                <w:b/>
-              </w:rPr>
-              <w:t>Evento / Operacao</w:t>
-            </w:r>
-          </w:p>
-        </w:tc>
-        <w:tc>
-          <w:tcPr>
-            <w:tcW w:w="3216" w:type="dxa"/>
-            <w:shd w:val="clear" w:color="auto" w:fill="E7E7E7"/>
-          </w:tcPr>
-          <w:p>
-            <w:r>
-              <w:rPr>
-                <w:b/>
-              </w:rPr>
-              <w:t>Caso de Uso</w:t>
-            </w:r>
-          </w:p>
-        </w:tc>
-      </w:tr>
-      <w:tr>
-        <w:tc>
-          <w:tcPr>
-            <w:tcW w:w="3216" w:type="dxa"/>
-          </w:tcPr>
-          <w:p>
-            <w:r>
-              <w:t>RESGATADO -&gt; EM_TRATAMENTO</w:t>
-            </w:r>
-          </w:p>
-        </w:tc>
-        <w:tc>
-          <w:tcPr>
-            <w:tcW w:w="3216" w:type="dxa"/>
-          </w:tcPr>
-          <w:p>
-            <w:r>
-              <w:t>Primeiro registrarAtendimento() apos resgate</w:t>
-            </w:r>
-          </w:p>
-        </w:tc>
-        <w:tc>
-          <w:tcPr>
-            <w:tcW w:w="3216" w:type="dxa"/>
-          </w:tcPr>
-          <w:p>
-            <w:r>
-              <w:t>UC-03 «include» UC-07</w:t>
-            </w:r>
-          </w:p>
-        </w:tc>
-      </w:tr>
-      <w:tr>
-        <w:tc>
-          <w:tcPr>
-            <w:tcW w:w="3216" w:type="dxa"/>
-          </w:tcPr>
-          <w:p>
-            <w:r>
-              <w:t>EM_TRATAMENTO -&gt; EM_TRATAMENTO</w:t>
-            </w:r>
-          </w:p>
-        </w:tc>
-        <w:tc>
-          <w:tcPr>
-            <w:tcW w:w="3216" w:type="dxa"/>
-          </w:tcPr>
-          <w:p>
-            <w:r>
-              <w:t>Novo atendimento (auto-transicao)</w:t>
-            </w:r>
-          </w:p>
-        </w:tc>
-        <w:tc>
-          <w:tcPr>
-            <w:tcW w:w="3216" w:type="dxa"/>
-          </w:tcPr>
-          <w:p>
-            <w:r>
-              <w:t>UC-03</w:t>
-            </w:r>
-          </w:p>
-        </w:tc>
-      </w:tr>
-      <w:tr>
-        <w:tc>
-          <w:tcPr>
-            <w:tcW w:w="3216" w:type="dxa"/>
-          </w:tcPr>
-          <w:p>
-            <w:r>
-              <w:t>EM_TRATAMENTO -&gt; DISPONIVEL</w:t>
-            </w:r>
-          </w:p>
-        </w:tc>
-        <w:tc>
-          <w:tcPr>
-            <w:tcW w:w="3216" w:type="dxa"/>
-          </w:tcPr>
-          <w:p>
-            <w:r>
-              <w:t>emitirLaudoLiberacao() com liberaParaAdocao = true</w:t>
-            </w:r>
-          </w:p>
-        </w:tc>
-        <w:tc>
-          <w:tcPr>
-            <w:tcW w:w="3216" w:type="dxa"/>
-          </w:tcPr>
-          <w:p>
-            <w:r>
-              <w:t>UC-09 «include» UC-07</w:t>
-            </w:r>
-          </w:p>
-        </w:tc>
-      </w:tr>
-      <w:tr>
-        <w:tc>
-          <w:tcPr>
-            <w:tcW w:w="3216" w:type="dxa"/>
-          </w:tcPr>
-          <w:p>
-            <w:r>
-              <w:t>DISPONIVEL -&gt; EM_PROCESSO_ADOCAO</w:t>
-            </w:r>
-          </w:p>
-        </w:tc>
-        <w:tc>
-          <w:tcPr>
-            <w:tcW w:w="3216" w:type="dxa"/>
-          </w:tcPr>
-          <w:p>
-            <w:r>
-              <w:t>aprovarAdocao() pelo Coordenador</w:t>
-            </w:r>
-          </w:p>
-        </w:tc>
-        <w:tc>
-          <w:tcPr>
-            <w:tcW w:w="3216" w:type="dxa"/>
-          </w:tcPr>
-          <w:p>
-            <w:r>
-              <w:t>UC-10 «include» UC-07</w:t>
-            </w:r>
-          </w:p>
-        </w:tc>
-      </w:tr>
-      <w:tr>
-        <w:tc>
-          <w:tcPr>
-            <w:tcW w:w="3216" w:type="dxa"/>
-          </w:tcPr>
-          <w:p>
-            <w:r>
-              <w:t>EM_PROCESSO_ADOCAO -&gt; ADOTADO</w:t>
-            </w:r>
-          </w:p>
-        </w:tc>
-        <w:tc>
-          <w:tcPr>
-            <w:tcW w:w="3216" w:type="dxa"/>
-          </w:tcPr>
-          <w:p>
-            <w:r>
-              <w:t>concluirAdocao() (contrato assinado)</w:t>
-            </w:r>
-          </w:p>
-        </w:tc>
-        <w:tc>
-          <w:tcPr>
-            <w:tcW w:w="3216" w:type="dxa"/>
-          </w:tcPr>
-          <w:p>
-            <w:r>
-              <w:t>UC-10</w:t>
-            </w:r>
-          </w:p>
-        </w:tc>
-      </w:tr>
-      <w:tr>
-        <w:tc>
-          <w:tcPr>
-            <w:tcW w:w="3216" w:type="dxa"/>
-          </w:tcPr>
-          <w:p>
-            <w:r>
-              <w:t>EM_PROCESSO_ADOCAO -&gt; DISPONIVEL</w:t>
-            </w:r>
-          </w:p>
-        </w:tc>
-        <w:tc>
-          <w:tcPr>
-            <w:tcW w:w="3216" w:type="dxa"/>
-          </w:tcPr>
-          <w:p>
-            <w:r>
-              <w:t>Desistencia do adotante ou rejeicao</w:t>
-            </w:r>
-          </w:p>
-        </w:tc>
-        <w:tc>
-          <w:tcPr>
-            <w:tcW w:w="3216" w:type="dxa"/>
-          </w:tcPr>
-          <w:p>
-            <w:r>
-              <w:t>UC-10</w:t>
-            </w:r>
-          </w:p>
-        </w:tc>
-      </w:tr>
-      <w:tr>
-        <w:tc>
-          <w:tcPr>
-            <w:tcW w:w="3216" w:type="dxa"/>
-          </w:tcPr>
-          <w:p>
-            <w:r>
-              <w:t>ADOTADO -&gt; DISPONIVEL</w:t>
-            </w:r>
-          </w:p>
-        </w:tc>
-        <w:tc>
-          <w:tcPr>
-            <w:tcW w:w="3216" w:type="dxa"/>
-          </w:tcPr>
-          <w:p>
-            <w:r>
-              <w:t>Devolucao do animal (falha no acompanhamento)</w:t>
-            </w:r>
-          </w:p>
-        </w:tc>
-        <w:tc>
-          <w:tcPr>
-            <w:tcW w:w="3216" w:type="dxa"/>
-          </w:tcPr>
-          <w:p>
-            <w:r>
-              <w:t>UC-06</w:t>
-            </w:r>
-          </w:p>
-        </w:tc>
-      </w:tr>
-      <w:tr>
-        <w:tc>
-          <w:tcPr>
-            <w:tcW w:w="3216" w:type="dxa"/>
-          </w:tcPr>
-          <w:p>
-            <w:r>
-              <w:t>qualquer -&gt; OBITO</w:t>
-            </w:r>
-          </w:p>
-        </w:tc>
-        <w:tc>
-          <w:tcPr>
-            <w:tcW w:w="3216" w:type="dxa"/>
-          </w:tcPr>
-          <w:p>
-            <w:r>
-              <w:t>Obito clinico do animal</w:t>
-            </w:r>
-          </w:p>
-        </w:tc>
-        <w:tc>
-          <w:tcPr>
-            <w:tcW w:w="3216" w:type="dxa"/>
-          </w:tcPr>
-          <w:p>
-            <w:r>
-              <w:t>UC-03</w:t>
-            </w:r>
-          </w:p>
-        </w:tc>
-      </w:tr>
-    </w:tbl>
-    <w:p/>
-    <w:p>
-      <w:pPr>
-        <w:jc w:val="center"/>
-      </w:pPr>
-      <w:r>
-        <w:rPr>
-          <w:noProof/>
-        </w:rPr>
-        <w:lastRenderedPageBreak/>
-        <w:drawing>
-          <wp:inline distT="0" distB="0" distL="0" distR="0" wp14:anchorId="4C4BD132" wp14:editId="13A53738">
-            <wp:extent cx="5400000" cy="5072875"/>
-            <wp:effectExtent l="0" t="0" r="0" b="0"/>
-            <wp:docPr id="28" name="Picture 28"/>
-            <wp:cNvGraphicFramePr>
-              <a:graphicFrameLocks xmlns:a="http://schemas.openxmlformats.org/drawingml/2006/main" noChangeAspect="1"/>
-            </wp:cNvGraphicFramePr>
-            <a:graphic xmlns:a="http://schemas.openxmlformats.org/drawingml/2006/main">
-              <a:graphicData uri="http://schemas.openxmlformats.org/drawingml/2006/picture">
-                <pic:pic xmlns:pic="http://schemas.openxmlformats.org/drawingml/2006/picture">
-                  <pic:nvPicPr>
-                    <pic:cNvPr id="0" name="image.png"/>
-                    <pic:cNvPicPr/>
-                  </pic:nvPicPr>
-                  <pic:blipFill>
-                    <a:blip r:embed="rId34"/>
-                    <a:stretch>
-                      <a:fillRect/>
-                    </a:stretch>
-                  </pic:blipFill>
-                  <pic:spPr>
-                    <a:xfrm>
-                      <a:off x="0" y="0"/>
-                      <a:ext cx="5400000" cy="5072875"/>
-                    </a:xfrm>
-                    <a:prstGeom prst="rect">
-                      <a:avLst/>
-                    </a:prstGeom>
-                  </pic:spPr>
-                </pic:pic>
-              </a:graphicData>
-            </a:graphic>
-          </wp:inline>
-        </w:drawing>
-      </w:r>
-    </w:p>
-    <w:p>
-      <w:pPr>
-        <w:jc w:val="center"/>
-      </w:pPr>
-      <w:r>
-        <w:rPr>
-          <w:i/>
-          <w:sz w:val="20"/>
-        </w:rPr>
-        <w:t>Figura 28 - Diagrama de Estados: Ciclo de Vida do Animal</w:t>
-      </w:r>
-    </w:p>
-    <w:p/>
-    <w:p>
-      <w:pPr>
-        <w:pStyle w:val="Ttulo1"/>
-      </w:pPr>
-      <w:bookmarkStart w:id="27" w:name="_Toc230811664"/>
-      <w:r>
-        <w:t>4. Modelos de Dados</w:t>
-      </w:r>
-      <w:bookmarkEnd w:id="27"/>
-    </w:p>
-    <w:p>
-      <w:pPr>
-        <w:jc w:val="both"/>
-      </w:pPr>
-      <w:r>
-        <w:t>Apresentam-se os esquemas de banco de dados do PataAmiga e a estrategia de mapeamento entre as representacoes de objetos (entidades JPA) e nao-objetos (tabelas relacionais do PostgreSQL).</w:t>
-      </w:r>
-    </w:p>
-    <w:p>
-      <w:pPr>
-        <w:jc w:val="both"/>
-      </w:pPr>
-      <w:r>
-        <w:t>O modelo logico espelha o diagrama de classes da Secao 3.3, preservando a Abordagem C para usuarios: tabela usuario central e cinco tabelas de perfil opcionais 1:1.</w:t>
-      </w:r>
-    </w:p>
-    <w:p>
-      <w:pPr>
-        <w:pStyle w:val="Ttulo2"/>
-      </w:pPr>
-      <w:bookmarkStart w:id="28" w:name="_Toc230811665"/>
-      <w:r>
-        <w:t>4.1. Diagrama Entidade-Relacionamento</w:t>
-      </w:r>
-      <w:bookmarkEnd w:id="28"/>
-    </w:p>
-    <w:p>
-      <w:pPr>
-        <w:pStyle w:val="Ttulo3"/>
-      </w:pPr>
-      <w:bookmarkStart w:id="29" w:name="_Toc230811666"/>
-      <w:r>
-        <w:t>4.1.1. Visao geral das tabelas</w:t>
-      </w:r>
-      <w:bookmarkEnd w:id="29"/>
-    </w:p>
-    <w:tbl>
-      <w:tblPr>
-        <w:tblW w:w="0" w:type="auto"/>
-        <w:tblBorders>
-          <w:top w:val="single" w:sz="4" w:space="0" w:color="888888"/>
-          <w:left w:val="single" w:sz="4" w:space="0" w:color="888888"/>
-          <w:bottom w:val="single" w:sz="4" w:space="0" w:color="888888"/>
-          <w:right w:val="single" w:sz="4" w:space="0" w:color="888888"/>
-          <w:insideH w:val="single" w:sz="4" w:space="0" w:color="888888"/>
-          <w:insideV w:val="single" w:sz="4" w:space="0" w:color="888888"/>
-        </w:tblBorders>
-        <w:tblLook w:val="04A0" w:firstRow="1" w:lastRow="0" w:firstColumn="1" w:lastColumn="0" w:noHBand="0" w:noVBand="1"/>
-      </w:tblPr>
-      <w:tblGrid>
-        <w:gridCol w:w="3213"/>
-        <w:gridCol w:w="3212"/>
-        <w:gridCol w:w="3213"/>
-      </w:tblGrid>
-      <w:tr>
-        <w:tc>
-          <w:tcPr>
-            <w:tcW w:w="3216" w:type="dxa"/>
-            <w:shd w:val="clear" w:color="auto" w:fill="E7E7E7"/>
-          </w:tcPr>
-          <w:p>
-            <w:r>
-              <w:rPr>
-                <w:b/>
-              </w:rPr>
-              <w:t>Tabela</w:t>
-            </w:r>
-          </w:p>
-        </w:tc>
-        <w:tc>
-          <w:tcPr>
-            <w:tcW w:w="3216" w:type="dxa"/>
-            <w:shd w:val="clear" w:color="auto" w:fill="E7E7E7"/>
-          </w:tcPr>
-          <w:p>
-            <w:r>
-              <w:rPr>
-                <w:b/>
-              </w:rPr>
-              <w:t>Cardinalidade com usuario</w:t>
-            </w:r>
-          </w:p>
-        </w:tc>
-        <w:tc>
-          <w:tcPr>
-            <w:tcW w:w="3216" w:type="dxa"/>
-            <w:shd w:val="clear" w:color="auto" w:fill="E7E7E7"/>
-          </w:tcPr>
-          <w:p>
-            <w:r>
-              <w:rPr>
-                <w:b/>
-              </w:rPr>
-              <w:t>Papel</w:t>
-            </w:r>
-          </w:p>
-        </w:tc>
-      </w:tr>
-      <w:tr>
-        <w:tc>
-          <w:tcPr>
-            <w:tcW w:w="3216" w:type="dxa"/>
-          </w:tcPr>
-          <w:p>
-            <w:r>
-              <w:lastRenderedPageBreak/>
-              <w:t>usuario</w:t>
-            </w:r>
-          </w:p>
-        </w:tc>
-        <w:tc>
-          <w:tcPr>
-            <w:tcW w:w="3216" w:type="dxa"/>
-          </w:tcPr>
-          <w:p>
-            <w:r>
-              <w:t>-</w:t>
-            </w:r>
-          </w:p>
-        </w:tc>
-        <w:tc>
-          <w:tcPr>
-            <w:tcW w:w="3216" w:type="dxa"/>
-          </w:tcPr>
-          <w:p>
-            <w:r>
-              <w:t>Identidade central; dados pessoais e credenciais</w:t>
-            </w:r>
-          </w:p>
-        </w:tc>
-      </w:tr>
-      <w:tr>
-        <w:tc>
-          <w:tcPr>
-            <w:tcW w:w="3216" w:type="dxa"/>
-          </w:tcPr>
-          <w:p>
-            <w:r>
-              <w:t>perfil_adotante</w:t>
-            </w:r>
-          </w:p>
-        </w:tc>
-        <w:tc>
-          <w:tcPr>
-            <w:tcW w:w="3216" w:type="dxa"/>
-          </w:tcPr>
-          <w:p>
-            <w:r>
-              <w:t>1 - 0..1</w:t>
-            </w:r>
-          </w:p>
-        </w:tc>
-        <w:tc>
-          <w:tcPr>
-            <w:tcW w:w="3216" w:type="dxa"/>
-          </w:tcPr>
-          <w:p>
-            <w:r>
-              <w:t>Dados especificos do papel Adotante</w:t>
-            </w:r>
-          </w:p>
-        </w:tc>
-      </w:tr>
-      <w:tr>
-        <w:tc>
-          <w:tcPr>
-            <w:tcW w:w="3216" w:type="dxa"/>
-          </w:tcPr>
-          <w:p>
-            <w:r>
-              <w:t>perfil_doador</w:t>
-            </w:r>
-          </w:p>
-        </w:tc>
-        <w:tc>
-          <w:tcPr>
-            <w:tcW w:w="3216" w:type="dxa"/>
-          </w:tcPr>
-          <w:p>
-            <w:r>
-              <w:t>1 - 0..1</w:t>
-            </w:r>
-          </w:p>
-        </w:tc>
-        <w:tc>
-          <w:tcPr>
-            <w:tcW w:w="3216" w:type="dxa"/>
-          </w:tcPr>
-          <w:p>
-            <w:r>
-              <w:t>Dados especificos do papel Doador</w:t>
-            </w:r>
-          </w:p>
-        </w:tc>
-      </w:tr>
-      <w:tr>
-        <w:tc>
-          <w:tcPr>
-            <w:tcW w:w="3216" w:type="dxa"/>
-          </w:tcPr>
-          <w:p>
-            <w:r>
-              <w:t>perfil_voluntario</w:t>
-            </w:r>
-          </w:p>
-        </w:tc>
-        <w:tc>
-          <w:tcPr>
-            <w:tcW w:w="3216" w:type="dxa"/>
-          </w:tcPr>
-          <w:p>
-            <w:r>
-              <w:t>1 - 0..1</w:t>
-            </w:r>
-          </w:p>
-        </w:tc>
-        <w:tc>
-          <w:tcPr>
-            <w:tcW w:w="3216" w:type="dxa"/>
-          </w:tcPr>
-          <w:p>
-            <w:r>
-              <w:t>Dados especificos do papel Voluntario</w:t>
-            </w:r>
-          </w:p>
-        </w:tc>
-      </w:tr>
-      <w:tr>
-        <w:tc>
-          <w:tcPr>
-            <w:tcW w:w="3216" w:type="dxa"/>
-          </w:tcPr>
-          <w:p>
-            <w:r>
-              <w:t>perfil_veterinario</w:t>
-            </w:r>
-          </w:p>
-        </w:tc>
-        <w:tc>
-          <w:tcPr>
-            <w:tcW w:w="3216" w:type="dxa"/>
-          </w:tcPr>
-          <w:p>
-            <w:r>
-              <w:t>1 - 0..1</w:t>
-            </w:r>
-          </w:p>
-        </w:tc>
-        <w:tc>
-          <w:tcPr>
-            <w:tcW w:w="3216" w:type="dxa"/>
-          </w:tcPr>
-          <w:p>
-            <w:r>
-              <w:t>Dados especificos do papel Veterinario (CRMV, especialidade)</w:t>
-            </w:r>
-          </w:p>
-        </w:tc>
-      </w:tr>
-      <w:tr>
-        <w:tc>
-          <w:tcPr>
-            <w:tcW w:w="3216" w:type="dxa"/>
-          </w:tcPr>
-          <w:p>
-            <w:r>
-              <w:t>perfil_coordenador</w:t>
-            </w:r>
-          </w:p>
-        </w:tc>
-        <w:tc>
-          <w:tcPr>
-            <w:tcW w:w="3216" w:type="dxa"/>
-          </w:tcPr>
-          <w:p>
-            <w:r>
-              <w:t>1 - 0..1</w:t>
-            </w:r>
-          </w:p>
-        </w:tc>
-        <w:tc>
-          <w:tcPr>
-            <w:tcW w:w="3216" w:type="dxa"/>
-          </w:tcPr>
-          <w:p>
-            <w:r>
-              <w:t>Dados especificos do papel Coordenador</w:t>
-            </w:r>
-          </w:p>
-        </w:tc>
-      </w:tr>
-      <w:tr>
-        <w:tc>
-          <w:tcPr>
-            <w:tcW w:w="3216" w:type="dxa"/>
-          </w:tcPr>
-          <w:p>
-            <w:r>
-              <w:t>animal</w:t>
-            </w:r>
-          </w:p>
-        </w:tc>
-        <w:tc>
-          <w:tcPr>
-            <w:tcW w:w="3216" w:type="dxa"/>
-          </w:tcPr>
-          <w:p>
-            <w:r>
-              <w:t>-</w:t>
-            </w:r>
-          </w:p>
-        </w:tc>
-        <w:tc>
-          <w:tcPr>
-            <w:tcW w:w="3216" w:type="dxa"/>
-          </w:tcPr>
-          <w:p>
-            <w:r>
-              <w:t>Entidade central do negocio</w:t>
-            </w:r>
-          </w:p>
-        </w:tc>
-      </w:tr>
-      <w:tr>
-        <w:tc>
-          <w:tcPr>
-            <w:tcW w:w="3216" w:type="dxa"/>
-          </w:tcPr>
-          <w:p>
-            <w:r>
-              <w:t>registro_veterinario</w:t>
-            </w:r>
-          </w:p>
-        </w:tc>
-        <w:tc>
-          <w:tcPr>
-            <w:tcW w:w="3216" w:type="dxa"/>
-          </w:tcPr>
-          <w:p>
-            <w:r>
-              <w:t>-</w:t>
-            </w:r>
-          </w:p>
-        </w:tc>
-        <w:tc>
-          <w:tcPr>
-            <w:tcW w:w="3216" w:type="dxa"/>
-          </w:tcPr>
-          <w:p>
-            <w:r>
-              <w:t>Prontuario; FK para animal e perfil_veterinario</w:t>
-            </w:r>
-          </w:p>
-        </w:tc>
-      </w:tr>
-      <w:tr>
-        <w:tc>
-          <w:tcPr>
-            <w:tcW w:w="3216" w:type="dxa"/>
-          </w:tcPr>
-          <w:p>
-            <w:r>
-              <w:t>adocao</w:t>
-            </w:r>
-          </w:p>
-        </w:tc>
-        <w:tc>
-          <w:tcPr>
-            <w:tcW w:w="3216" w:type="dxa"/>
-          </w:tcPr>
-          <w:p>
-            <w:r>
-              <w:t>-</w:t>
-            </w:r>
-          </w:p>
-        </w:tc>
-        <w:tc>
-          <w:tcPr>
-            <w:tcW w:w="3216" w:type="dxa"/>
-          </w:tcPr>
-          <w:p>
-            <w:r>
-              <w:t>Processo de adocao; FKs para animal, perfil_adotante e perfil_coordenador</w:t>
-            </w:r>
-          </w:p>
-        </w:tc>
-      </w:tr>
-      <w:tr>
-        <w:tc>
-          <w:tcPr>
-            <w:tcW w:w="3216" w:type="dxa"/>
-          </w:tcPr>
-          <w:p>
-            <w:r>
-              <w:t>doacao</w:t>
-            </w:r>
-          </w:p>
-        </w:tc>
-        <w:tc>
-          <w:tcPr>
-            <w:tcW w:w="3216" w:type="dxa"/>
-          </w:tcPr>
-          <w:p>
-            <w:r>
-              <w:t>-</w:t>
-            </w:r>
-          </w:p>
-        </w:tc>
-        <w:tc>
-          <w:tcPr>
-            <w:tcW w:w="3216" w:type="dxa"/>
-          </w:tcPr>
-          <w:p>
-            <w:r>
-              <w:t>Aporte financeiro; FK para perfil_doador</w:t>
-            </w:r>
-          </w:p>
-        </w:tc>
-      </w:tr>
-      <w:tr>
-        <w:tc>
-          <w:tcPr>
-            <w:tcW w:w="3216" w:type="dxa"/>
-          </w:tcPr>
-          <w:p>
-            <w:r>
-              <w:t>relatorio</w:t>
-            </w:r>
-          </w:p>
-        </w:tc>
-        <w:tc>
-          <w:tcPr>
-            <w:tcW w:w="3216" w:type="dxa"/>
-          </w:tcPr>
-          <w:p>
-            <w:r>
-              <w:t>-</w:t>
-            </w:r>
-          </w:p>
-        </w:tc>
-        <w:tc>
-          <w:tcPr>
-            <w:tcW w:w="3216" w:type="dxa"/>
-          </w:tcPr>
-          <w:p>
-            <w:r>
-              <w:t>Saida agregada; FK para perfil_coordenador</w:t>
-            </w:r>
-          </w:p>
-        </w:tc>
-      </w:tr>
-    </w:tbl>
-    <w:p/>
-    <w:p>
-      <w:pPr>
-        <w:jc w:val="both"/>
-      </w:pPr>
-      <w:r>
-        <w:t>Nas cinco tabelas perfil_* a coluna usuario_id e simultaneamente PK e FK para usuario(id) - caracteristica da Abordagem C que garante a cardinalidade 1:1 opcional sem coluna tipo_perfil discriminadora e sem heranca no banco.</w:t>
-      </w:r>
-    </w:p>
-    <w:p>
-      <w:pPr>
-        <w:jc w:val="center"/>
-      </w:pPr>
-      <w:r>
-        <w:rPr>
-          <w:noProof/>
-        </w:rPr>
-        <w:drawing>
-          <wp:inline distT="0" distB="0" distL="0" distR="0" wp14:anchorId="444420D5" wp14:editId="04AC5BC8">
-            <wp:extent cx="5400000" cy="2478303"/>
-            <wp:effectExtent l="0" t="0" r="0" b="0"/>
-            <wp:docPr id="29" name="Picture 29"/>
-            <wp:cNvGraphicFramePr>
-              <a:graphicFrameLocks xmlns:a="http://schemas.openxmlformats.org/drawingml/2006/main" noChangeAspect="1"/>
-            </wp:cNvGraphicFramePr>
-            <a:graphic xmlns:a="http://schemas.openxmlformats.org/drawingml/2006/main">
-              <a:graphicData uri="http://schemas.openxmlformats.org/drawingml/2006/picture">
-                <pic:pic xmlns:pic="http://schemas.openxmlformats.org/drawingml/2006/picture">
-                  <pic:nvPicPr>
-                    <pic:cNvPr id="0" name="image.png"/>
-                    <pic:cNvPicPr/>
-                  </pic:nvPicPr>
-                  <pic:blipFill>
-                    <a:blip r:embed="rId35"/>
-                    <a:stretch>
-                      <a:fillRect/>
-                    </a:stretch>
-                  </pic:blipFill>
-                  <pic:spPr>
-                    <a:xfrm>
-                      <a:off x="0" y="0"/>
                       <a:ext cx="5400000" cy="2478303"/>
                     </a:xfrm>
                     <a:prstGeom prst="rect">
@@ -9657,7 +9164,8 @@
           <w:i/>
           <w:sz w:val="20"/>
         </w:rPr>
-        <w:t>Figura 29 - Diagrama Entidade-Relacionamento do PataAmiga (PostgreSQL)</w:t>
+        <w:lastRenderedPageBreak/>
+        <w:t>Figura 26 - Diagrama Entidade-Relacionamento do PataAmiga (PostgreSQL)</w:t>
       </w:r>
     </w:p>
     <w:p/>
@@ -9665,12 +9173,11 @@
       <w:pPr>
         <w:pStyle w:val="Ttulo2"/>
       </w:pPr>
-      <w:bookmarkStart w:id="30" w:name="_Toc230811667"/>
-      <w:r>
-        <w:lastRenderedPageBreak/>
+      <w:bookmarkStart w:id="28" w:name="_Toc231081824"/>
+      <w:r>
         <w:t>4.2. Estrategia de Mapeamento Objeto-Relacional</w:t>
       </w:r>
-      <w:bookmarkEnd w:id="30"/>
+      <w:bookmarkEnd w:id="28"/>
     </w:p>
     <w:p>
       <w:pPr>
@@ -9684,11 +9191,11 @@
       <w:pPr>
         <w:pStyle w:val="Ttulo3"/>
       </w:pPr>
-      <w:bookmarkStart w:id="31" w:name="_Toc230811668"/>
+      <w:bookmarkStart w:id="29" w:name="_Toc231081825"/>
       <w:r>
         <w:t>4.2.1. Convencoes gerais</w:t>
       </w:r>
-      <w:bookmarkEnd w:id="31"/>
+      <w:bookmarkEnd w:id="29"/>
     </w:p>
     <w:tbl>
       <w:tblPr>
@@ -9941,11 +9448,11 @@
       <w:pPr>
         <w:pStyle w:val="Ttulo3"/>
       </w:pPr>
-      <w:bookmarkStart w:id="32" w:name="_Toc230811669"/>
+      <w:bookmarkStart w:id="30" w:name="_Toc231081826"/>
       <w:r>
         <w:t>4.2.2. Mapeamento da Abordagem C (Usuario + Perfis)</w:t>
       </w:r>
-      <w:bookmarkEnd w:id="32"/>
+      <w:bookmarkEnd w:id="30"/>
     </w:p>
     <w:p>
       <w:pPr>
@@ -10010,6 +9517,7 @@
           <w:rFonts w:ascii="Consolas" w:hAnsi="Consolas"/>
           <w:sz w:val="18"/>
         </w:rPr>
+        <w:lastRenderedPageBreak/>
         <w:br/>
         <w:t xml:space="preserve">    @Column(nullable = false, unique = true, length = 120)</w:t>
       </w:r>
@@ -10034,13 +9542,6 @@
           <w:sz w:val="18"/>
         </w:rPr>
         <w:br/>
-      </w:r>
-      <w:r>
-        <w:rPr>
-          <w:rFonts w:ascii="Consolas" w:hAnsi="Consolas"/>
-          <w:sz w:val="18"/>
-        </w:rPr>
-        <w:lastRenderedPageBreak/>
         <w:t xml:space="preserve">    @OneToOne(mappedBy = "usuario", cascade = CascadeType.ALL,</w:t>
       </w:r>
       <w:r>
@@ -10224,11 +9725,11 @@
       <w:pPr>
         <w:pStyle w:val="Ttulo3"/>
       </w:pPr>
-      <w:bookmarkStart w:id="33" w:name="_Toc230811670"/>
+      <w:bookmarkStart w:id="31" w:name="_Toc231081827"/>
       <w:r>
         <w:t>4.2.3. Mapeamento dos principais relacionamentos</w:t>
       </w:r>
-      <w:bookmarkEnd w:id="33"/>
+      <w:bookmarkEnd w:id="31"/>
     </w:p>
     <w:tbl>
       <w:tblPr>
@@ -10395,6 +9896,7 @@
           </w:tcPr>
           <w:p>
             <w:r>
+              <w:lastRenderedPageBreak/>
               <w:t>PerfilAdotante "1" -&gt; "0..*" Adocao</w:t>
             </w:r>
           </w:p>
@@ -10427,7 +9929,6 @@
           </w:tcPr>
           <w:p>
             <w:r>
-              <w:lastRenderedPageBreak/>
               <w:t>PerfilCoordenador "0..1" -&gt; "0..*" Adocao</w:t>
             </w:r>
           </w:p>
@@ -10523,11 +10024,11 @@
       <w:pPr>
         <w:pStyle w:val="Ttulo3"/>
       </w:pPr>
-      <w:bookmarkStart w:id="34" w:name="_Toc230811671"/>
+      <w:bookmarkStart w:id="32" w:name="_Toc231081828"/>
       <w:r>
         <w:t>4.2.4. Estrategias de busca (FetchType) e cascata</w:t>
       </w:r>
-      <w:bookmarkEnd w:id="34"/>
+      <w:bookmarkEnd w:id="32"/>
     </w:p>
     <w:p>
       <w:pPr>
@@ -10561,11 +10062,11 @@
       <w:pPr>
         <w:pStyle w:val="Ttulo3"/>
       </w:pPr>
-      <w:bookmarkStart w:id="35" w:name="_Toc230811672"/>
+      <w:bookmarkStart w:id="33" w:name="_Toc231081829"/>
       <w:r>
         <w:t>4.2.5. Versionamento de schema</w:t>
       </w:r>
-      <w:bookmarkEnd w:id="35"/>
+      <w:bookmarkEnd w:id="33"/>
     </w:p>
     <w:p>
       <w:pPr>
@@ -10576,7 +10077,7 @@
       </w:r>
     </w:p>
     <w:sectPr>
-      <w:headerReference w:type="default" r:id="rId36"/>
+      <w:headerReference w:type="default" r:id="rId33"/>
       <w:pgSz w:w="12240" w:h="15840"/>
       <w:pgMar w:top="1440" w:right="1296" w:bottom="1440" w:left="1296" w:header="720" w:footer="720" w:gutter="0"/>
       <w:pgNumType w:start="1"/>
@@ -10649,7 +10150,6 @@
         <w:szCs w:val="20"/>
       </w:rPr>
     </w:pPr>
-    <w:proofErr w:type="spellStart"/>
     <w:r>
       <w:rPr>
         <w:b/>
@@ -10658,9 +10158,8 @@
         <w:sz w:val="20"/>
         <w:szCs w:val="20"/>
       </w:rPr>
-      <w:t>Documentação</w:t>
+      <w:t xml:space="preserve">Documentação de Projeto para o Sistema </w:t>
     </w:r>
-    <w:proofErr w:type="spellEnd"/>
     <w:r>
       <w:rPr>
         <w:b/>
@@ -10669,51 +10168,7 @@
         <w:sz w:val="20"/>
         <w:szCs w:val="20"/>
       </w:rPr>
-      <w:t xml:space="preserve"> de </w:t>
-    </w:r>
-    <w:proofErr w:type="spellStart"/>
-    <w:r>
-      <w:rPr>
-        <w:b/>
-        <w:i/>
-        <w:color w:val="000000"/>
-        <w:sz w:val="20"/>
-        <w:szCs w:val="20"/>
-      </w:rPr>
-      <w:t>Projeto</w:t>
-    </w:r>
-    <w:proofErr w:type="spellEnd"/>
-    <w:r>
-      <w:rPr>
-        <w:b/>
-        <w:i/>
-        <w:color w:val="000000"/>
-        <w:sz w:val="20"/>
-        <w:szCs w:val="20"/>
-      </w:rPr>
-      <w:t xml:space="preserve"> para o Sistema </w:t>
-    </w:r>
-    <w:proofErr w:type="spellStart"/>
-    <w:r>
-      <w:rPr>
-        <w:b/>
-        <w:i/>
-        <w:color w:val="000000"/>
-        <w:sz w:val="20"/>
-        <w:szCs w:val="20"/>
-      </w:rPr>
-      <w:t>PataAmiga</w:t>
-    </w:r>
-    <w:proofErr w:type="spellEnd"/>
-    <w:r>
-      <w:rPr>
-        <w:b/>
-        <w:i/>
-        <w:color w:val="000000"/>
-        <w:sz w:val="20"/>
-        <w:szCs w:val="20"/>
-      </w:rPr>
-      <w:t xml:space="preserve">                                                                                     </w:t>
+      <w:t xml:space="preserve">PataAmiga                                                                                     </w:t>
     </w:r>
     <w:r>
       <w:rPr>
